--- a/ApêndiceA-GestãodoProjeto/FalaCidade_GestaoDoProjeto_v4.docx
+++ b/ApêndiceA-GestãodoProjeto/FalaCidade_GestaoDoProjeto_v4.docx
@@ -325,7 +325,7 @@
     <w:sdt>
       <w:sdtPr>
         <w:rPr>
-          <w:rFonts w:ascii="Times New Roman" w:eastAsia="Times New Roman" w:hAnsi="Times New Roman" w:cs="Times New Roman"/>
+          <w:rFonts w:ascii="Arial" w:eastAsia="Times New Roman" w:hAnsi="Arial" w:cs="Arial"/>
           <w:color w:val="auto"/>
           <w:sz w:val="24"/>
           <w:szCs w:val="22"/>
@@ -10269,7 +10269,7 @@
   <w:docDefaults>
     <w:rPrDefault>
       <w:rPr>
-        <w:rFonts w:ascii="Times New Roman" w:eastAsia="Times New Roman" w:hAnsi="Times New Roman" w:cs="Times New Roman"/>
+        <w:rFonts w:ascii="Arial" w:eastAsia="Times New Roman" w:hAnsi="Arial" w:cs="Arial"/>
         <w:lang w:val="pt-BR" w:eastAsia="pt-BR" w:bidi="ar-SA"/>
       </w:rPr>
     </w:rPrDefault>
@@ -11066,7 +11066,7 @@
     <w:qFormat/>
     <w:rsid w:val="00961041"/>
     <w:rPr>
-      <w:rFonts w:ascii="Times New Roman" w:hAnsi="Times New Roman"/>
+      <w:rFonts w:ascii="Arial" w:hAnsi="Arial"/>
       <w:bCs/>
       <w:sz w:val="20"/>
     </w:rPr>

--- a/ApêndiceA-GestãodoProjeto/FalaCidade_GestaoDoProjeto_v4.docx
+++ b/ApêndiceA-GestãodoProjeto/FalaCidade_GestaoDoProjeto_v4.docx
@@ -4,7 +4,7 @@
   <w:body>
     <w:p>
       <w:pPr>
-        <w:pStyle w:val="1463"/>
+        <w:pStyle w:val="1627"/>
         <w:pBdr/>
         <w:spacing/>
         <w:ind/>
@@ -40,25 +40,6 @@
           <w:szCs w:val="24"/>
         </w:rPr>
       </w:r>
-    </w:p>
-    <w:p>
-      <w:pPr>
-        <w:pStyle w:val="1463"/>
-        <w:pBdr/>
-        <w:spacing/>
-        <w:ind/>
-        <w:rPr>
-          <w:sz w:val="24"/>
-          <w:szCs w:val="24"/>
-        </w:rPr>
-      </w:pPr>
-      <w:r>
-        <w:rPr>
-          <w:sz w:val="24"/>
-          <w:szCs w:val="24"/>
-        </w:rPr>
-        <w:t xml:space="preserve">CURSO DE SISTEMAS DE INFORMAÇÃO</w:t>
-      </w:r>
       <w:r>
         <w:rPr>
           <w:sz w:val="24"/>
@@ -68,7 +49,7 @@
     </w:p>
     <w:p>
       <w:pPr>
-        <w:pStyle w:val="1463"/>
+        <w:pStyle w:val="1627"/>
         <w:pBdr/>
         <w:spacing/>
         <w:ind/>
@@ -77,6 +58,13 @@
           <w:szCs w:val="24"/>
         </w:rPr>
       </w:pPr>
+      <w:r>
+        <w:rPr>
+          <w:sz w:val="24"/>
+          <w:szCs w:val="24"/>
+        </w:rPr>
+        <w:t xml:space="preserve">CURSO DE SISTEMAS DE INFORMAÇÃO</w:t>
+      </w:r>
       <w:r>
         <w:rPr>
           <w:sz w:val="24"/>
@@ -92,7 +80,7 @@
     </w:p>
     <w:p>
       <w:pPr>
-        <w:pStyle w:val="1463"/>
+        <w:pStyle w:val="1627"/>
         <w:pBdr/>
         <w:spacing/>
         <w:ind/>
@@ -101,81 +89,12 @@
           <w:szCs w:val="24"/>
         </w:rPr>
       </w:pPr>
-      <w:r>
-        <w:rPr>
-          <w:sz w:val="24"/>
-          <w:szCs w:val="24"/>
-        </w:rPr>
-        <w:t xml:space="preserve">LUCAS FIORRIGI FURLAN</w:t>
-      </w:r>
       <w:r>
         <w:rPr>
           <w:sz w:val="24"/>
           <w:szCs w:val="24"/>
         </w:rPr>
       </w:r>
-    </w:p>
-    <w:p>
-      <w:pPr>
-        <w:pStyle w:val="1463"/>
-        <w:pBdr/>
-        <w:spacing/>
-        <w:ind/>
-        <w:rPr>
-          <w:sz w:val="24"/>
-          <w:szCs w:val="24"/>
-        </w:rPr>
-      </w:pPr>
-      <w:r>
-        <w:rPr>
-          <w:sz w:val="24"/>
-          <w:szCs w:val="24"/>
-        </w:rPr>
-        <w:t xml:space="preserve">MIGUEL MARTINS LIMA</w:t>
-      </w:r>
-      <w:r>
-        <w:rPr>
-          <w:sz w:val="24"/>
-          <w:szCs w:val="24"/>
-        </w:rPr>
-      </w:r>
-    </w:p>
-    <w:p>
-      <w:pPr>
-        <w:pStyle w:val="1463"/>
-        <w:pBdr/>
-        <w:spacing/>
-        <w:ind/>
-        <w:rPr>
-          <w:sz w:val="24"/>
-          <w:szCs w:val="24"/>
-        </w:rPr>
-      </w:pPr>
-      <w:r>
-        <w:rPr>
-          <w:sz w:val="24"/>
-          <w:szCs w:val="24"/>
-        </w:rPr>
-        <w:t xml:space="preserve">RODRIGO PEREIRA ROMANO</w:t>
-      </w:r>
-      <w:r>
-        <w:rPr>
-          <w:sz w:val="24"/>
-          <w:szCs w:val="24"/>
-        </w:rPr>
-      </w:r>
-    </w:p>
-    <w:p>
-      <w:pPr>
-        <w:pStyle w:val="1463"/>
-        <w:pBdr/>
-        <w:spacing/>
-        <w:ind/>
-        <w:rPr>
-          <w:sz w:val="24"/>
-          <w:szCs w:val="24"/>
-        </w:rPr>
-      </w:pPr>
       <w:r>
         <w:rPr>
           <w:sz w:val="24"/>
@@ -191,7 +110,7 @@
     </w:p>
     <w:p>
       <w:pPr>
-        <w:pStyle w:val="1463"/>
+        <w:pStyle w:val="1627"/>
         <w:pBdr/>
         <w:spacing/>
         <w:ind/>
@@ -200,6 +119,13 @@
           <w:szCs w:val="24"/>
         </w:rPr>
       </w:pPr>
+      <w:r>
+        <w:rPr>
+          <w:sz w:val="24"/>
+          <w:szCs w:val="24"/>
+        </w:rPr>
+        <w:t xml:space="preserve">LUCAS FIORRIGI FURLAN</w:t>
+      </w:r>
       <w:r>
         <w:rPr>
           <w:sz w:val="24"/>
@@ -215,7 +141,7 @@
     </w:p>
     <w:p>
       <w:pPr>
-        <w:pStyle w:val="1463"/>
+        <w:pStyle w:val="1627"/>
         <w:pBdr/>
         <w:spacing/>
         <w:ind/>
@@ -224,6 +150,13 @@
           <w:szCs w:val="24"/>
         </w:rPr>
       </w:pPr>
+      <w:r>
+        <w:rPr>
+          <w:sz w:val="24"/>
+          <w:szCs w:val="24"/>
+        </w:rPr>
+        <w:t xml:space="preserve">MIGUEL MARTINS LIMA</w:t>
+      </w:r>
       <w:r>
         <w:rPr>
           <w:sz w:val="24"/>
@@ -239,7 +172,7 @@
     </w:p>
     <w:p>
       <w:pPr>
-        <w:pStyle w:val="1463"/>
+        <w:pStyle w:val="1627"/>
         <w:pBdr/>
         <w:spacing/>
         <w:ind/>
@@ -248,6 +181,13 @@
           <w:szCs w:val="24"/>
         </w:rPr>
       </w:pPr>
+      <w:r>
+        <w:rPr>
+          <w:sz w:val="24"/>
+          <w:szCs w:val="24"/>
+        </w:rPr>
+        <w:t xml:space="preserve">RODRIGO PEREIRA ROMANO</w:t>
+      </w:r>
       <w:r>
         <w:rPr>
           <w:sz w:val="24"/>
@@ -263,7 +203,7 @@
     </w:p>
     <w:p>
       <w:pPr>
-        <w:pStyle w:val="1463"/>
+        <w:pStyle w:val="1627"/>
         <w:pBdr/>
         <w:spacing/>
         <w:ind/>
@@ -272,6 +212,12 @@
           <w:szCs w:val="24"/>
         </w:rPr>
       </w:pPr>
+      <w:r>
+        <w:rPr>
+          <w:sz w:val="24"/>
+          <w:szCs w:val="24"/>
+        </w:rPr>
+      </w:r>
       <w:r>
         <w:rPr>
           <w:sz w:val="24"/>
@@ -287,7 +233,7 @@
     </w:p>
     <w:p>
       <w:pPr>
-        <w:pStyle w:val="1463"/>
+        <w:pStyle w:val="1627"/>
         <w:pBdr/>
         <w:spacing/>
         <w:ind/>
@@ -296,6 +242,12 @@
           <w:szCs w:val="24"/>
         </w:rPr>
       </w:pPr>
+      <w:r>
+        <w:rPr>
+          <w:sz w:val="24"/>
+          <w:szCs w:val="24"/>
+        </w:rPr>
+      </w:r>
       <w:r>
         <w:rPr>
           <w:sz w:val="24"/>
@@ -311,7 +263,7 @@
     </w:p>
     <w:p>
       <w:pPr>
-        <w:pStyle w:val="1463"/>
+        <w:pStyle w:val="1627"/>
         <w:pBdr/>
         <w:spacing/>
         <w:ind/>
@@ -320,71 +272,12 @@
           <w:szCs w:val="24"/>
         </w:rPr>
       </w:pPr>
-      <w:r>
-        <w:rPr>
-          <w:sz w:val="24"/>
-          <w:szCs w:val="24"/>
-        </w:rPr>
-        <w:t xml:space="preserve">SISTEMA DE INFORMAÇÃO PARA REPORTE DE OCORRÊNCIAS E APOIO À GESTÃO DE ZELADORIA PÚBLICA: FALA, CIDADE!</w:t>
-      </w:r>
       <w:r>
         <w:rPr>
           <w:sz w:val="24"/>
           <w:szCs w:val="24"/>
         </w:rPr>
       </w:r>
-    </w:p>
-    <w:p>
-      <w:pPr>
-        <w:pBdr/>
-        <w:spacing/>
-        <w:ind/>
-        <w:rPr>
-          <w:szCs w:val="24"/>
-        </w:rPr>
-      </w:pPr>
-      <w:r>
-        <w:rPr>
-          <w:szCs w:val="24"/>
-        </w:rPr>
-      </w:r>
-      <w:r>
-        <w:rPr>
-          <w:szCs w:val="24"/>
-        </w:rPr>
-      </w:r>
-    </w:p>
-    <w:p>
-      <w:pPr>
-        <w:pBdr/>
-        <w:spacing/>
-        <w:ind/>
-        <w:rPr>
-          <w:szCs w:val="24"/>
-        </w:rPr>
-      </w:pPr>
-      <w:r>
-        <w:rPr>
-          <w:szCs w:val="24"/>
-        </w:rPr>
-      </w:r>
-      <w:r>
-        <w:rPr>
-          <w:szCs w:val="24"/>
-        </w:rPr>
-      </w:r>
-    </w:p>
-    <w:p>
-      <w:pPr>
-        <w:pStyle w:val="1463"/>
-        <w:pBdr/>
-        <w:spacing/>
-        <w:ind/>
-        <w:rPr>
-          <w:sz w:val="24"/>
-          <w:szCs w:val="24"/>
-        </w:rPr>
-      </w:pPr>
       <w:r>
         <w:rPr>
           <w:sz w:val="24"/>
@@ -400,7 +293,7 @@
     </w:p>
     <w:p>
       <w:pPr>
-        <w:pStyle w:val="1463"/>
+        <w:pStyle w:val="1627"/>
         <w:pBdr/>
         <w:spacing/>
         <w:ind/>
@@ -409,6 +302,12 @@
           <w:szCs w:val="24"/>
         </w:rPr>
       </w:pPr>
+      <w:r>
+        <w:rPr>
+          <w:sz w:val="24"/>
+          <w:szCs w:val="24"/>
+        </w:rPr>
+      </w:r>
       <w:r>
         <w:rPr>
           <w:sz w:val="24"/>
@@ -424,7 +323,7 @@
     </w:p>
     <w:p>
       <w:pPr>
-        <w:pStyle w:val="1463"/>
+        <w:pStyle w:val="1627"/>
         <w:pBdr/>
         <w:spacing/>
         <w:ind/>
@@ -433,6 +332,12 @@
           <w:szCs w:val="24"/>
         </w:rPr>
       </w:pPr>
+      <w:r>
+        <w:rPr>
+          <w:sz w:val="24"/>
+          <w:szCs w:val="24"/>
+        </w:rPr>
+      </w:r>
       <w:r>
         <w:rPr>
           <w:sz w:val="24"/>
@@ -448,7 +353,7 @@
     </w:p>
     <w:p>
       <w:pPr>
-        <w:pStyle w:val="1463"/>
+        <w:pStyle w:val="1627"/>
         <w:pBdr/>
         <w:spacing/>
         <w:ind/>
@@ -457,6 +362,12 @@
           <w:szCs w:val="24"/>
         </w:rPr>
       </w:pPr>
+      <w:r>
+        <w:rPr>
+          <w:sz w:val="24"/>
+          <w:szCs w:val="24"/>
+        </w:rPr>
+      </w:r>
       <w:r>
         <w:rPr>
           <w:sz w:val="24"/>
@@ -472,7 +383,7 @@
     </w:p>
     <w:p>
       <w:pPr>
-        <w:pStyle w:val="1463"/>
+        <w:pStyle w:val="1627"/>
         <w:pBdr/>
         <w:spacing/>
         <w:ind/>
@@ -481,6 +392,13 @@
           <w:szCs w:val="24"/>
         </w:rPr>
       </w:pPr>
+      <w:r>
+        <w:rPr>
+          <w:sz w:val="24"/>
+          <w:szCs w:val="24"/>
+        </w:rPr>
+        <w:t xml:space="preserve">SISTEMA DE INFORMAÇÃO PARA REPORTE DE OCORRÊNCIAS E APOIO À GESTÃO DE ZELADORIA PÚBLICA: FALA, CIDADE!</w:t>
+      </w:r>
       <w:r>
         <w:rPr>
           <w:sz w:val="24"/>
@@ -496,7 +414,57 @@
     </w:p>
     <w:p>
       <w:pPr>
-        <w:pStyle w:val="1463"/>
+        <w:pBdr/>
+        <w:spacing/>
+        <w:ind/>
+        <w:rPr>
+          <w:szCs w:val="24"/>
+        </w:rPr>
+      </w:pPr>
+      <w:r>
+        <w:rPr>
+          <w:szCs w:val="24"/>
+        </w:rPr>
+      </w:r>
+      <w:r>
+        <w:rPr>
+          <w:szCs w:val="24"/>
+        </w:rPr>
+      </w:r>
+      <w:r>
+        <w:rPr>
+          <w:szCs w:val="24"/>
+        </w:rPr>
+      </w:r>
+    </w:p>
+    <w:p>
+      <w:pPr>
+        <w:pBdr/>
+        <w:spacing/>
+        <w:ind/>
+        <w:rPr>
+          <w:szCs w:val="24"/>
+        </w:rPr>
+      </w:pPr>
+      <w:r>
+        <w:rPr>
+          <w:szCs w:val="24"/>
+        </w:rPr>
+      </w:r>
+      <w:r>
+        <w:rPr>
+          <w:szCs w:val="24"/>
+        </w:rPr>
+      </w:r>
+      <w:r>
+        <w:rPr>
+          <w:szCs w:val="24"/>
+        </w:rPr>
+      </w:r>
+    </w:p>
+    <w:p>
+      <w:pPr>
+        <w:pStyle w:val="1627"/>
         <w:pBdr/>
         <w:spacing/>
         <w:ind/>
@@ -505,6 +473,12 @@
           <w:szCs w:val="24"/>
         </w:rPr>
       </w:pPr>
+      <w:r>
+        <w:rPr>
+          <w:sz w:val="24"/>
+          <w:szCs w:val="24"/>
+        </w:rPr>
+      </w:r>
       <w:r>
         <w:rPr>
           <w:sz w:val="24"/>
@@ -520,7 +494,157 @@
     </w:p>
     <w:p>
       <w:pPr>
-        <w:pStyle w:val="1463"/>
+        <w:pStyle w:val="1627"/>
+        <w:pBdr/>
+        <w:spacing/>
+        <w:ind/>
+        <w:rPr>
+          <w:sz w:val="24"/>
+          <w:szCs w:val="24"/>
+        </w:rPr>
+      </w:pPr>
+      <w:r>
+        <w:rPr>
+          <w:sz w:val="24"/>
+          <w:szCs w:val="24"/>
+        </w:rPr>
+      </w:r>
+      <w:r>
+        <w:rPr>
+          <w:sz w:val="24"/>
+          <w:szCs w:val="24"/>
+        </w:rPr>
+      </w:r>
+      <w:r>
+        <w:rPr>
+          <w:sz w:val="24"/>
+          <w:szCs w:val="24"/>
+        </w:rPr>
+      </w:r>
+    </w:p>
+    <w:p>
+      <w:pPr>
+        <w:pStyle w:val="1627"/>
+        <w:pBdr/>
+        <w:spacing/>
+        <w:ind/>
+        <w:rPr>
+          <w:sz w:val="24"/>
+          <w:szCs w:val="24"/>
+        </w:rPr>
+      </w:pPr>
+      <w:r>
+        <w:rPr>
+          <w:sz w:val="24"/>
+          <w:szCs w:val="24"/>
+        </w:rPr>
+      </w:r>
+      <w:r>
+        <w:rPr>
+          <w:sz w:val="24"/>
+          <w:szCs w:val="24"/>
+        </w:rPr>
+      </w:r>
+      <w:r>
+        <w:rPr>
+          <w:sz w:val="24"/>
+          <w:szCs w:val="24"/>
+        </w:rPr>
+      </w:r>
+    </w:p>
+    <w:p>
+      <w:pPr>
+        <w:pStyle w:val="1627"/>
+        <w:pBdr/>
+        <w:spacing/>
+        <w:ind/>
+        <w:rPr>
+          <w:sz w:val="24"/>
+          <w:szCs w:val="24"/>
+        </w:rPr>
+      </w:pPr>
+      <w:r>
+        <w:rPr>
+          <w:sz w:val="24"/>
+          <w:szCs w:val="24"/>
+        </w:rPr>
+      </w:r>
+      <w:r>
+        <w:rPr>
+          <w:sz w:val="24"/>
+          <w:szCs w:val="24"/>
+        </w:rPr>
+      </w:r>
+      <w:r>
+        <w:rPr>
+          <w:sz w:val="24"/>
+          <w:szCs w:val="24"/>
+        </w:rPr>
+      </w:r>
+    </w:p>
+    <w:p>
+      <w:pPr>
+        <w:pStyle w:val="1627"/>
+        <w:pBdr/>
+        <w:spacing/>
+        <w:ind/>
+        <w:rPr>
+          <w:sz w:val="24"/>
+          <w:szCs w:val="24"/>
+        </w:rPr>
+      </w:pPr>
+      <w:r>
+        <w:rPr>
+          <w:sz w:val="24"/>
+          <w:szCs w:val="24"/>
+        </w:rPr>
+      </w:r>
+      <w:r>
+        <w:rPr>
+          <w:sz w:val="24"/>
+          <w:szCs w:val="24"/>
+        </w:rPr>
+      </w:r>
+      <w:r>
+        <w:rPr>
+          <w:sz w:val="24"/>
+          <w:szCs w:val="24"/>
+        </w:rPr>
+      </w:r>
+    </w:p>
+    <w:p>
+      <w:pPr>
+        <w:pStyle w:val="1627"/>
+        <w:pBdr/>
+        <w:spacing/>
+        <w:ind/>
+        <w:rPr>
+          <w:sz w:val="24"/>
+          <w:szCs w:val="24"/>
+        </w:rPr>
+      </w:pPr>
+      <w:r>
+        <w:rPr>
+          <w:sz w:val="24"/>
+          <w:szCs w:val="24"/>
+        </w:rPr>
+      </w:r>
+      <w:r>
+        <w:rPr>
+          <w:sz w:val="24"/>
+          <w:szCs w:val="24"/>
+        </w:rPr>
+      </w:r>
+      <w:r>
+        <w:rPr>
+          <w:sz w:val="24"/>
+          <w:szCs w:val="24"/>
+        </w:rPr>
+      </w:r>
+    </w:p>
+    <w:p>
+      <w:pPr>
+        <w:pStyle w:val="1627"/>
         <w:pBdr/>
         <w:spacing/>
         <w:ind/>
@@ -549,10 +673,16 @@
           <w:szCs w:val="24"/>
         </w:rPr>
       </w:r>
+      <w:r>
+        <w:rPr>
+          <w:sz w:val="24"/>
+          <w:szCs w:val="24"/>
+        </w:rPr>
+      </w:r>
     </w:p>
     <w:p>
       <w:pPr>
-        <w:pStyle w:val="1463"/>
+        <w:pStyle w:val="1627"/>
         <w:pBdr/>
         <w:spacing/>
         <w:ind/>
@@ -588,6 +718,12 @@
           <w:szCs w:val="24"/>
         </w:rPr>
       </w:r>
+      <w:r>
+        <w:rPr>
+          <w:sz w:val="24"/>
+          <w:szCs w:val="24"/>
+        </w:rPr>
+      </w:r>
     </w:p>
     <w:p>
       <w:pPr>
@@ -608,10 +744,16 @@
           <w:szCs w:val="20"/>
         </w:rPr>
       </w:r>
+      <w:r>
+        <w:rPr>
+          <w:sz w:val="28"/>
+          <w:szCs w:val="20"/>
+        </w:rPr>
+      </w:r>
     </w:p>
     <w:p>
       <w:pPr>
-        <w:pStyle w:val="1462"/>
+        <w:pStyle w:val="1626"/>
         <w:pBdr/>
         <w:spacing/>
         <w:ind/>
@@ -624,13 +766,12 @@
     </w:p>
     <w:p>
       <w:pPr>
-        <w:pStyle w:val="1462"/>
+        <w:pStyle w:val="1626"/>
         <w:pBdr/>
         <w:spacing/>
         <w:ind/>
         <w:rPr/>
       </w:pPr>
-      <w:r/>
       <w:r/>
       <w:r/>
     </w:p>
@@ -652,7 +793,7 @@
       <w:sdtContent>
         <w:p>
           <w:pPr>
-            <w:pStyle w:val="1481"/>
+            <w:pStyle w:val="1645"/>
             <w:pBdr/>
             <w:spacing/>
             <w:ind/>
@@ -663,18 +804,14 @@
         </w:p>
         <w:p>
           <w:pPr>
-            <w:pStyle w:val="1457"/>
+            <w:pStyle w:val="1621"/>
             <w:pBdr/>
             <w:tabs>
               <w:tab w:val="right" w:leader="dot" w:pos="9062"/>
             </w:tabs>
             <w:spacing/>
             <w:ind/>
-            <w:rPr>
-              <w:rFonts w:asciiTheme="minorHAnsi" w:hAnsiTheme="minorHAnsi" w:eastAsiaTheme="minorEastAsia" w:cstheme="minorBidi"/>
-              <w:b w:val="0"/>
-              <w:sz w:val="22"/>
-            </w:rPr>
+            <w:rPr/>
           </w:pPr>
           <w:r>
             <w:rPr>
@@ -694,505 +831,569 @@
             </w:rPr>
             <w:fldChar w:fldCharType="separate"/>
           </w:r>
-          <w:hyperlink w:tooltip="#_Toc204949122" w:anchor="_Toc204949122" w:history="1">
+          <w:r/>
+          <w:hyperlink w:tooltip="#_Toc1" w:anchor="_Toc1" w:history="1">
             <w:r>
               <w:rPr>
-                <w:rStyle w:val="1460"/>
+                <w:rStyle w:val="1624"/>
               </w:rPr>
-              <w:t xml:space="preserve">1 PROJETO DE SISTEMA DISTRIBUÍDO</w:t>
+            </w:r>
+            <w:r>
+              <w:rPr>
+                <w:rStyle w:val="1624"/>
+              </w:rPr>
+              <w:t xml:space="preserve">1 GESTÃO DO PROJETO</w:t>
+            </w:r>
+            <w:r>
+              <w:rPr>
+                <w:rStyle w:val="1624"/>
+              </w:rPr>
             </w:r>
             <w:r>
               <w:tab/>
             </w:r>
             <w:r>
               <w:fldChar w:fldCharType="begin"/>
-            </w:r>
-            <w:r>
-              <w:instrText xml:space="preserve"> PAGEREF _Toc204949122 \h </w:instrText>
-            </w:r>
-            <w:r/>
-            <w:r>
+              <w:instrText xml:space="preserve">PAGEREF _Toc1 \h</w:instrText>
               <w:fldChar w:fldCharType="separate"/>
-            </w:r>
-            <w:r>
               <w:t xml:space="preserve">3</w:t>
-            </w:r>
-            <w:r>
               <w:fldChar w:fldCharType="end"/>
             </w:r>
           </w:hyperlink>
           <w:r/>
-          <w:r>
-            <w:rPr>
-              <w:rFonts w:asciiTheme="minorHAnsi" w:hAnsiTheme="minorHAnsi" w:eastAsiaTheme="minorEastAsia" w:cstheme="minorBidi"/>
-              <w:b w:val="0"/>
-              <w:sz w:val="22"/>
-            </w:rPr>
-          </w:r>
         </w:p>
         <w:p>
           <w:pPr>
-            <w:pStyle w:val="1458"/>
+            <w:pStyle w:val="1622"/>
             <w:pBdr/>
             <w:tabs>
               <w:tab w:val="right" w:leader="dot" w:pos="9062"/>
             </w:tabs>
             <w:spacing/>
             <w:ind/>
-            <w:rPr>
-              <w:rFonts w:asciiTheme="minorHAnsi" w:hAnsiTheme="minorHAnsi" w:eastAsiaTheme="minorEastAsia" w:cstheme="minorBidi"/>
-              <w:sz w:val="22"/>
-            </w:rPr>
+            <w:rPr/>
           </w:pPr>
-          <w:r/>
-          <w:hyperlink w:tooltip="#_Toc204949123" w:anchor="_Toc204949123" w:history="1">
+          <w:hyperlink w:tooltip="#_Toc2" w:anchor="_Toc2" w:history="1">
             <w:r>
               <w:rPr>
-                <w:rStyle w:val="1460"/>
+                <w:rStyle w:val="1624"/>
               </w:rPr>
-              <w:t xml:space="preserve">1.1 PROCEDIMENTOS PARA TRATAMENTO DOS DESAFIOS</w:t>
+            </w:r>
+            <w:r>
+              <w:rPr>
+                <w:rStyle w:val="1624"/>
+              </w:rPr>
+              <w:t xml:space="preserve">1.1 PRODUCT BACKLOG</w:t>
+            </w:r>
+            <w:r>
+              <w:rPr>
+                <w:rStyle w:val="1624"/>
+              </w:rPr>
             </w:r>
             <w:r>
               <w:tab/>
             </w:r>
             <w:r>
               <w:fldChar w:fldCharType="begin"/>
-            </w:r>
-            <w:r>
-              <w:instrText xml:space="preserve"> PAGEREF _Toc204949123 \h </w:instrText>
-            </w:r>
-            <w:r/>
-            <w:r>
+              <w:instrText xml:space="preserve">PAGEREF _Toc2 \h</w:instrText>
               <w:fldChar w:fldCharType="separate"/>
-            </w:r>
-            <w:r>
               <w:t xml:space="preserve">3</w:t>
-            </w:r>
-            <w:r>
               <w:fldChar w:fldCharType="end"/>
             </w:r>
           </w:hyperlink>
           <w:r/>
-          <w:r>
-            <w:rPr>
-              <w:rFonts w:asciiTheme="minorHAnsi" w:hAnsiTheme="minorHAnsi" w:eastAsiaTheme="minorEastAsia" w:cstheme="minorBidi"/>
-              <w:sz w:val="22"/>
-            </w:rPr>
-          </w:r>
         </w:p>
         <w:p>
           <w:pPr>
-            <w:pStyle w:val="1459"/>
+            <w:pStyle w:val="1622"/>
             <w:pBdr/>
             <w:tabs>
               <w:tab w:val="right" w:leader="dot" w:pos="9062"/>
             </w:tabs>
             <w:spacing/>
             <w:ind/>
-            <w:rPr>
-              <w:rFonts w:asciiTheme="minorHAnsi" w:hAnsiTheme="minorHAnsi" w:eastAsiaTheme="minorEastAsia" w:cstheme="minorBidi"/>
-              <w:b w:val="0"/>
-              <w:sz w:val="22"/>
-            </w:rPr>
+            <w:rPr/>
           </w:pPr>
-          <w:r/>
-          <w:hyperlink w:tooltip="#_Toc204949124" w:anchor="_Toc204949124" w:history="1">
+          <w:hyperlink w:tooltip="#_Toc3" w:anchor="_Toc3" w:history="1">
             <w:r>
               <w:rPr>
-                <w:rStyle w:val="1460"/>
+                <w:rStyle w:val="1624"/>
               </w:rPr>
-              <w:t xml:space="preserve">1.1.1 Heterogeneidade</w:t>
+            </w:r>
+            <w:r>
+              <w:rPr>
+                <w:rStyle w:val="1624"/>
+              </w:rPr>
+              <w:t xml:space="preserve">1.2 ESTRUTURA ANALÍTICA DO PROJETO (EAP)</w:t>
+            </w:r>
+            <w:r>
+              <w:rPr>
+                <w:rStyle w:val="1624"/>
+              </w:rPr>
             </w:r>
             <w:r>
               <w:tab/>
             </w:r>
             <w:r>
               <w:fldChar w:fldCharType="begin"/>
-            </w:r>
-            <w:r>
-              <w:instrText xml:space="preserve"> PAGEREF _Toc204949124 \h </w:instrText>
-            </w:r>
-            <w:r/>
-            <w:r>
+              <w:instrText xml:space="preserve">PAGEREF _Toc3 \h</w:instrText>
               <w:fldChar w:fldCharType="separate"/>
-            </w:r>
-            <w:r>
-              <w:t xml:space="preserve">3</w:t>
-            </w:r>
-            <w:r>
+              <w:t xml:space="preserve">4</w:t>
               <w:fldChar w:fldCharType="end"/>
             </w:r>
           </w:hyperlink>
           <w:r/>
-          <w:r>
-            <w:rPr>
-              <w:rFonts w:asciiTheme="minorHAnsi" w:hAnsiTheme="minorHAnsi" w:eastAsiaTheme="minorEastAsia" w:cstheme="minorBidi"/>
-              <w:b w:val="0"/>
-              <w:sz w:val="22"/>
-            </w:rPr>
-          </w:r>
         </w:p>
         <w:p>
           <w:pPr>
-            <w:pStyle w:val="1459"/>
+            <w:pStyle w:val="1622"/>
             <w:pBdr/>
             <w:tabs>
               <w:tab w:val="right" w:leader="dot" w:pos="9062"/>
             </w:tabs>
             <w:spacing/>
             <w:ind/>
-            <w:rPr>
-              <w:rFonts w:asciiTheme="minorHAnsi" w:hAnsiTheme="minorHAnsi" w:eastAsiaTheme="minorEastAsia" w:cstheme="minorBidi"/>
-              <w:b w:val="0"/>
-              <w:sz w:val="22"/>
-            </w:rPr>
+            <w:rPr/>
           </w:pPr>
-          <w:r/>
-          <w:hyperlink w:tooltip="#_Toc204949125" w:anchor="_Toc204949125" w:history="1">
+          <w:hyperlink w:tooltip="#_Toc4" w:anchor="_Toc4" w:history="1">
             <w:r>
               <w:rPr>
-                <w:rStyle w:val="1460"/>
+                <w:rStyle w:val="1624"/>
               </w:rPr>
-              <w:t xml:space="preserve">1.1.2 Escalabilidade</w:t>
+            </w:r>
+            <w:r>
+              <w:rPr>
+                <w:rStyle w:val="1624"/>
+              </w:rPr>
+              <w:t xml:space="preserve">1.3 CRONOGRAMA</w:t>
+            </w:r>
+            <w:r>
+              <w:rPr>
+                <w:rStyle w:val="1624"/>
+              </w:rPr>
             </w:r>
             <w:r>
               <w:tab/>
             </w:r>
             <w:r>
               <w:fldChar w:fldCharType="begin"/>
-            </w:r>
-            <w:r>
-              <w:instrText xml:space="preserve"> PAGEREF _Toc204949125 \h </w:instrText>
-            </w:r>
-            <w:r/>
-            <w:r>
+              <w:instrText xml:space="preserve">PAGEREF _Toc4 \h</w:instrText>
               <w:fldChar w:fldCharType="separate"/>
-            </w:r>
-            <w:r>
-              <w:t xml:space="preserve">3</w:t>
-            </w:r>
-            <w:r>
+              <w:t xml:space="preserve">5</w:t>
               <w:fldChar w:fldCharType="end"/>
             </w:r>
           </w:hyperlink>
           <w:r/>
-          <w:r>
-            <w:rPr>
-              <w:rFonts w:asciiTheme="minorHAnsi" w:hAnsiTheme="minorHAnsi" w:eastAsiaTheme="minorEastAsia" w:cstheme="minorBidi"/>
-              <w:b w:val="0"/>
-              <w:sz w:val="22"/>
-            </w:rPr>
-          </w:r>
         </w:p>
         <w:p>
           <w:pPr>
-            <w:pStyle w:val="1459"/>
+            <w:pStyle w:val="1623"/>
             <w:pBdr/>
             <w:tabs>
               <w:tab w:val="right" w:leader="dot" w:pos="9062"/>
             </w:tabs>
             <w:spacing/>
             <w:ind/>
-            <w:rPr>
-              <w:rFonts w:asciiTheme="minorHAnsi" w:hAnsiTheme="minorHAnsi" w:eastAsiaTheme="minorEastAsia" w:cstheme="minorBidi"/>
-              <w:b w:val="0"/>
-              <w:sz w:val="22"/>
-            </w:rPr>
+            <w:rPr/>
           </w:pPr>
-          <w:r/>
-          <w:hyperlink w:tooltip="#_Toc204949126" w:anchor="_Toc204949126" w:history="1">
+          <w:hyperlink w:tooltip="#_Toc5" w:anchor="_Toc5" w:history="1">
             <w:r>
               <w:rPr>
-                <w:rStyle w:val="1460"/>
+                <w:rStyle w:val="1624"/>
               </w:rPr>
-              <w:t xml:space="preserve">1.1.3 Abertura</w:t>
+            </w:r>
+            <w:r>
+              <w:rPr>
+                <w:rStyle w:val="1624"/>
+              </w:rPr>
+              <w:t xml:space="preserve">1.3.1 Concepção e Planejamento (Fase 1)</w:t>
+            </w:r>
+            <w:r>
+              <w:rPr>
+                <w:rStyle w:val="1624"/>
+              </w:rPr>
             </w:r>
             <w:r>
               <w:tab/>
             </w:r>
             <w:r>
               <w:fldChar w:fldCharType="begin"/>
-            </w:r>
-            <w:r>
-              <w:instrText xml:space="preserve"> PAGEREF _Toc204949126 \h </w:instrText>
-            </w:r>
-            <w:r/>
-            <w:r>
+              <w:instrText xml:space="preserve">PAGEREF _Toc5 \h</w:instrText>
               <w:fldChar w:fldCharType="separate"/>
-            </w:r>
-            <w:r>
-              <w:t xml:space="preserve">3</w:t>
-            </w:r>
-            <w:r>
+              <w:t xml:space="preserve">5</w:t>
               <w:fldChar w:fldCharType="end"/>
             </w:r>
           </w:hyperlink>
           <w:r/>
-          <w:r>
-            <w:rPr>
-              <w:rFonts w:asciiTheme="minorHAnsi" w:hAnsiTheme="minorHAnsi" w:eastAsiaTheme="minorEastAsia" w:cstheme="minorBidi"/>
-              <w:b w:val="0"/>
-              <w:sz w:val="22"/>
-            </w:rPr>
-          </w:r>
         </w:p>
         <w:p>
           <w:pPr>
-            <w:pStyle w:val="1459"/>
+            <w:pStyle w:val="1623"/>
             <w:pBdr/>
             <w:tabs>
               <w:tab w:val="right" w:leader="dot" w:pos="9062"/>
             </w:tabs>
             <w:spacing/>
             <w:ind/>
-            <w:rPr>
-              <w:rFonts w:asciiTheme="minorHAnsi" w:hAnsiTheme="minorHAnsi" w:eastAsiaTheme="minorEastAsia" w:cstheme="minorBidi"/>
-              <w:b w:val="0"/>
-              <w:sz w:val="22"/>
-            </w:rPr>
+            <w:rPr/>
           </w:pPr>
-          <w:r/>
-          <w:hyperlink w:tooltip="#_Toc204949127" w:anchor="_Toc204949127" w:history="1">
+          <w:hyperlink w:tooltip="#_Toc6" w:anchor="_Toc6" w:history="1">
             <w:r>
               <w:rPr>
-                <w:rStyle w:val="1460"/>
+                <w:rStyle w:val="1624"/>
               </w:rPr>
-              <w:t xml:space="preserve">1.1.4 Segurança</w:t>
+            </w:r>
+            <w:r>
+              <w:rPr>
+                <w:rStyle w:val="1624"/>
+              </w:rPr>
+              <w:t xml:space="preserve">1.3.2 Desenvolvimento e Testes do Back-end (Fase 2 e Fase 3)</w:t>
+            </w:r>
+            <w:r>
+              <w:rPr>
+                <w:rStyle w:val="1624"/>
+              </w:rPr>
             </w:r>
             <w:r>
               <w:tab/>
             </w:r>
             <w:r>
               <w:fldChar w:fldCharType="begin"/>
-            </w:r>
-            <w:r>
-              <w:instrText xml:space="preserve"> PAGEREF _Toc204949127 \h </w:instrText>
-            </w:r>
-            <w:r/>
-            <w:r>
+              <w:instrText xml:space="preserve">PAGEREF _Toc6 \h</w:instrText>
               <w:fldChar w:fldCharType="separate"/>
-            </w:r>
-            <w:r>
-              <w:t xml:space="preserve">3</w:t>
-            </w:r>
-            <w:r>
+              <w:t xml:space="preserve">5</w:t>
               <w:fldChar w:fldCharType="end"/>
             </w:r>
           </w:hyperlink>
           <w:r/>
-          <w:r>
-            <w:rPr>
-              <w:rFonts w:asciiTheme="minorHAnsi" w:hAnsiTheme="minorHAnsi" w:eastAsiaTheme="minorEastAsia" w:cstheme="minorBidi"/>
-              <w:b w:val="0"/>
-              <w:sz w:val="22"/>
-            </w:rPr>
-          </w:r>
         </w:p>
         <w:p>
           <w:pPr>
-            <w:pStyle w:val="1459"/>
+            <w:pStyle w:val="1623"/>
             <w:pBdr/>
             <w:tabs>
               <w:tab w:val="right" w:leader="dot" w:pos="9062"/>
             </w:tabs>
             <w:spacing/>
             <w:ind/>
-            <w:rPr>
-              <w:rFonts w:asciiTheme="minorHAnsi" w:hAnsiTheme="minorHAnsi" w:eastAsiaTheme="minorEastAsia" w:cstheme="minorBidi"/>
-              <w:b w:val="0"/>
-              <w:sz w:val="22"/>
-            </w:rPr>
+            <w:rPr/>
           </w:pPr>
-          <w:r/>
-          <w:hyperlink w:tooltip="#_Toc204949128" w:anchor="_Toc204949128" w:history="1">
+          <w:hyperlink w:tooltip="#_Toc7" w:anchor="_Toc7" w:history="1">
             <w:r>
               <w:rPr>
-                <w:rStyle w:val="1460"/>
+                <w:rStyle w:val="1624"/>
               </w:rPr>
-              <w:t xml:space="preserve">1.1.5 Manuseio de Falhas</w:t>
+            </w:r>
+            <w:r>
+              <w:rPr>
+                <w:rStyle w:val="1624"/>
+              </w:rPr>
+              <w:t xml:space="preserve">1.3.3 Desenvolvimento e Testes do Front-end</w:t>
+            </w:r>
+            <w:r>
+              <w:rPr>
+                <w:rStyle w:val="1624"/>
+              </w:rPr>
             </w:r>
             <w:r>
               <w:tab/>
             </w:r>
             <w:r>
               <w:fldChar w:fldCharType="begin"/>
-            </w:r>
-            <w:r>
-              <w:instrText xml:space="preserve"> PAGEREF _Toc204949128 \h </w:instrText>
-            </w:r>
-            <w:r/>
-            <w:r>
+              <w:instrText xml:space="preserve">PAGEREF _Toc7 \h</w:instrText>
               <w:fldChar w:fldCharType="separate"/>
-            </w:r>
-            <w:r>
-              <w:t xml:space="preserve">3</w:t>
-            </w:r>
-            <w:r>
+              <w:t xml:space="preserve">6</w:t>
               <w:fldChar w:fldCharType="end"/>
             </w:r>
           </w:hyperlink>
           <w:r/>
-          <w:r>
-            <w:rPr>
-              <w:rFonts w:asciiTheme="minorHAnsi" w:hAnsiTheme="minorHAnsi" w:eastAsiaTheme="minorEastAsia" w:cstheme="minorBidi"/>
-              <w:b w:val="0"/>
-              <w:sz w:val="22"/>
-            </w:rPr>
-          </w:r>
         </w:p>
         <w:p>
           <w:pPr>
-            <w:pStyle w:val="1459"/>
+            <w:pStyle w:val="1623"/>
             <w:pBdr/>
             <w:tabs>
               <w:tab w:val="right" w:leader="dot" w:pos="9062"/>
             </w:tabs>
             <w:spacing/>
             <w:ind/>
-            <w:rPr>
-              <w:rFonts w:asciiTheme="minorHAnsi" w:hAnsiTheme="minorHAnsi" w:eastAsiaTheme="minorEastAsia" w:cstheme="minorBidi"/>
-              <w:b w:val="0"/>
-              <w:sz w:val="22"/>
-            </w:rPr>
+            <w:rPr/>
           </w:pPr>
-          <w:r/>
-          <w:hyperlink w:tooltip="#_Toc204949129" w:anchor="_Toc204949129" w:history="1">
+          <w:hyperlink w:tooltip="#_Toc8" w:anchor="_Toc8" w:history="1">
             <w:r>
               <w:rPr>
-                <w:rStyle w:val="1460"/>
+                <w:rStyle w:val="1624"/>
               </w:rPr>
-              <w:t xml:space="preserve">1.1.6 Concorrência</w:t>
+            </w:r>
+            <w:r>
+              <w:rPr>
+                <w:rStyle w:val="1624"/>
+              </w:rPr>
+              <w:t xml:space="preserve">1.3.4 Validação e Correções</w:t>
+            </w:r>
+            <w:r>
+              <w:rPr>
+                <w:rStyle w:val="1624"/>
+              </w:rPr>
             </w:r>
             <w:r>
               <w:tab/>
             </w:r>
             <w:r>
               <w:fldChar w:fldCharType="begin"/>
-            </w:r>
-            <w:r>
-              <w:instrText xml:space="preserve"> PAGEREF _Toc204949129 \h </w:instrText>
-            </w:r>
-            <w:r/>
-            <w:r>
+              <w:instrText xml:space="preserve">PAGEREF _Toc8 \h</w:instrText>
               <w:fldChar w:fldCharType="separate"/>
-            </w:r>
-            <w:r>
-              <w:t xml:space="preserve">3</w:t>
-            </w:r>
-            <w:r>
+              <w:t xml:space="preserve">6</w:t>
               <w:fldChar w:fldCharType="end"/>
             </w:r>
           </w:hyperlink>
           <w:r/>
-          <w:r>
-            <w:rPr>
-              <w:rFonts w:asciiTheme="minorHAnsi" w:hAnsiTheme="minorHAnsi" w:eastAsiaTheme="minorEastAsia" w:cstheme="minorBidi"/>
-              <w:b w:val="0"/>
-              <w:sz w:val="22"/>
-            </w:rPr>
-          </w:r>
         </w:p>
         <w:p>
           <w:pPr>
-            <w:pStyle w:val="1459"/>
+            <w:pStyle w:val="1623"/>
             <w:pBdr/>
             <w:tabs>
               <w:tab w:val="right" w:leader="dot" w:pos="9062"/>
             </w:tabs>
             <w:spacing/>
             <w:ind/>
-            <w:rPr>
-              <w:rFonts w:asciiTheme="minorHAnsi" w:hAnsiTheme="minorHAnsi" w:eastAsiaTheme="minorEastAsia" w:cstheme="minorBidi"/>
-              <w:b w:val="0"/>
-              <w:sz w:val="22"/>
-            </w:rPr>
+            <w:rPr/>
           </w:pPr>
-          <w:r/>
-          <w:hyperlink w:tooltip="#_Toc204949130" w:anchor="_Toc204949130" w:history="1">
+          <w:hyperlink w:tooltip="#_Toc9" w:anchor="_Toc9" w:history="1">
             <w:r>
               <w:rPr>
-                <w:rStyle w:val="1460"/>
+                <w:rStyle w:val="1624"/>
               </w:rPr>
-              <w:t xml:space="preserve">1.1.7 Transparência</w:t>
+            </w:r>
+            <w:r>
+              <w:rPr>
+                <w:rStyle w:val="1624"/>
+              </w:rPr>
+              <w:t xml:space="preserve">1.3.5 Fase 3 — Arquitetura, Implementação e Testes</w:t>
+            </w:r>
+            <w:r>
+              <w:rPr>
+                <w:rStyle w:val="1624"/>
+              </w:rPr>
             </w:r>
             <w:r>
               <w:tab/>
             </w:r>
             <w:r>
               <w:fldChar w:fldCharType="begin"/>
-            </w:r>
-            <w:r>
-              <w:instrText xml:space="preserve"> PAGEREF _Toc204949130 \h </w:instrText>
-            </w:r>
-            <w:r/>
-            <w:r>
+              <w:instrText xml:space="preserve">PAGEREF _Toc9 \h</w:instrText>
               <w:fldChar w:fldCharType="separate"/>
-            </w:r>
-            <w:r>
-              <w:t xml:space="preserve">3</w:t>
-            </w:r>
-            <w:r>
+              <w:t xml:space="preserve">6</w:t>
               <w:fldChar w:fldCharType="end"/>
             </w:r>
           </w:hyperlink>
           <w:r/>
-          <w:r>
-            <w:rPr>
-              <w:rFonts w:asciiTheme="minorHAnsi" w:hAnsiTheme="minorHAnsi" w:eastAsiaTheme="minorEastAsia" w:cstheme="minorBidi"/>
-              <w:b w:val="0"/>
-              <w:sz w:val="22"/>
-            </w:rPr>
-          </w:r>
         </w:p>
         <w:p>
           <w:pPr>
-            <w:pStyle w:val="1458"/>
+            <w:pStyle w:val="1623"/>
             <w:pBdr/>
             <w:tabs>
               <w:tab w:val="right" w:leader="dot" w:pos="9062"/>
             </w:tabs>
             <w:spacing/>
             <w:ind/>
-            <w:rPr>
-              <w:rFonts w:asciiTheme="minorHAnsi" w:hAnsiTheme="minorHAnsi" w:eastAsiaTheme="minorEastAsia" w:cstheme="minorBidi"/>
-              <w:sz w:val="22"/>
-            </w:rPr>
+            <w:rPr/>
           </w:pPr>
-          <w:r/>
-          <w:hyperlink w:tooltip="#_Toc204949131" w:anchor="_Toc204949131" w:history="1">
+          <w:hyperlink w:tooltip="#_Toc10" w:anchor="_Toc10" w:history="1">
             <w:r>
               <w:rPr>
-                <w:rStyle w:val="1460"/>
+                <w:rStyle w:val="1624"/>
               </w:rPr>
-              <w:t xml:space="preserve">1.2 TECNOLOGIAS E ARQUITETURAS DE DISTRIBUÇÃO</w:t>
+            </w:r>
+            <w:r>
+              <w:rPr>
+                <w:rStyle w:val="1624"/>
+              </w:rPr>
+              <w:t xml:space="preserve">1.3.6 Fase 4 — Implantação, Encerramento e Defesa</w:t>
+            </w:r>
+            <w:r>
+              <w:rPr>
+                <w:rStyle w:val="1624"/>
+              </w:rPr>
             </w:r>
             <w:r>
               <w:tab/>
             </w:r>
             <w:r>
               <w:fldChar w:fldCharType="begin"/>
-            </w:r>
-            <w:r>
-              <w:instrText xml:space="preserve"> PAGEREF _Toc204949131 \h </w:instrText>
-            </w:r>
-            <w:r/>
-            <w:r>
+              <w:instrText xml:space="preserve">PAGEREF _Toc10 \h</w:instrText>
               <w:fldChar w:fldCharType="separate"/>
-            </w:r>
-            <w:r>
-              <w:t xml:space="preserve">4</w:t>
-            </w:r>
-            <w:r>
+              <w:t xml:space="preserve">7</w:t>
               <w:fldChar w:fldCharType="end"/>
             </w:r>
           </w:hyperlink>
           <w:r/>
-          <w:r>
-            <w:rPr>
-              <w:rFonts w:asciiTheme="minorHAnsi" w:hAnsiTheme="minorHAnsi" w:eastAsiaTheme="minorEastAsia" w:cstheme="minorBidi"/>
-              <w:sz w:val="22"/>
-            </w:rPr>
-          </w:r>
+        </w:p>
+        <w:p>
+          <w:pPr>
+            <w:pStyle w:val="1622"/>
+            <w:pBdr/>
+            <w:tabs>
+              <w:tab w:val="right" w:leader="dot" w:pos="9062"/>
+            </w:tabs>
+            <w:spacing/>
+            <w:ind/>
+            <w:rPr/>
+          </w:pPr>
+          <w:hyperlink w:tooltip="#_Toc11" w:anchor="_Toc11" w:history="1">
+            <w:r>
+              <w:rPr>
+                <w:rStyle w:val="1624"/>
+              </w:rPr>
+            </w:r>
+            <w:r>
+              <w:rPr>
+                <w:rStyle w:val="1624"/>
+              </w:rPr>
+              <w:t xml:space="preserve">1.4 CAMINHO CRÍTICO</w:t>
+            </w:r>
+            <w:r>
+              <w:rPr>
+                <w:rStyle w:val="1624"/>
+              </w:rPr>
+            </w:r>
+            <w:r>
+              <w:tab/>
+            </w:r>
+            <w:r>
+              <w:fldChar w:fldCharType="begin"/>
+              <w:instrText xml:space="preserve">PAGEREF _Toc11 \h</w:instrText>
+              <w:fldChar w:fldCharType="separate"/>
+              <w:t xml:space="preserve">8</w:t>
+              <w:fldChar w:fldCharType="end"/>
+            </w:r>
+          </w:hyperlink>
+          <w:r/>
+        </w:p>
+        <w:p>
+          <w:pPr>
+            <w:pStyle w:val="1622"/>
+            <w:pBdr/>
+            <w:tabs>
+              <w:tab w:val="right" w:leader="dot" w:pos="9062"/>
+            </w:tabs>
+            <w:spacing/>
+            <w:ind/>
+            <w:rPr/>
+          </w:pPr>
+          <w:hyperlink w:tooltip="#_Toc12" w:anchor="_Toc12" w:history="1">
+            <w:r>
+              <w:rPr>
+                <w:rStyle w:val="1624"/>
+              </w:rPr>
+            </w:r>
+            <w:r>
+              <w:rPr>
+                <w:rStyle w:val="1624"/>
+              </w:rPr>
+              <w:t xml:space="preserve">1.5 MARCOS DO PROJETO</w:t>
+            </w:r>
+            <w:r>
+              <w:rPr>
+                <w:rStyle w:val="1624"/>
+              </w:rPr>
+            </w:r>
+            <w:r>
+              <w:tab/>
+            </w:r>
+            <w:r>
+              <w:fldChar w:fldCharType="begin"/>
+              <w:instrText xml:space="preserve">PAGEREF _Toc12 \h</w:instrText>
+              <w:fldChar w:fldCharType="separate"/>
+              <w:t xml:space="preserve">9</w:t>
+              <w:fldChar w:fldCharType="end"/>
+            </w:r>
+          </w:hyperlink>
+          <w:r/>
+        </w:p>
+        <w:p>
+          <w:pPr>
+            <w:pStyle w:val="1622"/>
+            <w:pBdr/>
+            <w:tabs>
+              <w:tab w:val="right" w:leader="dot" w:pos="9062"/>
+            </w:tabs>
+            <w:spacing/>
+            <w:ind/>
+            <w:rPr/>
+          </w:pPr>
+          <w:hyperlink w:tooltip="#_Toc13" w:anchor="_Toc13" w:history="1">
+            <w:r>
+              <w:rPr>
+                <w:rStyle w:val="1624"/>
+              </w:rPr>
+            </w:r>
+            <w:r>
+              <w:rPr>
+                <w:rStyle w:val="1624"/>
+              </w:rPr>
+              <w:t xml:space="preserve">1.6 GESTÃO DE RISCOS</w:t>
+            </w:r>
+            <w:r>
+              <w:rPr>
+                <w:rStyle w:val="1624"/>
+              </w:rPr>
+            </w:r>
+            <w:r>
+              <w:tab/>
+            </w:r>
+            <w:r>
+              <w:fldChar w:fldCharType="begin"/>
+              <w:instrText xml:space="preserve">PAGEREF _Toc13 \h</w:instrText>
+              <w:fldChar w:fldCharType="separate"/>
+              <w:t xml:space="preserve">10</w:t>
+              <w:fldChar w:fldCharType="end"/>
+            </w:r>
+          </w:hyperlink>
+          <w:r/>
+        </w:p>
+        <w:p>
+          <w:pPr>
+            <w:pStyle w:val="1622"/>
+            <w:pBdr/>
+            <w:tabs>
+              <w:tab w:val="right" w:leader="dot" w:pos="9062"/>
+            </w:tabs>
+            <w:spacing/>
+            <w:ind/>
+            <w:rPr/>
+          </w:pPr>
+          <w:hyperlink w:tooltip="#_Toc14" w:anchor="_Toc14" w:history="1">
+            <w:r>
+              <w:rPr>
+                <w:rStyle w:val="1624"/>
+              </w:rPr>
+            </w:r>
+            <w:r>
+              <w:rPr>
+                <w:rStyle w:val="1624"/>
+              </w:rPr>
+              <w:t xml:space="preserve">1.7 PAPÉIS E RESPONSABILIDADES</w:t>
+            </w:r>
+            <w:r>
+              <w:rPr>
+                <w:rStyle w:val="1624"/>
+              </w:rPr>
+            </w:r>
+            <w:r>
+              <w:tab/>
+            </w:r>
+            <w:r>
+              <w:fldChar w:fldCharType="begin"/>
+              <w:instrText xml:space="preserve">PAGEREF _Toc14 \h</w:instrText>
+              <w:fldChar w:fldCharType="separate"/>
+              <w:t xml:space="preserve">10</w:t>
+              <w:fldChar w:fldCharType="end"/>
+            </w:r>
+          </w:hyperlink>
+          <w:r/>
         </w:p>
         <w:p>
           <w:pPr>
@@ -1203,18 +1404,24 @@
           </w:pPr>
           <w:r>
             <w:rPr>
+              <w:bCs/>
+            </w:rPr>
+          </w:r>
+          <w:r>
+            <w:rPr>
               <w:b/>
               <w:bCs/>
             </w:rPr>
             <w:fldChar w:fldCharType="end"/>
           </w:r>
           <w:r/>
+          <w:r/>
         </w:p>
       </w:sdtContent>
     </w:sdt>
     <w:p>
       <w:pPr>
-        <w:pStyle w:val="1462"/>
+        <w:pStyle w:val="1626"/>
         <w:pBdr/>
         <w:spacing/>
         <w:ind/>
@@ -1237,15 +1444,19 @@
     </w:p>
     <w:p>
       <w:pPr>
-        <w:pStyle w:val="1446"/>
+        <w:pStyle w:val="1610"/>
         <w:pBdr/>
         <w:spacing/>
         <w:ind/>
         <w:rPr/>
       </w:pPr>
+      <w:r/>
+      <w:bookmarkStart w:id="1" w:name="_Toc1"/>
       <w:r>
         <w:t xml:space="preserve">1 GESTÃO DO PROJETO</w:t>
       </w:r>
+      <w:bookmarkEnd w:id="1"/>
+      <w:r/>
       <w:r/>
     </w:p>
     <w:p>
@@ -1271,7 +1482,7 @@
     </w:p>
     <w:tbl>
       <w:tblPr>
-        <w:tblStyle w:val="1471"/>
+        <w:tblStyle w:val="1635"/>
         <w:tblW w:w="0" w:type="auto"/>
         <w:tblBorders/>
         <w:tblLook w:val="04A0" w:firstRow="1" w:lastRow="0" w:firstColumn="1" w:lastColumn="0" w:noHBand="0" w:noVBand="1"/>
@@ -1701,7 +1912,7 @@
     </w:tbl>
     <w:p>
       <w:pPr>
-        <w:pStyle w:val="1478"/>
+        <w:pStyle w:val="1642"/>
         <w:pBdr/>
         <w:spacing/>
         <w:ind/>
@@ -1714,15 +1925,19 @@
     </w:p>
     <w:p>
       <w:pPr>
-        <w:pStyle w:val="1447"/>
+        <w:pStyle w:val="1611"/>
         <w:pBdr/>
         <w:spacing/>
         <w:ind/>
         <w:rPr/>
       </w:pPr>
+      <w:r/>
+      <w:bookmarkStart w:id="2" w:name="_Toc2"/>
       <w:r>
         <w:t xml:space="preserve">1.1 PRODUCT BACKLOG</w:t>
       </w:r>
+      <w:bookmarkEnd w:id="2"/>
+      <w:r/>
       <w:r/>
     </w:p>
     <w:p>
@@ -1742,7 +1957,7 @@
     </w:p>
     <w:tbl>
       <w:tblPr>
-        <w:tblStyle w:val="1471"/>
+        <w:tblStyle w:val="1635"/>
         <w:tblW w:w="0" w:type="auto"/>
         <w:tblBorders/>
         <w:tblLook w:val="04A0" w:firstRow="1" w:lastRow="0" w:firstColumn="1" w:lastColumn="0" w:noHBand="0" w:noVBand="1"/>
@@ -3307,7 +3522,7 @@
     </w:tbl>
     <w:p>
       <w:pPr>
-        <w:pStyle w:val="1478"/>
+        <w:pStyle w:val="1642"/>
         <w:pBdr/>
         <w:spacing/>
         <w:ind/>
@@ -3320,15 +3535,19 @@
     </w:p>
     <w:p>
       <w:pPr>
-        <w:pStyle w:val="1447"/>
+        <w:pStyle w:val="1611"/>
         <w:pBdr/>
         <w:spacing/>
         <w:ind/>
         <w:rPr/>
       </w:pPr>
+      <w:r/>
+      <w:bookmarkStart w:id="3" w:name="_Toc3"/>
       <w:r>
         <w:t xml:space="preserve">1.2 ESTRUTURA ANALÍTICA DO PROJETO (EAP)</w:t>
       </w:r>
+      <w:bookmarkEnd w:id="3"/>
+      <w:r/>
       <w:r/>
     </w:p>
     <w:p>
@@ -3427,7 +3646,7 @@
     </w:p>
     <w:p>
       <w:pPr>
-        <w:pStyle w:val="1478"/>
+        <w:pStyle w:val="1642"/>
         <w:pBdr/>
         <w:spacing/>
         <w:ind/>
@@ -3456,15 +3675,19 @@
     </w:p>
     <w:p>
       <w:pPr>
-        <w:pStyle w:val="1447"/>
+        <w:pStyle w:val="1611"/>
         <w:pBdr/>
         <w:spacing/>
         <w:ind/>
         <w:rPr/>
       </w:pPr>
+      <w:r/>
+      <w:bookmarkStart w:id="4" w:name="_Toc4"/>
       <w:r>
         <w:t xml:space="preserve">1.3 CRONOGRAMA</w:t>
       </w:r>
+      <w:bookmarkEnd w:id="4"/>
+      <w:r/>
       <w:r/>
     </w:p>
     <w:p>
@@ -3484,20 +3707,24 @@
     </w:p>
     <w:p>
       <w:pPr>
-        <w:pStyle w:val="1448"/>
+        <w:pStyle w:val="1612"/>
         <w:pBdr/>
         <w:spacing/>
         <w:ind/>
         <w:rPr/>
       </w:pPr>
+      <w:r/>
+      <w:bookmarkStart w:id="5" w:name="_Toc5"/>
       <w:r>
         <w:t xml:space="preserve">1.3.1 Concepção e Planejamento (Fase 1)</w:t>
       </w:r>
+      <w:bookmarkEnd w:id="5"/>
+      <w:r/>
       <w:r/>
     </w:p>
     <w:tbl>
       <w:tblPr>
-        <w:tblStyle w:val="1471"/>
+        <w:tblStyle w:val="1635"/>
         <w:tblW w:w="0" w:type="auto"/>
         <w:tblBorders/>
         <w:tblLook w:val="04A0" w:firstRow="1" w:lastRow="0" w:firstColumn="1" w:lastColumn="0" w:noHBand="0" w:noVBand="1"/>
@@ -4195,7 +4422,7 @@
     </w:tbl>
     <w:p>
       <w:pPr>
-        <w:pStyle w:val="1478"/>
+        <w:pStyle w:val="1642"/>
         <w:pBdr/>
         <w:spacing/>
         <w:ind/>
@@ -4208,20 +4435,24 @@
     </w:p>
     <w:p>
       <w:pPr>
-        <w:pStyle w:val="1448"/>
+        <w:pStyle w:val="1612"/>
         <w:pBdr/>
         <w:spacing/>
         <w:ind/>
         <w:rPr/>
       </w:pPr>
+      <w:r/>
+      <w:bookmarkStart w:id="6" w:name="_Toc6"/>
       <w:r>
         <w:t xml:space="preserve">1.3.2 Desenvolvimento e Testes do Back-end (Fase 2 e Fase 3)</w:t>
       </w:r>
+      <w:bookmarkEnd w:id="6"/>
+      <w:r/>
       <w:r/>
     </w:p>
     <w:tbl>
       <w:tblPr>
-        <w:tblStyle w:val="1471"/>
+        <w:tblStyle w:val="1635"/>
         <w:tblW w:w="0" w:type="auto"/>
         <w:tblBorders/>
         <w:tblLook w:val="04A0" w:firstRow="1" w:lastRow="0" w:firstColumn="1" w:lastColumn="0" w:noHBand="0" w:noVBand="1"/>
@@ -4693,7 +4924,7 @@
     </w:tbl>
     <w:p>
       <w:pPr>
-        <w:pStyle w:val="1478"/>
+        <w:pStyle w:val="1642"/>
         <w:pBdr/>
         <w:spacing/>
         <w:ind/>
@@ -4706,20 +4937,24 @@
     </w:p>
     <w:p>
       <w:pPr>
-        <w:pStyle w:val="1448"/>
+        <w:pStyle w:val="1612"/>
         <w:pBdr/>
         <w:spacing/>
         <w:ind/>
         <w:rPr/>
       </w:pPr>
+      <w:r/>
+      <w:bookmarkStart w:id="7" w:name="_Toc7"/>
       <w:r>
         <w:t xml:space="preserve">1.3.3 Desenvolvimento e Testes do Front-end</w:t>
       </w:r>
+      <w:bookmarkEnd w:id="7"/>
+      <w:r/>
       <w:r/>
     </w:p>
     <w:tbl>
       <w:tblPr>
-        <w:tblStyle w:val="1471"/>
+        <w:tblStyle w:val="1635"/>
         <w:tblW w:w="0" w:type="auto"/>
         <w:tblBorders/>
         <w:tblLook w:val="04A0" w:firstRow="1" w:lastRow="0" w:firstColumn="1" w:lastColumn="0" w:noHBand="0" w:noVBand="1"/>
@@ -5191,7 +5426,7 @@
     </w:tbl>
     <w:p>
       <w:pPr>
-        <w:pStyle w:val="1478"/>
+        <w:pStyle w:val="1642"/>
         <w:pBdr/>
         <w:spacing/>
         <w:ind/>
@@ -5204,20 +5439,24 @@
     </w:p>
     <w:p>
       <w:pPr>
-        <w:pStyle w:val="1448"/>
+        <w:pStyle w:val="1612"/>
         <w:pBdr/>
         <w:spacing/>
         <w:ind/>
         <w:rPr/>
       </w:pPr>
+      <w:r/>
+      <w:bookmarkStart w:id="8" w:name="_Toc8"/>
       <w:r>
         <w:t xml:space="preserve">1.3.4 Validação e Correções</w:t>
       </w:r>
+      <w:bookmarkEnd w:id="8"/>
+      <w:r/>
       <w:r/>
     </w:p>
     <w:tbl>
       <w:tblPr>
-        <w:tblStyle w:val="1471"/>
+        <w:tblStyle w:val="1635"/>
         <w:tblW w:w="0" w:type="auto"/>
         <w:tblBorders/>
         <w:tblLook w:val="04A0" w:firstRow="1" w:lastRow="0" w:firstColumn="1" w:lastColumn="0" w:noHBand="0" w:noVBand="1"/>
@@ -5576,7 +5815,7 @@
     </w:tbl>
     <w:p>
       <w:pPr>
-        <w:pStyle w:val="1478"/>
+        <w:pStyle w:val="1642"/>
         <w:pBdr/>
         <w:spacing/>
         <w:ind/>
@@ -5589,20 +5828,24 @@
     </w:p>
     <w:p>
       <w:pPr>
-        <w:pStyle w:val="1448"/>
+        <w:pStyle w:val="1612"/>
         <w:pBdr/>
         <w:spacing/>
         <w:ind/>
         <w:rPr/>
       </w:pPr>
+      <w:r/>
+      <w:bookmarkStart w:id="9" w:name="_Toc9"/>
       <w:r>
         <w:t xml:space="preserve">1.3.5 Fase 3 — Arquitetura, Implementação e Testes</w:t>
       </w:r>
+      <w:bookmarkEnd w:id="9"/>
+      <w:r/>
       <w:r/>
     </w:p>
     <w:tbl>
       <w:tblPr>
-        <w:tblStyle w:val="1471"/>
+        <w:tblStyle w:val="1635"/>
         <w:tblW w:w="0" w:type="auto"/>
         <w:tblBorders/>
         <w:tblLook w:val="04A0" w:firstRow="1" w:lastRow="0" w:firstColumn="1" w:lastColumn="0" w:noHBand="0" w:noVBand="1"/>
@@ -6865,7 +7108,7 @@
     </w:tbl>
     <w:p>
       <w:pPr>
-        <w:pStyle w:val="1478"/>
+        <w:pStyle w:val="1642"/>
         <w:pBdr/>
         <w:spacing/>
         <w:ind/>
@@ -6878,20 +7121,24 @@
     </w:p>
     <w:p>
       <w:pPr>
-        <w:pStyle w:val="1448"/>
+        <w:pStyle w:val="1612"/>
         <w:pBdr/>
         <w:spacing/>
         <w:ind/>
         <w:rPr/>
       </w:pPr>
+      <w:r/>
+      <w:bookmarkStart w:id="10" w:name="_Toc10"/>
       <w:r>
         <w:t xml:space="preserve">1.3.6 Fase 4 — Implantação, Encerramento e Defesa</w:t>
       </w:r>
+      <w:bookmarkEnd w:id="10"/>
+      <w:r/>
       <w:r/>
     </w:p>
     <w:tbl>
       <w:tblPr>
-        <w:tblStyle w:val="1471"/>
+        <w:tblStyle w:val="1635"/>
         <w:tblW w:w="0" w:type="auto"/>
         <w:tblBorders/>
         <w:tblLook w:val="04A0" w:firstRow="1" w:lastRow="0" w:firstColumn="1" w:lastColumn="0" w:noHBand="0" w:noVBand="1"/>
@@ -8719,7 +8966,7 @@
     </w:tbl>
     <w:p>
       <w:pPr>
-        <w:pStyle w:val="1478"/>
+        <w:pStyle w:val="1642"/>
         <w:pBdr/>
         <w:spacing/>
         <w:ind/>
@@ -8732,15 +8979,19 @@
     </w:p>
     <w:p>
       <w:pPr>
-        <w:pStyle w:val="1447"/>
+        <w:pStyle w:val="1611"/>
         <w:pBdr/>
         <w:spacing/>
         <w:ind/>
         <w:rPr/>
       </w:pPr>
+      <w:r/>
+      <w:bookmarkStart w:id="11" w:name="_Toc11"/>
       <w:r>
         <w:t xml:space="preserve">1.4 CAMINHO CRÍTICO</w:t>
       </w:r>
+      <w:bookmarkEnd w:id="11"/>
+      <w:r/>
       <w:r/>
     </w:p>
     <w:p>
@@ -8760,7 +9011,7 @@
     </w:p>
     <w:p>
       <w:pPr>
-        <w:pStyle w:val="1477"/>
+        <w:pStyle w:val="1641"/>
         <w:pBdr/>
         <w:spacing/>
         <w:ind w:firstLine="0" w:left="709"/>
@@ -8773,7 +9024,7 @@
     </w:p>
     <w:p>
       <w:pPr>
-        <w:pStyle w:val="1477"/>
+        <w:pStyle w:val="1641"/>
         <w:pBdr/>
         <w:spacing/>
         <w:ind w:firstLine="0" w:left="709"/>
@@ -8786,7 +9037,7 @@
     </w:p>
     <w:p>
       <w:pPr>
-        <w:pStyle w:val="1477"/>
+        <w:pStyle w:val="1641"/>
         <w:pBdr/>
         <w:spacing/>
         <w:ind w:firstLine="0" w:left="709"/>
@@ -8799,7 +9050,7 @@
     </w:p>
     <w:p>
       <w:pPr>
-        <w:pStyle w:val="1477"/>
+        <w:pStyle w:val="1641"/>
         <w:pBdr/>
         <w:spacing/>
         <w:ind w:firstLine="0" w:left="709"/>
@@ -8812,7 +9063,7 @@
     </w:p>
     <w:p>
       <w:pPr>
-        <w:pStyle w:val="1477"/>
+        <w:pStyle w:val="1641"/>
         <w:pBdr/>
         <w:spacing/>
         <w:ind w:firstLine="0" w:left="709"/>
@@ -8825,7 +9076,7 @@
     </w:p>
     <w:p>
       <w:pPr>
-        <w:pStyle w:val="1477"/>
+        <w:pStyle w:val="1641"/>
         <w:pBdr/>
         <w:spacing/>
         <w:ind w:firstLine="0" w:left="709"/>
@@ -8838,7 +9089,7 @@
     </w:p>
     <w:p>
       <w:pPr>
-        <w:pStyle w:val="1477"/>
+        <w:pStyle w:val="1641"/>
         <w:pBdr/>
         <w:spacing/>
         <w:ind w:firstLine="0" w:left="709"/>
@@ -8851,7 +9102,7 @@
     </w:p>
     <w:p>
       <w:pPr>
-        <w:pStyle w:val="1477"/>
+        <w:pStyle w:val="1641"/>
         <w:pBdr/>
         <w:spacing/>
         <w:ind w:firstLine="0" w:left="709"/>
@@ -8864,7 +9115,7 @@
     </w:p>
     <w:p>
       <w:pPr>
-        <w:pStyle w:val="1477"/>
+        <w:pStyle w:val="1641"/>
         <w:pBdr/>
         <w:spacing/>
         <w:ind w:firstLine="0" w:left="709"/>
@@ -8877,7 +9128,7 @@
     </w:p>
     <w:p>
       <w:pPr>
-        <w:pStyle w:val="1477"/>
+        <w:pStyle w:val="1641"/>
         <w:pBdr/>
         <w:spacing/>
         <w:ind w:firstLine="0" w:left="709"/>
@@ -8890,7 +9141,7 @@
     </w:p>
     <w:p>
       <w:pPr>
-        <w:pStyle w:val="1477"/>
+        <w:pStyle w:val="1641"/>
         <w:pBdr/>
         <w:spacing/>
         <w:ind w:firstLine="0" w:left="709"/>
@@ -8903,7 +9154,7 @@
     </w:p>
     <w:p>
       <w:pPr>
-        <w:pStyle w:val="1477"/>
+        <w:pStyle w:val="1641"/>
         <w:pBdr/>
         <w:spacing/>
         <w:ind w:firstLine="0" w:left="709"/>
@@ -8916,7 +9167,7 @@
     </w:p>
     <w:p>
       <w:pPr>
-        <w:pStyle w:val="1477"/>
+        <w:pStyle w:val="1641"/>
         <w:pBdr/>
         <w:spacing/>
         <w:ind w:firstLine="0" w:left="709"/>
@@ -8929,7 +9180,7 @@
     </w:p>
     <w:p>
       <w:pPr>
-        <w:pStyle w:val="1477"/>
+        <w:pStyle w:val="1641"/>
         <w:pBdr/>
         <w:spacing/>
         <w:ind w:firstLine="0" w:left="709"/>
@@ -8942,7 +9193,7 @@
     </w:p>
     <w:p>
       <w:pPr>
-        <w:pStyle w:val="1477"/>
+        <w:pStyle w:val="1641"/>
         <w:pBdr/>
         <w:spacing/>
         <w:ind w:firstLine="0" w:left="709"/>
@@ -8955,7 +9206,7 @@
     </w:p>
     <w:p>
       <w:pPr>
-        <w:pStyle w:val="1477"/>
+        <w:pStyle w:val="1641"/>
         <w:pBdr/>
         <w:spacing/>
         <w:ind w:firstLine="0" w:left="709"/>
@@ -8968,20 +9219,24 @@
     </w:p>
     <w:p>
       <w:pPr>
-        <w:pStyle w:val="1447"/>
+        <w:pStyle w:val="1611"/>
         <w:pBdr/>
         <w:spacing/>
         <w:ind/>
         <w:rPr/>
       </w:pPr>
+      <w:r/>
+      <w:bookmarkStart w:id="12" w:name="_Toc12"/>
       <w:r>
         <w:t xml:space="preserve">1.5 MARCOS DO PROJETO</w:t>
       </w:r>
+      <w:bookmarkEnd w:id="12"/>
+      <w:r/>
       <w:r/>
     </w:p>
     <w:tbl>
       <w:tblPr>
-        <w:tblStyle w:val="1471"/>
+        <w:tblStyle w:val="1635"/>
         <w:tblW w:w="0" w:type="auto"/>
         <w:tblBorders/>
         <w:tblLook w:val="04A0" w:firstRow="1" w:lastRow="0" w:firstColumn="1" w:lastColumn="0" w:noHBand="0" w:noVBand="1"/>
@@ -10546,7 +10801,7 @@
     </w:tbl>
     <w:p>
       <w:pPr>
-        <w:pStyle w:val="1478"/>
+        <w:pStyle w:val="1642"/>
         <w:pBdr/>
         <w:spacing/>
         <w:ind/>
@@ -10559,15 +10814,19 @@
     </w:p>
     <w:p>
       <w:pPr>
-        <w:pStyle w:val="1447"/>
+        <w:pStyle w:val="1611"/>
         <w:pBdr/>
         <w:spacing/>
         <w:ind/>
         <w:rPr/>
       </w:pPr>
+      <w:r/>
+      <w:bookmarkStart w:id="13" w:name="_Toc13"/>
       <w:r>
         <w:t xml:space="preserve">1.6 GESTÃO DE RISCOS</w:t>
       </w:r>
+      <w:bookmarkEnd w:id="13"/>
+      <w:r/>
       <w:r/>
     </w:p>
     <w:p>
@@ -10608,7 +10867,7 @@
     </w:p>
     <w:p>
       <w:pPr>
-        <w:pStyle w:val="1477"/>
+        <w:pStyle w:val="1641"/>
         <w:pBdr/>
         <w:spacing/>
         <w:ind w:firstLine="0" w:left="709"/>
@@ -10621,7 +10880,7 @@
     </w:p>
     <w:p>
       <w:pPr>
-        <w:pStyle w:val="1477"/>
+        <w:pStyle w:val="1641"/>
         <w:pBdr/>
         <w:spacing/>
         <w:ind w:firstLine="0" w:left="709"/>
@@ -10655,20 +10914,24 @@
     </w:p>
     <w:p>
       <w:pPr>
-        <w:pStyle w:val="1447"/>
+        <w:pStyle w:val="1611"/>
         <w:pBdr/>
         <w:spacing/>
         <w:ind/>
         <w:rPr/>
       </w:pPr>
+      <w:r/>
+      <w:bookmarkStart w:id="14" w:name="_Toc14"/>
       <w:r>
         <w:t xml:space="preserve">1.7 PAPÉIS E RESPONSABILIDADES</w:t>
       </w:r>
+      <w:bookmarkEnd w:id="14"/>
+      <w:r/>
       <w:r/>
     </w:p>
     <w:tbl>
       <w:tblPr>
-        <w:tblStyle w:val="1471"/>
+        <w:tblStyle w:val="1635"/>
         <w:tblW w:w="0" w:type="auto"/>
         <w:tblBorders/>
         <w:tblLook w:val="04A0" w:firstRow="1" w:lastRow="0" w:firstColumn="1" w:lastColumn="0" w:noHBand="0" w:noVBand="1"/>
@@ -10966,7 +11229,7 @@
     </w:tbl>
     <w:p>
       <w:pPr>
-        <w:pStyle w:val="1478"/>
+        <w:pStyle w:val="1642"/>
         <w:pBdr/>
         <w:spacing/>
         <w:ind/>
@@ -12582,7 +12845,7 @@
 <w:hdr xmlns:wpc="http://schemas.microsoft.com/office/word/2010/wordprocessingCanvas" xmlns:mc="http://schemas.openxmlformats.org/markup-compatibility/2006" xmlns:o="urn:schemas-microsoft-com:office:office" xmlns:r="http://schemas.openxmlformats.org/officeDocument/2006/relationships" xmlns:m="http://schemas.openxmlformats.org/officeDocument/2006/math" xmlns:v="urn:schemas-microsoft-com:vml" xmlns:wp14="http://schemas.microsoft.com/office/word/2010/wordprocessingDrawing" xmlns:wp="http://schemas.openxmlformats.org/drawingml/2006/wordprocessingDrawing" xmlns:w10="urn:schemas-microsoft-com:office:word" xmlns:w="http://schemas.openxmlformats.org/wordprocessingml/2006/main" xmlns:w14="http://schemas.microsoft.com/office/word/2010/wordml" xmlns:w15="http://schemas.microsoft.com/office/word/2012/wordml" xmlns:wpg="http://schemas.microsoft.com/office/word/2010/wordprocessingGroup" xmlns:wpi="http://schemas.microsoft.com/office/word/2010/wordprocessingInk" xmlns:wne="http://schemas.microsoft.com/office/word/2006/wordml" xmlns:a="http://schemas.openxmlformats.org/drawingml/2006/main" xmlns:wps="http://schemas.microsoft.com/office/word/2010/wordprocessingShape" mc:Ignorable="w14 w15 wp14">
   <w:p>
     <w:pPr>
-      <w:pStyle w:val="1456"/>
+      <w:pStyle w:val="1620"/>
       <w:pBdr/>
       <w:spacing/>
       <w:ind/>
@@ -12664,7 +12927,7 @@
     <w:sdtContent>
       <w:p>
         <w:pPr>
-          <w:pStyle w:val="1456"/>
+          <w:pStyle w:val="1620"/>
           <w:pBdr/>
           <w:spacing/>
           <w:ind/>
@@ -12697,7 +12960,7 @@
 <w:hdr xmlns:wpc="http://schemas.microsoft.com/office/word/2010/wordprocessingCanvas" xmlns:mc="http://schemas.openxmlformats.org/markup-compatibility/2006" xmlns:o="urn:schemas-microsoft-com:office:office" xmlns:r="http://schemas.openxmlformats.org/officeDocument/2006/relationships" xmlns:m="http://schemas.openxmlformats.org/officeDocument/2006/math" xmlns:v="urn:schemas-microsoft-com:vml" xmlns:wp14="http://schemas.microsoft.com/office/word/2010/wordprocessingDrawing" xmlns:wp="http://schemas.openxmlformats.org/drawingml/2006/wordprocessingDrawing" xmlns:w10="urn:schemas-microsoft-com:office:word" xmlns:w="http://schemas.openxmlformats.org/wordprocessingml/2006/main" xmlns:w14="http://schemas.microsoft.com/office/word/2010/wordml" xmlns:w15="http://schemas.microsoft.com/office/word/2012/wordml" xmlns:wpg="http://schemas.microsoft.com/office/word/2010/wordprocessingGroup" xmlns:wpi="http://schemas.microsoft.com/office/word/2010/wordprocessingInk" xmlns:wne="http://schemas.microsoft.com/office/word/2006/wordml" xmlns:a="http://schemas.openxmlformats.org/drawingml/2006/main" xmlns:wps="http://schemas.microsoft.com/office/word/2010/wordprocessingShape" mc:Ignorable="w14 w15 wp14">
   <w:p>
     <w:pPr>
-      <w:pStyle w:val="1456"/>
+      <w:pStyle w:val="1620"/>
       <w:pBdr/>
       <w:spacing/>
       <w:ind/>
@@ -12803,7 +13066,7 @@
 <w:hdr xmlns:wpc="http://schemas.microsoft.com/office/word/2010/wordprocessingCanvas" xmlns:mc="http://schemas.openxmlformats.org/markup-compatibility/2006" xmlns:o="urn:schemas-microsoft-com:office:office" xmlns:r="http://schemas.openxmlformats.org/officeDocument/2006/relationships" xmlns:m="http://schemas.openxmlformats.org/officeDocument/2006/math" xmlns:v="urn:schemas-microsoft-com:vml" xmlns:wp14="http://schemas.microsoft.com/office/word/2010/wordprocessingDrawing" xmlns:wp="http://schemas.openxmlformats.org/drawingml/2006/wordprocessingDrawing" xmlns:w10="urn:schemas-microsoft-com:office:word" xmlns:w="http://schemas.openxmlformats.org/wordprocessingml/2006/main" xmlns:w14="http://schemas.microsoft.com/office/word/2010/wordml" xmlns:w15="http://schemas.microsoft.com/office/word/2012/wordml" xmlns:wpg="http://schemas.microsoft.com/office/word/2010/wordprocessingGroup" xmlns:wpi="http://schemas.microsoft.com/office/word/2010/wordprocessingInk" xmlns:wne="http://schemas.microsoft.com/office/word/2006/wordml" xmlns:a="http://schemas.openxmlformats.org/drawingml/2006/main" xmlns:wps="http://schemas.microsoft.com/office/word/2010/wordprocessingShape" mc:Ignorable="w14 w15 wp14">
   <w:p>
     <w:pPr>
-      <w:pStyle w:val="1456"/>
+      <w:pStyle w:val="1620"/>
       <w:pBdr/>
       <w:spacing/>
       <w:ind/>
@@ -15389,9 +15652,9 @@
     <w:lsdException w:name="Bibliography" w:uiPriority="37"/>
     <w:lsdException w:name="TOC Heading" w:uiPriority="39" w:qFormat="1"/>
   </w:latentStyles>
-  <w:style w:type="table" w:styleId="13">
+  <w:style w:type="table" w:styleId="1446">
     <w:name w:val="Table Grid Light"/>
-    <w:basedOn w:val="1450"/>
+    <w:basedOn w:val="1614"/>
     <w:uiPriority w:val="59"/>
     <w:pPr>
       <w:pBdr/>
@@ -15588,9 +15851,9 @@
       </w:tcPr>
     </w:tblStylePr>
   </w:style>
-  <w:style w:type="table" w:styleId="14">
+  <w:style w:type="table" w:styleId="1447">
     <w:name w:val="Plain Table 1"/>
-    <w:basedOn w:val="1450"/>
+    <w:basedOn w:val="1614"/>
     <w:uiPriority w:val="59"/>
     <w:pPr>
       <w:pBdr/>
@@ -15813,9 +16076,9 @@
       </w:tcPr>
     </w:tblStylePr>
   </w:style>
-  <w:style w:type="table" w:styleId="15">
+  <w:style w:type="table" w:styleId="1448">
     <w:name w:val="Plain Table 2"/>
-    <w:basedOn w:val="1450"/>
+    <w:basedOn w:val="1614"/>
     <w:uiPriority w:val="59"/>
     <w:pPr>
       <w:pBdr/>
@@ -16046,9 +16309,9 @@
       </w:tcPr>
     </w:tblStylePr>
   </w:style>
-  <w:style w:type="table" w:styleId="16">
+  <w:style w:type="table" w:styleId="1449">
     <w:name w:val="Plain Table 3"/>
-    <w:basedOn w:val="1450"/>
+    <w:basedOn w:val="1614"/>
     <w:uiPriority w:val="99"/>
     <w:pPr>
       <w:pBdr/>
@@ -16276,9 +16539,9 @@
       </w:tcPr>
     </w:tblStylePr>
   </w:style>
-  <w:style w:type="table" w:styleId="17">
+  <w:style w:type="table" w:styleId="1450">
     <w:name w:val="Plain Table 4"/>
-    <w:basedOn w:val="1450"/>
+    <w:basedOn w:val="1614"/>
     <w:uiPriority w:val="99"/>
     <w:pPr>
       <w:pBdr/>
@@ -16492,9 +16755,9 @@
       </w:tcPr>
     </w:tblStylePr>
   </w:style>
-  <w:style w:type="table" w:styleId="18">
+  <w:style w:type="table" w:styleId="1451">
     <w:name w:val="Plain Table 5"/>
-    <w:basedOn w:val="1450"/>
+    <w:basedOn w:val="1614"/>
     <w:uiPriority w:val="99"/>
     <w:pPr>
       <w:pBdr/>
@@ -16725,9 +16988,9 @@
       </w:tcPr>
     </w:tblStylePr>
   </w:style>
-  <w:style w:type="table" w:styleId="19">
+  <w:style w:type="table" w:styleId="1452">
     <w:name w:val="Grid Table 1 Light"/>
-    <w:basedOn w:val="1450"/>
+    <w:basedOn w:val="1614"/>
     <w:uiPriority w:val="99"/>
     <w:pPr>
       <w:pBdr/>
@@ -16948,9 +17211,9 @@
       </w:tcPr>
     </w:tblStylePr>
   </w:style>
-  <w:style w:type="table" w:styleId="20">
+  <w:style w:type="table" w:styleId="1453">
     <w:name w:val="Grid Table 1 Light - Accent 1"/>
-    <w:basedOn w:val="1450"/>
+    <w:basedOn w:val="1614"/>
     <w:uiPriority w:val="99"/>
     <w:pPr>
       <w:pBdr/>
@@ -17171,9 +17434,9 @@
       </w:tcPr>
     </w:tblStylePr>
   </w:style>
-  <w:style w:type="table" w:styleId="21">
+  <w:style w:type="table" w:styleId="1454">
     <w:name w:val="Grid Table 1 Light - Accent 2"/>
-    <w:basedOn w:val="1450"/>
+    <w:basedOn w:val="1614"/>
     <w:uiPriority w:val="99"/>
     <w:pPr>
       <w:pBdr/>
@@ -17394,9 +17657,9 @@
       </w:tcPr>
     </w:tblStylePr>
   </w:style>
-  <w:style w:type="table" w:styleId="22">
+  <w:style w:type="table" w:styleId="1455">
     <w:name w:val="Grid Table 1 Light - Accent 3"/>
-    <w:basedOn w:val="1450"/>
+    <w:basedOn w:val="1614"/>
     <w:uiPriority w:val="99"/>
     <w:pPr>
       <w:pBdr/>
@@ -17617,9 +17880,9 @@
       </w:tcPr>
     </w:tblStylePr>
   </w:style>
-  <w:style w:type="table" w:styleId="23">
+  <w:style w:type="table" w:styleId="1456">
     <w:name w:val="Grid Table 1 Light - Accent 4"/>
-    <w:basedOn w:val="1450"/>
+    <w:basedOn w:val="1614"/>
     <w:uiPriority w:val="99"/>
     <w:pPr>
       <w:pBdr/>
@@ -17840,9 +18103,9 @@
       </w:tcPr>
     </w:tblStylePr>
   </w:style>
-  <w:style w:type="table" w:styleId="24">
+  <w:style w:type="table" w:styleId="1457">
     <w:name w:val="Grid Table 1 Light - Accent 5"/>
-    <w:basedOn w:val="1450"/>
+    <w:basedOn w:val="1614"/>
     <w:uiPriority w:val="99"/>
     <w:pPr>
       <w:pBdr/>
@@ -18063,9 +18326,9 @@
       </w:tcPr>
     </w:tblStylePr>
   </w:style>
-  <w:style w:type="table" w:styleId="25">
+  <w:style w:type="table" w:styleId="1458">
     <w:name w:val="Grid Table 1 Light - Accent 6"/>
-    <w:basedOn w:val="1450"/>
+    <w:basedOn w:val="1614"/>
     <w:uiPriority w:val="99"/>
     <w:pPr>
       <w:pBdr/>
@@ -18286,9 +18549,9 @@
       </w:tcPr>
     </w:tblStylePr>
   </w:style>
-  <w:style w:type="table" w:styleId="26">
+  <w:style w:type="table" w:styleId="1459">
     <w:name w:val="Grid Table 2"/>
-    <w:basedOn w:val="1450"/>
+    <w:basedOn w:val="1614"/>
     <w:uiPriority w:val="99"/>
     <w:pPr>
       <w:pBdr/>
@@ -18518,9 +18781,9 @@
       </w:tcPr>
     </w:tblStylePr>
   </w:style>
-  <w:style w:type="table" w:styleId="27">
+  <w:style w:type="table" w:styleId="1460">
     <w:name w:val="Grid Table 2 - Accent 1"/>
-    <w:basedOn w:val="1450"/>
+    <w:basedOn w:val="1614"/>
     <w:uiPriority w:val="99"/>
     <w:pPr>
       <w:pBdr/>
@@ -18750,9 +19013,9 @@
       </w:tcPr>
     </w:tblStylePr>
   </w:style>
-  <w:style w:type="table" w:styleId="28">
+  <w:style w:type="table" w:styleId="1461">
     <w:name w:val="Grid Table 2 - Accent 2"/>
-    <w:basedOn w:val="1450"/>
+    <w:basedOn w:val="1614"/>
     <w:uiPriority w:val="99"/>
     <w:pPr>
       <w:pBdr/>
@@ -18982,9 +19245,9 @@
       </w:tcPr>
     </w:tblStylePr>
   </w:style>
-  <w:style w:type="table" w:styleId="29">
+  <w:style w:type="table" w:styleId="1462">
     <w:name w:val="Grid Table 2 - Accent 3"/>
-    <w:basedOn w:val="1450"/>
+    <w:basedOn w:val="1614"/>
     <w:uiPriority w:val="99"/>
     <w:pPr>
       <w:pBdr/>
@@ -19214,9 +19477,9 @@
       </w:tcPr>
     </w:tblStylePr>
   </w:style>
-  <w:style w:type="table" w:styleId="30">
+  <w:style w:type="table" w:styleId="1463">
     <w:name w:val="Grid Table 2 - Accent 4"/>
-    <w:basedOn w:val="1450"/>
+    <w:basedOn w:val="1614"/>
     <w:uiPriority w:val="99"/>
     <w:pPr>
       <w:pBdr/>
@@ -19446,9 +19709,9 @@
       </w:tcPr>
     </w:tblStylePr>
   </w:style>
-  <w:style w:type="table" w:styleId="31">
+  <w:style w:type="table" w:styleId="1464">
     <w:name w:val="Grid Table 2 - Accent 5"/>
-    <w:basedOn w:val="1450"/>
+    <w:basedOn w:val="1614"/>
     <w:uiPriority w:val="99"/>
     <w:pPr>
       <w:pBdr/>
@@ -19678,9 +19941,9 @@
       </w:tcPr>
     </w:tblStylePr>
   </w:style>
-  <w:style w:type="table" w:styleId="32">
+  <w:style w:type="table" w:styleId="1465">
     <w:name w:val="Grid Table 2 - Accent 6"/>
-    <w:basedOn w:val="1450"/>
+    <w:basedOn w:val="1614"/>
     <w:uiPriority w:val="99"/>
     <w:pPr>
       <w:pBdr/>
@@ -19910,9 +20173,9 @@
       </w:tcPr>
     </w:tblStylePr>
   </w:style>
-  <w:style w:type="table" w:styleId="33">
+  <w:style w:type="table" w:styleId="1466">
     <w:name w:val="Grid Table 3"/>
-    <w:basedOn w:val="1450"/>
+    <w:basedOn w:val="1614"/>
     <w:uiPriority w:val="99"/>
     <w:pPr>
       <w:pBdr/>
@@ -20011,29 +20274,6 @@
         <w:tblBorders/>
       </w:tblPr>
       <w:tcPr>
-        <w:shd w:color="ffffff"/>
-        <w:tcBorders>
-          <w:top w:val="none" w:color="000000" w:sz="4" w:space="0"/>
-          <w:left w:val="none" w:color="000000" w:sz="4" w:space="0"/>
-          <w:bottom w:val="none" w:color="000000" w:sz="4" w:space="0"/>
-          <w:right w:val="none" w:color="000000" w:sz="4" w:space="0"/>
-        </w:tcBorders>
-      </w:tcPr>
-    </w:tblStylePr>
-    <w:tblStylePr w:type="firstRow">
-      <w:rPr>
-        <w:b/>
-        <w:color w:val="404040"/>
-      </w:rPr>
-      <w:pPr>
-        <w:pBdr/>
-        <w:spacing/>
-        <w:ind/>
-      </w:pPr>
-      <w:tblPr>
-        <w:tblBorders/>
-      </w:tblPr>
-      <w:tcPr>
         <w:shd w:val="clear" w:color="ffffff"/>
         <w:tcBorders>
           <w:top w:val="none" w:color="000000" w:sz="4" w:space="0"/>
@@ -20043,30 +20283,7 @@
         </w:tcBorders>
       </w:tcPr>
     </w:tblStylePr>
-    <w:tblStylePr w:type="lastCol">
-      <w:rPr>
-        <w:i/>
-        <w:color w:val="404040"/>
-      </w:rPr>
-      <w:pPr>
-        <w:pBdr/>
-        <w:spacing/>
-        <w:ind/>
-      </w:pPr>
-      <w:tblPr>
-        <w:tblBorders/>
-      </w:tblPr>
-      <w:tcPr>
-        <w:shd w:color="ffffff"/>
-        <w:tcBorders>
-          <w:top w:val="none" w:color="000000" w:sz="4" w:space="0"/>
-          <w:left w:val="none" w:color="000000" w:sz="4" w:space="0"/>
-          <w:bottom w:val="none" w:color="000000" w:sz="4" w:space="0"/>
-          <w:right w:val="none" w:color="000000" w:sz="4" w:space="0"/>
-        </w:tcBorders>
-      </w:tcPr>
-    </w:tblStylePr>
-    <w:tblStylePr w:type="lastRow">
+    <w:tblStylePr w:type="firstRow">
       <w:rPr>
         <w:b/>
         <w:color w:val="404040"/>
@@ -20089,6 +20306,52 @@
         </w:tcBorders>
       </w:tcPr>
     </w:tblStylePr>
+    <w:tblStylePr w:type="lastCol">
+      <w:rPr>
+        <w:i/>
+        <w:color w:val="404040"/>
+      </w:rPr>
+      <w:pPr>
+        <w:pBdr/>
+        <w:spacing/>
+        <w:ind/>
+      </w:pPr>
+      <w:tblPr>
+        <w:tblBorders/>
+      </w:tblPr>
+      <w:tcPr>
+        <w:shd w:val="clear" w:color="ffffff"/>
+        <w:tcBorders>
+          <w:top w:val="none" w:color="000000" w:sz="4" w:space="0"/>
+          <w:left w:val="none" w:color="000000" w:sz="4" w:space="0"/>
+          <w:bottom w:val="none" w:color="000000" w:sz="4" w:space="0"/>
+          <w:right w:val="none" w:color="000000" w:sz="4" w:space="0"/>
+        </w:tcBorders>
+      </w:tcPr>
+    </w:tblStylePr>
+    <w:tblStylePr w:type="lastRow">
+      <w:rPr>
+        <w:b/>
+        <w:color w:val="404040"/>
+      </w:rPr>
+      <w:pPr>
+        <w:pBdr/>
+        <w:spacing/>
+        <w:ind/>
+      </w:pPr>
+      <w:tblPr>
+        <w:tblBorders/>
+      </w:tblPr>
+      <w:tcPr>
+        <w:shd w:val="clear" w:color="ffffff"/>
+        <w:tcBorders>
+          <w:top w:val="none" w:color="000000" w:sz="4" w:space="0"/>
+          <w:left w:val="none" w:color="000000" w:sz="4" w:space="0"/>
+          <w:bottom w:val="none" w:color="000000" w:sz="4" w:space="0"/>
+          <w:right w:val="none" w:color="000000" w:sz="4" w:space="0"/>
+        </w:tcBorders>
+      </w:tcPr>
+    </w:tblStylePr>
     <w:tblStylePr w:type="nwCell">
       <w:pPr>
         <w:pBdr/>
@@ -20155,9 +20418,9 @@
       </w:tcPr>
     </w:tblStylePr>
   </w:style>
-  <w:style w:type="table" w:styleId="34">
+  <w:style w:type="table" w:styleId="1467">
     <w:name w:val="Grid Table 3 - Accent 1"/>
-    <w:basedOn w:val="1450"/>
+    <w:basedOn w:val="1614"/>
     <w:uiPriority w:val="99"/>
     <w:pPr>
       <w:pBdr/>
@@ -20256,29 +20519,6 @@
         <w:tblBorders/>
       </w:tblPr>
       <w:tcPr>
-        <w:shd w:color="ffffff"/>
-        <w:tcBorders>
-          <w:top w:val="none" w:color="000000" w:sz="4" w:space="0"/>
-          <w:left w:val="none" w:color="000000" w:sz="4" w:space="0"/>
-          <w:bottom w:val="none" w:color="000000" w:sz="4" w:space="0"/>
-          <w:right w:val="none" w:color="000000" w:sz="4" w:space="0"/>
-        </w:tcBorders>
-      </w:tcPr>
-    </w:tblStylePr>
-    <w:tblStylePr w:type="firstRow">
-      <w:rPr>
-        <w:b/>
-        <w:color w:val="404040"/>
-      </w:rPr>
-      <w:pPr>
-        <w:pBdr/>
-        <w:spacing/>
-        <w:ind/>
-      </w:pPr>
-      <w:tblPr>
-        <w:tblBorders/>
-      </w:tblPr>
-      <w:tcPr>
         <w:shd w:val="clear" w:color="ffffff"/>
         <w:tcBorders>
           <w:top w:val="none" w:color="000000" w:sz="4" w:space="0"/>
@@ -20288,30 +20528,7 @@
         </w:tcBorders>
       </w:tcPr>
     </w:tblStylePr>
-    <w:tblStylePr w:type="lastCol">
-      <w:rPr>
-        <w:i/>
-        <w:color w:val="404040"/>
-      </w:rPr>
-      <w:pPr>
-        <w:pBdr/>
-        <w:spacing/>
-        <w:ind/>
-      </w:pPr>
-      <w:tblPr>
-        <w:tblBorders/>
-      </w:tblPr>
-      <w:tcPr>
-        <w:shd w:color="ffffff"/>
-        <w:tcBorders>
-          <w:top w:val="none" w:color="000000" w:sz="4" w:space="0"/>
-          <w:left w:val="none" w:color="000000" w:sz="4" w:space="0"/>
-          <w:bottom w:val="none" w:color="000000" w:sz="4" w:space="0"/>
-          <w:right w:val="none" w:color="000000" w:sz="4" w:space="0"/>
-        </w:tcBorders>
-      </w:tcPr>
-    </w:tblStylePr>
-    <w:tblStylePr w:type="lastRow">
+    <w:tblStylePr w:type="firstRow">
       <w:rPr>
         <w:b/>
         <w:color w:val="404040"/>
@@ -20334,6 +20551,52 @@
         </w:tcBorders>
       </w:tcPr>
     </w:tblStylePr>
+    <w:tblStylePr w:type="lastCol">
+      <w:rPr>
+        <w:i/>
+        <w:color w:val="404040"/>
+      </w:rPr>
+      <w:pPr>
+        <w:pBdr/>
+        <w:spacing/>
+        <w:ind/>
+      </w:pPr>
+      <w:tblPr>
+        <w:tblBorders/>
+      </w:tblPr>
+      <w:tcPr>
+        <w:shd w:val="clear" w:color="ffffff"/>
+        <w:tcBorders>
+          <w:top w:val="none" w:color="000000" w:sz="4" w:space="0"/>
+          <w:left w:val="none" w:color="000000" w:sz="4" w:space="0"/>
+          <w:bottom w:val="none" w:color="000000" w:sz="4" w:space="0"/>
+          <w:right w:val="none" w:color="000000" w:sz="4" w:space="0"/>
+        </w:tcBorders>
+      </w:tcPr>
+    </w:tblStylePr>
+    <w:tblStylePr w:type="lastRow">
+      <w:rPr>
+        <w:b/>
+        <w:color w:val="404040"/>
+      </w:rPr>
+      <w:pPr>
+        <w:pBdr/>
+        <w:spacing/>
+        <w:ind/>
+      </w:pPr>
+      <w:tblPr>
+        <w:tblBorders/>
+      </w:tblPr>
+      <w:tcPr>
+        <w:shd w:val="clear" w:color="ffffff"/>
+        <w:tcBorders>
+          <w:top w:val="none" w:color="000000" w:sz="4" w:space="0"/>
+          <w:left w:val="none" w:color="000000" w:sz="4" w:space="0"/>
+          <w:bottom w:val="none" w:color="000000" w:sz="4" w:space="0"/>
+          <w:right w:val="none" w:color="000000" w:sz="4" w:space="0"/>
+        </w:tcBorders>
+      </w:tcPr>
+    </w:tblStylePr>
     <w:tblStylePr w:type="nwCell">
       <w:pPr>
         <w:pBdr/>
@@ -20400,9 +20663,9 @@
       </w:tcPr>
     </w:tblStylePr>
   </w:style>
-  <w:style w:type="table" w:styleId="35">
+  <w:style w:type="table" w:styleId="1468">
     <w:name w:val="Grid Table 3 - Accent 2"/>
-    <w:basedOn w:val="1450"/>
+    <w:basedOn w:val="1614"/>
     <w:uiPriority w:val="99"/>
     <w:pPr>
       <w:pBdr/>
@@ -20501,29 +20764,6 @@
         <w:tblBorders/>
       </w:tblPr>
       <w:tcPr>
-        <w:shd w:color="ffffff"/>
-        <w:tcBorders>
-          <w:top w:val="none" w:color="000000" w:sz="4" w:space="0"/>
-          <w:left w:val="none" w:color="000000" w:sz="4" w:space="0"/>
-          <w:bottom w:val="none" w:color="000000" w:sz="4" w:space="0"/>
-          <w:right w:val="none" w:color="000000" w:sz="4" w:space="0"/>
-        </w:tcBorders>
-      </w:tcPr>
-    </w:tblStylePr>
-    <w:tblStylePr w:type="firstRow">
-      <w:rPr>
-        <w:b/>
-        <w:color w:val="404040"/>
-      </w:rPr>
-      <w:pPr>
-        <w:pBdr/>
-        <w:spacing/>
-        <w:ind/>
-      </w:pPr>
-      <w:tblPr>
-        <w:tblBorders/>
-      </w:tblPr>
-      <w:tcPr>
         <w:shd w:val="clear" w:color="ffffff"/>
         <w:tcBorders>
           <w:top w:val="none" w:color="000000" w:sz="4" w:space="0"/>
@@ -20533,30 +20773,7 @@
         </w:tcBorders>
       </w:tcPr>
     </w:tblStylePr>
-    <w:tblStylePr w:type="lastCol">
-      <w:rPr>
-        <w:i/>
-        <w:color w:val="404040"/>
-      </w:rPr>
-      <w:pPr>
-        <w:pBdr/>
-        <w:spacing/>
-        <w:ind/>
-      </w:pPr>
-      <w:tblPr>
-        <w:tblBorders/>
-      </w:tblPr>
-      <w:tcPr>
-        <w:shd w:color="ffffff"/>
-        <w:tcBorders>
-          <w:top w:val="none" w:color="000000" w:sz="4" w:space="0"/>
-          <w:left w:val="none" w:color="000000" w:sz="4" w:space="0"/>
-          <w:bottom w:val="none" w:color="000000" w:sz="4" w:space="0"/>
-          <w:right w:val="none" w:color="000000" w:sz="4" w:space="0"/>
-        </w:tcBorders>
-      </w:tcPr>
-    </w:tblStylePr>
-    <w:tblStylePr w:type="lastRow">
+    <w:tblStylePr w:type="firstRow">
       <w:rPr>
         <w:b/>
         <w:color w:val="404040"/>
@@ -20579,6 +20796,52 @@
         </w:tcBorders>
       </w:tcPr>
     </w:tblStylePr>
+    <w:tblStylePr w:type="lastCol">
+      <w:rPr>
+        <w:i/>
+        <w:color w:val="404040"/>
+      </w:rPr>
+      <w:pPr>
+        <w:pBdr/>
+        <w:spacing/>
+        <w:ind/>
+      </w:pPr>
+      <w:tblPr>
+        <w:tblBorders/>
+      </w:tblPr>
+      <w:tcPr>
+        <w:shd w:val="clear" w:color="ffffff"/>
+        <w:tcBorders>
+          <w:top w:val="none" w:color="000000" w:sz="4" w:space="0"/>
+          <w:left w:val="none" w:color="000000" w:sz="4" w:space="0"/>
+          <w:bottom w:val="none" w:color="000000" w:sz="4" w:space="0"/>
+          <w:right w:val="none" w:color="000000" w:sz="4" w:space="0"/>
+        </w:tcBorders>
+      </w:tcPr>
+    </w:tblStylePr>
+    <w:tblStylePr w:type="lastRow">
+      <w:rPr>
+        <w:b/>
+        <w:color w:val="404040"/>
+      </w:rPr>
+      <w:pPr>
+        <w:pBdr/>
+        <w:spacing/>
+        <w:ind/>
+      </w:pPr>
+      <w:tblPr>
+        <w:tblBorders/>
+      </w:tblPr>
+      <w:tcPr>
+        <w:shd w:val="clear" w:color="ffffff"/>
+        <w:tcBorders>
+          <w:top w:val="none" w:color="000000" w:sz="4" w:space="0"/>
+          <w:left w:val="none" w:color="000000" w:sz="4" w:space="0"/>
+          <w:bottom w:val="none" w:color="000000" w:sz="4" w:space="0"/>
+          <w:right w:val="none" w:color="000000" w:sz="4" w:space="0"/>
+        </w:tcBorders>
+      </w:tcPr>
+    </w:tblStylePr>
     <w:tblStylePr w:type="nwCell">
       <w:pPr>
         <w:pBdr/>
@@ -20645,9 +20908,9 @@
       </w:tcPr>
     </w:tblStylePr>
   </w:style>
-  <w:style w:type="table" w:styleId="36">
+  <w:style w:type="table" w:styleId="1469">
     <w:name w:val="Grid Table 3 - Accent 3"/>
-    <w:basedOn w:val="1450"/>
+    <w:basedOn w:val="1614"/>
     <w:uiPriority w:val="99"/>
     <w:pPr>
       <w:pBdr/>
@@ -20746,29 +21009,6 @@
         <w:tblBorders/>
       </w:tblPr>
       <w:tcPr>
-        <w:shd w:color="ffffff"/>
-        <w:tcBorders>
-          <w:top w:val="none" w:color="000000" w:sz="4" w:space="0"/>
-          <w:left w:val="none" w:color="000000" w:sz="4" w:space="0"/>
-          <w:bottom w:val="none" w:color="000000" w:sz="4" w:space="0"/>
-          <w:right w:val="none" w:color="000000" w:sz="4" w:space="0"/>
-        </w:tcBorders>
-      </w:tcPr>
-    </w:tblStylePr>
-    <w:tblStylePr w:type="firstRow">
-      <w:rPr>
-        <w:b/>
-        <w:color w:val="404040"/>
-      </w:rPr>
-      <w:pPr>
-        <w:pBdr/>
-        <w:spacing/>
-        <w:ind/>
-      </w:pPr>
-      <w:tblPr>
-        <w:tblBorders/>
-      </w:tblPr>
-      <w:tcPr>
         <w:shd w:val="clear" w:color="ffffff"/>
         <w:tcBorders>
           <w:top w:val="none" w:color="000000" w:sz="4" w:space="0"/>
@@ -20778,30 +21018,7 @@
         </w:tcBorders>
       </w:tcPr>
     </w:tblStylePr>
-    <w:tblStylePr w:type="lastCol">
-      <w:rPr>
-        <w:i/>
-        <w:color w:val="404040"/>
-      </w:rPr>
-      <w:pPr>
-        <w:pBdr/>
-        <w:spacing/>
-        <w:ind/>
-      </w:pPr>
-      <w:tblPr>
-        <w:tblBorders/>
-      </w:tblPr>
-      <w:tcPr>
-        <w:shd w:color="ffffff"/>
-        <w:tcBorders>
-          <w:top w:val="none" w:color="000000" w:sz="4" w:space="0"/>
-          <w:left w:val="none" w:color="000000" w:sz="4" w:space="0"/>
-          <w:bottom w:val="none" w:color="000000" w:sz="4" w:space="0"/>
-          <w:right w:val="none" w:color="000000" w:sz="4" w:space="0"/>
-        </w:tcBorders>
-      </w:tcPr>
-    </w:tblStylePr>
-    <w:tblStylePr w:type="lastRow">
+    <w:tblStylePr w:type="firstRow">
       <w:rPr>
         <w:b/>
         <w:color w:val="404040"/>
@@ -20824,6 +21041,52 @@
         </w:tcBorders>
       </w:tcPr>
     </w:tblStylePr>
+    <w:tblStylePr w:type="lastCol">
+      <w:rPr>
+        <w:i/>
+        <w:color w:val="404040"/>
+      </w:rPr>
+      <w:pPr>
+        <w:pBdr/>
+        <w:spacing/>
+        <w:ind/>
+      </w:pPr>
+      <w:tblPr>
+        <w:tblBorders/>
+      </w:tblPr>
+      <w:tcPr>
+        <w:shd w:val="clear" w:color="ffffff"/>
+        <w:tcBorders>
+          <w:top w:val="none" w:color="000000" w:sz="4" w:space="0"/>
+          <w:left w:val="none" w:color="000000" w:sz="4" w:space="0"/>
+          <w:bottom w:val="none" w:color="000000" w:sz="4" w:space="0"/>
+          <w:right w:val="none" w:color="000000" w:sz="4" w:space="0"/>
+        </w:tcBorders>
+      </w:tcPr>
+    </w:tblStylePr>
+    <w:tblStylePr w:type="lastRow">
+      <w:rPr>
+        <w:b/>
+        <w:color w:val="404040"/>
+      </w:rPr>
+      <w:pPr>
+        <w:pBdr/>
+        <w:spacing/>
+        <w:ind/>
+      </w:pPr>
+      <w:tblPr>
+        <w:tblBorders/>
+      </w:tblPr>
+      <w:tcPr>
+        <w:shd w:val="clear" w:color="ffffff"/>
+        <w:tcBorders>
+          <w:top w:val="none" w:color="000000" w:sz="4" w:space="0"/>
+          <w:left w:val="none" w:color="000000" w:sz="4" w:space="0"/>
+          <w:bottom w:val="none" w:color="000000" w:sz="4" w:space="0"/>
+          <w:right w:val="none" w:color="000000" w:sz="4" w:space="0"/>
+        </w:tcBorders>
+      </w:tcPr>
+    </w:tblStylePr>
     <w:tblStylePr w:type="nwCell">
       <w:pPr>
         <w:pBdr/>
@@ -20890,9 +21153,9 @@
       </w:tcPr>
     </w:tblStylePr>
   </w:style>
-  <w:style w:type="table" w:styleId="37">
+  <w:style w:type="table" w:styleId="1470">
     <w:name w:val="Grid Table 3 - Accent 4"/>
-    <w:basedOn w:val="1450"/>
+    <w:basedOn w:val="1614"/>
     <w:uiPriority w:val="99"/>
     <w:pPr>
       <w:pBdr/>
@@ -20991,29 +21254,6 @@
         <w:tblBorders/>
       </w:tblPr>
       <w:tcPr>
-        <w:shd w:color="ffffff"/>
-        <w:tcBorders>
-          <w:top w:val="none" w:color="000000" w:sz="4" w:space="0"/>
-          <w:left w:val="none" w:color="000000" w:sz="4" w:space="0"/>
-          <w:bottom w:val="none" w:color="000000" w:sz="4" w:space="0"/>
-          <w:right w:val="none" w:color="000000" w:sz="4" w:space="0"/>
-        </w:tcBorders>
-      </w:tcPr>
-    </w:tblStylePr>
-    <w:tblStylePr w:type="firstRow">
-      <w:rPr>
-        <w:b/>
-        <w:color w:val="404040"/>
-      </w:rPr>
-      <w:pPr>
-        <w:pBdr/>
-        <w:spacing/>
-        <w:ind/>
-      </w:pPr>
-      <w:tblPr>
-        <w:tblBorders/>
-      </w:tblPr>
-      <w:tcPr>
         <w:shd w:val="clear" w:color="ffffff"/>
         <w:tcBorders>
           <w:top w:val="none" w:color="000000" w:sz="4" w:space="0"/>
@@ -21023,30 +21263,7 @@
         </w:tcBorders>
       </w:tcPr>
     </w:tblStylePr>
-    <w:tblStylePr w:type="lastCol">
-      <w:rPr>
-        <w:i/>
-        <w:color w:val="404040"/>
-      </w:rPr>
-      <w:pPr>
-        <w:pBdr/>
-        <w:spacing/>
-        <w:ind/>
-      </w:pPr>
-      <w:tblPr>
-        <w:tblBorders/>
-      </w:tblPr>
-      <w:tcPr>
-        <w:shd w:color="ffffff"/>
-        <w:tcBorders>
-          <w:top w:val="none" w:color="000000" w:sz="4" w:space="0"/>
-          <w:left w:val="none" w:color="000000" w:sz="4" w:space="0"/>
-          <w:bottom w:val="none" w:color="000000" w:sz="4" w:space="0"/>
-          <w:right w:val="none" w:color="000000" w:sz="4" w:space="0"/>
-        </w:tcBorders>
-      </w:tcPr>
-    </w:tblStylePr>
-    <w:tblStylePr w:type="lastRow">
+    <w:tblStylePr w:type="firstRow">
       <w:rPr>
         <w:b/>
         <w:color w:val="404040"/>
@@ -21069,6 +21286,52 @@
         </w:tcBorders>
       </w:tcPr>
     </w:tblStylePr>
+    <w:tblStylePr w:type="lastCol">
+      <w:rPr>
+        <w:i/>
+        <w:color w:val="404040"/>
+      </w:rPr>
+      <w:pPr>
+        <w:pBdr/>
+        <w:spacing/>
+        <w:ind/>
+      </w:pPr>
+      <w:tblPr>
+        <w:tblBorders/>
+      </w:tblPr>
+      <w:tcPr>
+        <w:shd w:val="clear" w:color="ffffff"/>
+        <w:tcBorders>
+          <w:top w:val="none" w:color="000000" w:sz="4" w:space="0"/>
+          <w:left w:val="none" w:color="000000" w:sz="4" w:space="0"/>
+          <w:bottom w:val="none" w:color="000000" w:sz="4" w:space="0"/>
+          <w:right w:val="none" w:color="000000" w:sz="4" w:space="0"/>
+        </w:tcBorders>
+      </w:tcPr>
+    </w:tblStylePr>
+    <w:tblStylePr w:type="lastRow">
+      <w:rPr>
+        <w:b/>
+        <w:color w:val="404040"/>
+      </w:rPr>
+      <w:pPr>
+        <w:pBdr/>
+        <w:spacing/>
+        <w:ind/>
+      </w:pPr>
+      <w:tblPr>
+        <w:tblBorders/>
+      </w:tblPr>
+      <w:tcPr>
+        <w:shd w:val="clear" w:color="ffffff"/>
+        <w:tcBorders>
+          <w:top w:val="none" w:color="000000" w:sz="4" w:space="0"/>
+          <w:left w:val="none" w:color="000000" w:sz="4" w:space="0"/>
+          <w:bottom w:val="none" w:color="000000" w:sz="4" w:space="0"/>
+          <w:right w:val="none" w:color="000000" w:sz="4" w:space="0"/>
+        </w:tcBorders>
+      </w:tcPr>
+    </w:tblStylePr>
     <w:tblStylePr w:type="nwCell">
       <w:pPr>
         <w:pBdr/>
@@ -21135,9 +21398,9 @@
       </w:tcPr>
     </w:tblStylePr>
   </w:style>
-  <w:style w:type="table" w:styleId="38">
+  <w:style w:type="table" w:styleId="1471">
     <w:name w:val="Grid Table 3 - Accent 5"/>
-    <w:basedOn w:val="1450"/>
+    <w:basedOn w:val="1614"/>
     <w:uiPriority w:val="99"/>
     <w:pPr>
       <w:pBdr/>
@@ -21236,29 +21499,6 @@
         <w:tblBorders/>
       </w:tblPr>
       <w:tcPr>
-        <w:shd w:color="ffffff"/>
-        <w:tcBorders>
-          <w:top w:val="none" w:color="000000" w:sz="4" w:space="0"/>
-          <w:left w:val="none" w:color="000000" w:sz="4" w:space="0"/>
-          <w:bottom w:val="none" w:color="000000" w:sz="4" w:space="0"/>
-          <w:right w:val="none" w:color="000000" w:sz="4" w:space="0"/>
-        </w:tcBorders>
-      </w:tcPr>
-    </w:tblStylePr>
-    <w:tblStylePr w:type="firstRow">
-      <w:rPr>
-        <w:b/>
-        <w:color w:val="404040"/>
-      </w:rPr>
-      <w:pPr>
-        <w:pBdr/>
-        <w:spacing/>
-        <w:ind/>
-      </w:pPr>
-      <w:tblPr>
-        <w:tblBorders/>
-      </w:tblPr>
-      <w:tcPr>
         <w:shd w:val="clear" w:color="ffffff"/>
         <w:tcBorders>
           <w:top w:val="none" w:color="000000" w:sz="4" w:space="0"/>
@@ -21268,30 +21508,7 @@
         </w:tcBorders>
       </w:tcPr>
     </w:tblStylePr>
-    <w:tblStylePr w:type="lastCol">
-      <w:rPr>
-        <w:i/>
-        <w:color w:val="404040"/>
-      </w:rPr>
-      <w:pPr>
-        <w:pBdr/>
-        <w:spacing/>
-        <w:ind/>
-      </w:pPr>
-      <w:tblPr>
-        <w:tblBorders/>
-      </w:tblPr>
-      <w:tcPr>
-        <w:shd w:color="ffffff"/>
-        <w:tcBorders>
-          <w:top w:val="none" w:color="000000" w:sz="4" w:space="0"/>
-          <w:left w:val="none" w:color="000000" w:sz="4" w:space="0"/>
-          <w:bottom w:val="none" w:color="000000" w:sz="4" w:space="0"/>
-          <w:right w:val="none" w:color="000000" w:sz="4" w:space="0"/>
-        </w:tcBorders>
-      </w:tcPr>
-    </w:tblStylePr>
-    <w:tblStylePr w:type="lastRow">
+    <w:tblStylePr w:type="firstRow">
       <w:rPr>
         <w:b/>
         <w:color w:val="404040"/>
@@ -21314,6 +21531,52 @@
         </w:tcBorders>
       </w:tcPr>
     </w:tblStylePr>
+    <w:tblStylePr w:type="lastCol">
+      <w:rPr>
+        <w:i/>
+        <w:color w:val="404040"/>
+      </w:rPr>
+      <w:pPr>
+        <w:pBdr/>
+        <w:spacing/>
+        <w:ind/>
+      </w:pPr>
+      <w:tblPr>
+        <w:tblBorders/>
+      </w:tblPr>
+      <w:tcPr>
+        <w:shd w:val="clear" w:color="ffffff"/>
+        <w:tcBorders>
+          <w:top w:val="none" w:color="000000" w:sz="4" w:space="0"/>
+          <w:left w:val="none" w:color="000000" w:sz="4" w:space="0"/>
+          <w:bottom w:val="none" w:color="000000" w:sz="4" w:space="0"/>
+          <w:right w:val="none" w:color="000000" w:sz="4" w:space="0"/>
+        </w:tcBorders>
+      </w:tcPr>
+    </w:tblStylePr>
+    <w:tblStylePr w:type="lastRow">
+      <w:rPr>
+        <w:b/>
+        <w:color w:val="404040"/>
+      </w:rPr>
+      <w:pPr>
+        <w:pBdr/>
+        <w:spacing/>
+        <w:ind/>
+      </w:pPr>
+      <w:tblPr>
+        <w:tblBorders/>
+      </w:tblPr>
+      <w:tcPr>
+        <w:shd w:val="clear" w:color="ffffff"/>
+        <w:tcBorders>
+          <w:top w:val="none" w:color="000000" w:sz="4" w:space="0"/>
+          <w:left w:val="none" w:color="000000" w:sz="4" w:space="0"/>
+          <w:bottom w:val="none" w:color="000000" w:sz="4" w:space="0"/>
+          <w:right w:val="none" w:color="000000" w:sz="4" w:space="0"/>
+        </w:tcBorders>
+      </w:tcPr>
+    </w:tblStylePr>
     <w:tblStylePr w:type="nwCell">
       <w:pPr>
         <w:pBdr/>
@@ -21380,9 +21643,9 @@
       </w:tcPr>
     </w:tblStylePr>
   </w:style>
-  <w:style w:type="table" w:styleId="39">
+  <w:style w:type="table" w:styleId="1472">
     <w:name w:val="Grid Table 3 - Accent 6"/>
-    <w:basedOn w:val="1450"/>
+    <w:basedOn w:val="1614"/>
     <w:uiPriority w:val="99"/>
     <w:pPr>
       <w:pBdr/>
@@ -21481,29 +21744,6 @@
         <w:tblBorders/>
       </w:tblPr>
       <w:tcPr>
-        <w:shd w:color="ffffff"/>
-        <w:tcBorders>
-          <w:top w:val="none" w:color="000000" w:sz="4" w:space="0"/>
-          <w:left w:val="none" w:color="000000" w:sz="4" w:space="0"/>
-          <w:bottom w:val="none" w:color="000000" w:sz="4" w:space="0"/>
-          <w:right w:val="none" w:color="000000" w:sz="4" w:space="0"/>
-        </w:tcBorders>
-      </w:tcPr>
-    </w:tblStylePr>
-    <w:tblStylePr w:type="firstRow">
-      <w:rPr>
-        <w:b/>
-        <w:color w:val="404040"/>
-      </w:rPr>
-      <w:pPr>
-        <w:pBdr/>
-        <w:spacing/>
-        <w:ind/>
-      </w:pPr>
-      <w:tblPr>
-        <w:tblBorders/>
-      </w:tblPr>
-      <w:tcPr>
         <w:shd w:val="clear" w:color="ffffff"/>
         <w:tcBorders>
           <w:top w:val="none" w:color="000000" w:sz="4" w:space="0"/>
@@ -21513,30 +21753,7 @@
         </w:tcBorders>
       </w:tcPr>
     </w:tblStylePr>
-    <w:tblStylePr w:type="lastCol">
-      <w:rPr>
-        <w:i/>
-        <w:color w:val="404040"/>
-      </w:rPr>
-      <w:pPr>
-        <w:pBdr/>
-        <w:spacing/>
-        <w:ind/>
-      </w:pPr>
-      <w:tblPr>
-        <w:tblBorders/>
-      </w:tblPr>
-      <w:tcPr>
-        <w:shd w:color="ffffff"/>
-        <w:tcBorders>
-          <w:top w:val="none" w:color="000000" w:sz="4" w:space="0"/>
-          <w:left w:val="none" w:color="000000" w:sz="4" w:space="0"/>
-          <w:bottom w:val="none" w:color="000000" w:sz="4" w:space="0"/>
-          <w:right w:val="none" w:color="000000" w:sz="4" w:space="0"/>
-        </w:tcBorders>
-      </w:tcPr>
-    </w:tblStylePr>
-    <w:tblStylePr w:type="lastRow">
+    <w:tblStylePr w:type="firstRow">
       <w:rPr>
         <w:b/>
         <w:color w:val="404040"/>
@@ -21559,6 +21776,52 @@
         </w:tcBorders>
       </w:tcPr>
     </w:tblStylePr>
+    <w:tblStylePr w:type="lastCol">
+      <w:rPr>
+        <w:i/>
+        <w:color w:val="404040"/>
+      </w:rPr>
+      <w:pPr>
+        <w:pBdr/>
+        <w:spacing/>
+        <w:ind/>
+      </w:pPr>
+      <w:tblPr>
+        <w:tblBorders/>
+      </w:tblPr>
+      <w:tcPr>
+        <w:shd w:val="clear" w:color="ffffff"/>
+        <w:tcBorders>
+          <w:top w:val="none" w:color="000000" w:sz="4" w:space="0"/>
+          <w:left w:val="none" w:color="000000" w:sz="4" w:space="0"/>
+          <w:bottom w:val="none" w:color="000000" w:sz="4" w:space="0"/>
+          <w:right w:val="none" w:color="000000" w:sz="4" w:space="0"/>
+        </w:tcBorders>
+      </w:tcPr>
+    </w:tblStylePr>
+    <w:tblStylePr w:type="lastRow">
+      <w:rPr>
+        <w:b/>
+        <w:color w:val="404040"/>
+      </w:rPr>
+      <w:pPr>
+        <w:pBdr/>
+        <w:spacing/>
+        <w:ind/>
+      </w:pPr>
+      <w:tblPr>
+        <w:tblBorders/>
+      </w:tblPr>
+      <w:tcPr>
+        <w:shd w:val="clear" w:color="ffffff"/>
+        <w:tcBorders>
+          <w:top w:val="none" w:color="000000" w:sz="4" w:space="0"/>
+          <w:left w:val="none" w:color="000000" w:sz="4" w:space="0"/>
+          <w:bottom w:val="none" w:color="000000" w:sz="4" w:space="0"/>
+          <w:right w:val="none" w:color="000000" w:sz="4" w:space="0"/>
+        </w:tcBorders>
+      </w:tcPr>
+    </w:tblStylePr>
     <w:tblStylePr w:type="nwCell">
       <w:pPr>
         <w:pBdr/>
@@ -21625,9 +21888,9 @@
       </w:tcPr>
     </w:tblStylePr>
   </w:style>
-  <w:style w:type="table" w:styleId="40">
+  <w:style w:type="table" w:styleId="1473">
     <w:name w:val="Grid Table 4"/>
-    <w:basedOn w:val="1450"/>
+    <w:basedOn w:val="1614"/>
     <w:uiPriority w:val="59"/>
     <w:pPr>
       <w:pBdr/>
@@ -21858,9 +22121,9 @@
       </w:tcPr>
     </w:tblStylePr>
   </w:style>
-  <w:style w:type="table" w:styleId="41">
+  <w:style w:type="table" w:styleId="1474">
     <w:name w:val="Grid Table 4 - Accent 1"/>
-    <w:basedOn w:val="1450"/>
+    <w:basedOn w:val="1614"/>
     <w:uiPriority w:val="59"/>
     <w:pPr>
       <w:pBdr/>
@@ -22091,9 +22354,9 @@
       </w:tcPr>
     </w:tblStylePr>
   </w:style>
-  <w:style w:type="table" w:styleId="42">
+  <w:style w:type="table" w:styleId="1475">
     <w:name w:val="Grid Table 4 - Accent 2"/>
-    <w:basedOn w:val="1450"/>
+    <w:basedOn w:val="1614"/>
     <w:uiPriority w:val="59"/>
     <w:pPr>
       <w:pBdr/>
@@ -22324,9 +22587,9 @@
       </w:tcPr>
     </w:tblStylePr>
   </w:style>
-  <w:style w:type="table" w:styleId="43">
+  <w:style w:type="table" w:styleId="1476">
     <w:name w:val="Grid Table 4 - Accent 3"/>
-    <w:basedOn w:val="1450"/>
+    <w:basedOn w:val="1614"/>
     <w:uiPriority w:val="59"/>
     <w:pPr>
       <w:pBdr/>
@@ -22557,9 +22820,9 @@
       </w:tcPr>
     </w:tblStylePr>
   </w:style>
-  <w:style w:type="table" w:styleId="44">
+  <w:style w:type="table" w:styleId="1477">
     <w:name w:val="Grid Table 4 - Accent 4"/>
-    <w:basedOn w:val="1450"/>
+    <w:basedOn w:val="1614"/>
     <w:uiPriority w:val="59"/>
     <w:pPr>
       <w:pBdr/>
@@ -22790,9 +23053,9 @@
       </w:tcPr>
     </w:tblStylePr>
   </w:style>
-  <w:style w:type="table" w:styleId="45">
+  <w:style w:type="table" w:styleId="1478">
     <w:name w:val="Grid Table 4 - Accent 5"/>
-    <w:basedOn w:val="1450"/>
+    <w:basedOn w:val="1614"/>
     <w:uiPriority w:val="59"/>
     <w:pPr>
       <w:pBdr/>
@@ -23023,9 +23286,9 @@
       </w:tcPr>
     </w:tblStylePr>
   </w:style>
-  <w:style w:type="table" w:styleId="46">
+  <w:style w:type="table" w:styleId="1479">
     <w:name w:val="Grid Table 4 - Accent 6"/>
-    <w:basedOn w:val="1450"/>
+    <w:basedOn w:val="1614"/>
     <w:uiPriority w:val="59"/>
     <w:pPr>
       <w:pBdr/>
@@ -23256,9 +23519,9 @@
       </w:tcPr>
     </w:tblStylePr>
   </w:style>
-  <w:style w:type="table" w:styleId="47">
+  <w:style w:type="table" w:styleId="1480">
     <w:name w:val="Grid Table 5 Dark"/>
-    <w:basedOn w:val="1450"/>
+    <w:basedOn w:val="1614"/>
     <w:uiPriority w:val="99"/>
     <w:pPr>
       <w:pBdr/>
@@ -23484,9 +23747,9 @@
       </w:tcPr>
     </w:tblStylePr>
   </w:style>
-  <w:style w:type="table" w:styleId="48">
+  <w:style w:type="table" w:styleId="1481">
     <w:name w:val="Grid Table 5 Dark- Accent 1"/>
-    <w:basedOn w:val="1450"/>
+    <w:basedOn w:val="1614"/>
     <w:uiPriority w:val="99"/>
     <w:pPr>
       <w:pBdr/>
@@ -23712,9 +23975,9 @@
       </w:tcPr>
     </w:tblStylePr>
   </w:style>
-  <w:style w:type="table" w:styleId="49">
+  <w:style w:type="table" w:styleId="1482">
     <w:name w:val="Grid Table 5 Dark - Accent 2"/>
-    <w:basedOn w:val="1450"/>
+    <w:basedOn w:val="1614"/>
     <w:uiPriority w:val="99"/>
     <w:pPr>
       <w:pBdr/>
@@ -23940,9 +24203,9 @@
       </w:tcPr>
     </w:tblStylePr>
   </w:style>
-  <w:style w:type="table" w:styleId="50">
+  <w:style w:type="table" w:styleId="1483">
     <w:name w:val="Grid Table 5 Dark - Accent 3"/>
-    <w:basedOn w:val="1450"/>
+    <w:basedOn w:val="1614"/>
     <w:uiPriority w:val="99"/>
     <w:pPr>
       <w:pBdr/>
@@ -24168,9 +24431,9 @@
       </w:tcPr>
     </w:tblStylePr>
   </w:style>
-  <w:style w:type="table" w:styleId="51">
+  <w:style w:type="table" w:styleId="1484">
     <w:name w:val="Grid Table 5 Dark- Accent 4"/>
-    <w:basedOn w:val="1450"/>
+    <w:basedOn w:val="1614"/>
     <w:uiPriority w:val="99"/>
     <w:pPr>
       <w:pBdr/>
@@ -24396,9 +24659,9 @@
       </w:tcPr>
     </w:tblStylePr>
   </w:style>
-  <w:style w:type="table" w:styleId="52">
+  <w:style w:type="table" w:styleId="1485">
     <w:name w:val="Grid Table 5 Dark - Accent 5"/>
-    <w:basedOn w:val="1450"/>
+    <w:basedOn w:val="1614"/>
     <w:uiPriority w:val="99"/>
     <w:pPr>
       <w:pBdr/>
@@ -24624,9 +24887,9 @@
       </w:tcPr>
     </w:tblStylePr>
   </w:style>
-  <w:style w:type="table" w:styleId="53">
+  <w:style w:type="table" w:styleId="1486">
     <w:name w:val="Grid Table 5 Dark - Accent 6"/>
-    <w:basedOn w:val="1450"/>
+    <w:basedOn w:val="1614"/>
     <w:uiPriority w:val="99"/>
     <w:pPr>
       <w:pBdr/>
@@ -24852,9 +25115,9 @@
       </w:tcPr>
     </w:tblStylePr>
   </w:style>
-  <w:style w:type="table" w:styleId="54">
+  <w:style w:type="table" w:styleId="1487">
     <w:name w:val="Grid Table 6 Colorful"/>
-    <w:basedOn w:val="1450"/>
+    <w:basedOn w:val="1614"/>
     <w:uiPriority w:val="99"/>
     <w:pPr>
       <w:pBdr/>
@@ -25082,9 +25345,9 @@
       </w:tcPr>
     </w:tblStylePr>
   </w:style>
-  <w:style w:type="table" w:styleId="55">
+  <w:style w:type="table" w:styleId="1488">
     <w:name w:val="Grid Table 6 Colorful - Accent 1"/>
-    <w:basedOn w:val="1450"/>
+    <w:basedOn w:val="1614"/>
     <w:uiPriority w:val="99"/>
     <w:pPr>
       <w:pBdr/>
@@ -25312,9 +25575,9 @@
       </w:tcPr>
     </w:tblStylePr>
   </w:style>
-  <w:style w:type="table" w:styleId="56">
+  <w:style w:type="table" w:styleId="1489">
     <w:name w:val="Grid Table 6 Colorful - Accent 2"/>
-    <w:basedOn w:val="1450"/>
+    <w:basedOn w:val="1614"/>
     <w:uiPriority w:val="99"/>
     <w:pPr>
       <w:pBdr/>
@@ -25542,9 +25805,9 @@
       </w:tcPr>
     </w:tblStylePr>
   </w:style>
-  <w:style w:type="table" w:styleId="57">
+  <w:style w:type="table" w:styleId="1490">
     <w:name w:val="Grid Table 6 Colorful - Accent 3"/>
-    <w:basedOn w:val="1450"/>
+    <w:basedOn w:val="1614"/>
     <w:uiPriority w:val="99"/>
     <w:pPr>
       <w:pBdr/>
@@ -25772,9 +26035,9 @@
       </w:tcPr>
     </w:tblStylePr>
   </w:style>
-  <w:style w:type="table" w:styleId="58">
+  <w:style w:type="table" w:styleId="1491">
     <w:name w:val="Grid Table 6 Colorful - Accent 4"/>
-    <w:basedOn w:val="1450"/>
+    <w:basedOn w:val="1614"/>
     <w:uiPriority w:val="99"/>
     <w:pPr>
       <w:pBdr/>
@@ -26002,9 +26265,9 @@
       </w:tcPr>
     </w:tblStylePr>
   </w:style>
-  <w:style w:type="table" w:styleId="59">
+  <w:style w:type="table" w:styleId="1492">
     <w:name w:val="Grid Table 6 Colorful - Accent 5"/>
-    <w:basedOn w:val="1450"/>
+    <w:basedOn w:val="1614"/>
     <w:uiPriority w:val="99"/>
     <w:pPr>
       <w:pBdr/>
@@ -26232,9 +26495,9 @@
       </w:tcPr>
     </w:tblStylePr>
   </w:style>
-  <w:style w:type="table" w:styleId="60">
+  <w:style w:type="table" w:styleId="1493">
     <w:name w:val="Grid Table 6 Colorful - Accent 6"/>
-    <w:basedOn w:val="1450"/>
+    <w:basedOn w:val="1614"/>
     <w:uiPriority w:val="99"/>
     <w:pPr>
       <w:pBdr/>
@@ -26462,9 +26725,9 @@
       </w:tcPr>
     </w:tblStylePr>
   </w:style>
-  <w:style w:type="table" w:styleId="61">
+  <w:style w:type="table" w:styleId="1494">
     <w:name w:val="Grid Table 7 Colorful"/>
-    <w:basedOn w:val="1450"/>
+    <w:basedOn w:val="1614"/>
     <w:uiPriority w:val="99"/>
     <w:pPr>
       <w:pBdr/>
@@ -26566,11 +26829,11 @@
         <w:tblBorders/>
       </w:tblPr>
       <w:tcPr>
-        <w:shd w:color="ffffff"/>
+        <w:shd w:val="clear" w:color="ffffff"/>
         <w:tcBorders>
-          <w:top w:val="none"/>
-          <w:left w:val="none"/>
-          <w:bottom w:val="none"/>
+          <w:top w:val="none" w:color="000000" w:sz="4" w:space="0"/>
+          <w:left w:val="none" w:color="000000" w:sz="4" w:space="0"/>
+          <w:bottom w:val="none" w:color="000000" w:sz="4" w:space="0"/>
           <w:right w:val="single" w:color="000000" w:themeColor="text1" w:themeTint="80" w:sz="4" w:space="0"/>
         </w:tcBorders>
       </w:tcPr>
@@ -26593,10 +26856,10 @@
       <w:tcPr>
         <w:shd w:val="clear" w:color="ffffff" w:themeColor="light1" w:fill="ffffff" w:themeFill="light1"/>
         <w:tcBorders>
-          <w:top w:val="none"/>
-          <w:left w:val="none"/>
+          <w:top w:val="none" w:color="000000" w:sz="4" w:space="0"/>
+          <w:left w:val="none" w:color="000000" w:sz="4" w:space="0"/>
           <w:bottom w:val="single" w:color="000000" w:themeColor="text1" w:themeTint="80" w:sz="4" w:space="0"/>
-          <w:right w:val="none"/>
+          <w:right w:val="none" w:color="000000" w:sz="4" w:space="0"/>
         </w:tcBorders>
       </w:tcPr>
     </w:tblStylePr>
@@ -26616,12 +26879,12 @@
         <w:tblBorders/>
       </w:tblPr>
       <w:tcPr>
-        <w:shd w:color="ffffff"/>
+        <w:shd w:val="clear" w:color="ffffff"/>
         <w:tcBorders>
-          <w:top w:val="none"/>
+          <w:top w:val="none" w:color="000000" w:sz="4" w:space="0"/>
           <w:left w:val="single" w:color="000000" w:themeColor="text1" w:themeTint="80" w:sz="4" w:space="0"/>
-          <w:bottom w:val="none"/>
-          <w:right w:val="none"/>
+          <w:bottom w:val="none" w:color="000000" w:sz="4" w:space="0"/>
+          <w:right w:val="none" w:color="000000" w:sz="4" w:space="0"/>
         </w:tcBorders>
       </w:tcPr>
     </w:tblStylePr>
@@ -26644,9 +26907,9 @@
         <w:shd w:val="clear" w:color="ffffff" w:themeColor="light1" w:fill="ffffff" w:themeFill="light1"/>
         <w:tcBorders>
           <w:top w:val="single" w:color="000000" w:themeColor="text1" w:themeTint="80" w:sz="4" w:space="0"/>
-          <w:left w:val="none"/>
-          <w:bottom w:val="none"/>
-          <w:right w:val="none"/>
+          <w:left w:val="none" w:color="000000" w:sz="4" w:space="0"/>
+          <w:bottom w:val="none" w:color="000000" w:sz="4" w:space="0"/>
+          <w:right w:val="none" w:color="000000" w:sz="4" w:space="0"/>
         </w:tcBorders>
       </w:tcPr>
     </w:tblStylePr>
@@ -26716,9 +26979,9 @@
       </w:tcPr>
     </w:tblStylePr>
   </w:style>
-  <w:style w:type="table" w:styleId="62">
+  <w:style w:type="table" w:styleId="1495">
     <w:name w:val="Grid Table 7 Colorful - Accent 1"/>
-    <w:basedOn w:val="1450"/>
+    <w:basedOn w:val="1614"/>
     <w:uiPriority w:val="99"/>
     <w:pPr>
       <w:pBdr/>
@@ -26820,11 +27083,11 @@
         <w:tblBorders/>
       </w:tblPr>
       <w:tcPr>
-        <w:shd w:color="ffffff"/>
+        <w:shd w:val="clear" w:color="ffffff"/>
         <w:tcBorders>
-          <w:top w:val="none"/>
-          <w:left w:val="none"/>
-          <w:bottom w:val="none"/>
+          <w:top w:val="none" w:color="000000" w:sz="4" w:space="0"/>
+          <w:left w:val="none" w:color="000000" w:sz="4" w:space="0"/>
+          <w:bottom w:val="none" w:color="000000" w:sz="4" w:space="0"/>
           <w:right w:val="single" w:color="000000" w:themeColor="accent1" w:themeTint="80" w:sz="4" w:space="0"/>
         </w:tcBorders>
       </w:tcPr>
@@ -26847,10 +27110,10 @@
       <w:tcPr>
         <w:shd w:val="clear" w:color="ffffff" w:themeColor="light1" w:fill="ffffff" w:themeFill="light1"/>
         <w:tcBorders>
-          <w:top w:val="none"/>
-          <w:left w:val="none"/>
+          <w:top w:val="none" w:color="000000" w:sz="4" w:space="0"/>
+          <w:left w:val="none" w:color="000000" w:sz="4" w:space="0"/>
           <w:bottom w:val="single" w:color="000000" w:themeColor="accent1" w:themeTint="80" w:sz="4" w:space="0"/>
-          <w:right w:val="none"/>
+          <w:right w:val="none" w:color="000000" w:sz="4" w:space="0"/>
         </w:tcBorders>
       </w:tcPr>
     </w:tblStylePr>
@@ -26870,12 +27133,12 @@
         <w:tblBorders/>
       </w:tblPr>
       <w:tcPr>
-        <w:shd w:color="ffffff"/>
+        <w:shd w:val="clear" w:color="ffffff"/>
         <w:tcBorders>
-          <w:top w:val="none"/>
+          <w:top w:val="none" w:color="000000" w:sz="4" w:space="0"/>
           <w:left w:val="single" w:color="000000" w:themeColor="accent1" w:themeTint="80" w:sz="4" w:space="0"/>
-          <w:bottom w:val="none"/>
-          <w:right w:val="none"/>
+          <w:bottom w:val="none" w:color="000000" w:sz="4" w:space="0"/>
+          <w:right w:val="none" w:color="000000" w:sz="4" w:space="0"/>
         </w:tcBorders>
       </w:tcPr>
     </w:tblStylePr>
@@ -26898,9 +27161,9 @@
         <w:shd w:val="clear" w:color="ffffff" w:themeColor="light1" w:fill="ffffff" w:themeFill="light1"/>
         <w:tcBorders>
           <w:top w:val="single" w:color="000000" w:themeColor="accent1" w:themeTint="80" w:sz="4" w:space="0"/>
-          <w:left w:val="none"/>
-          <w:bottom w:val="none"/>
-          <w:right w:val="none"/>
+          <w:left w:val="none" w:color="000000" w:sz="4" w:space="0"/>
+          <w:bottom w:val="none" w:color="000000" w:sz="4" w:space="0"/>
+          <w:right w:val="none" w:color="000000" w:sz="4" w:space="0"/>
         </w:tcBorders>
       </w:tcPr>
     </w:tblStylePr>
@@ -26970,9 +27233,9 @@
       </w:tcPr>
     </w:tblStylePr>
   </w:style>
-  <w:style w:type="table" w:styleId="63">
+  <w:style w:type="table" w:styleId="1496">
     <w:name w:val="Grid Table 7 Colorful - Accent 2"/>
-    <w:basedOn w:val="1450"/>
+    <w:basedOn w:val="1614"/>
     <w:uiPriority w:val="99"/>
     <w:pPr>
       <w:pBdr/>
@@ -27074,11 +27337,11 @@
         <w:tblBorders/>
       </w:tblPr>
       <w:tcPr>
-        <w:shd w:color="ffffff"/>
+        <w:shd w:val="clear" w:color="ffffff"/>
         <w:tcBorders>
-          <w:top w:val="none"/>
-          <w:left w:val="none"/>
-          <w:bottom w:val="none"/>
+          <w:top w:val="none" w:color="000000" w:sz="4" w:space="0"/>
+          <w:left w:val="none" w:color="000000" w:sz="4" w:space="0"/>
+          <w:bottom w:val="none" w:color="000000" w:sz="4" w:space="0"/>
           <w:right w:val="single" w:color="000000" w:themeColor="accent2" w:themeTint="97" w:sz="4" w:space="0"/>
         </w:tcBorders>
       </w:tcPr>
@@ -27101,10 +27364,10 @@
       <w:tcPr>
         <w:shd w:val="clear" w:color="ffffff" w:themeColor="light1" w:fill="ffffff" w:themeFill="light1"/>
         <w:tcBorders>
-          <w:top w:val="none"/>
-          <w:left w:val="none"/>
+          <w:top w:val="none" w:color="000000" w:sz="4" w:space="0"/>
+          <w:left w:val="none" w:color="000000" w:sz="4" w:space="0"/>
           <w:bottom w:val="single" w:color="000000" w:themeColor="accent2" w:themeTint="97" w:sz="4" w:space="0"/>
-          <w:right w:val="none"/>
+          <w:right w:val="none" w:color="000000" w:sz="4" w:space="0"/>
         </w:tcBorders>
       </w:tcPr>
     </w:tblStylePr>
@@ -27124,12 +27387,12 @@
         <w:tblBorders/>
       </w:tblPr>
       <w:tcPr>
-        <w:shd w:color="ffffff"/>
+        <w:shd w:val="clear" w:color="ffffff"/>
         <w:tcBorders>
-          <w:top w:val="none"/>
+          <w:top w:val="none" w:color="000000" w:sz="4" w:space="0"/>
           <w:left w:val="single" w:color="000000" w:themeColor="accent2" w:themeTint="97" w:sz="4" w:space="0"/>
-          <w:bottom w:val="none"/>
-          <w:right w:val="none"/>
+          <w:bottom w:val="none" w:color="000000" w:sz="4" w:space="0"/>
+          <w:right w:val="none" w:color="000000" w:sz="4" w:space="0"/>
         </w:tcBorders>
       </w:tcPr>
     </w:tblStylePr>
@@ -27152,9 +27415,9 @@
         <w:shd w:val="clear" w:color="ffffff" w:themeColor="light1" w:fill="ffffff" w:themeFill="light1"/>
         <w:tcBorders>
           <w:top w:val="single" w:color="000000" w:themeColor="accent2" w:themeTint="97" w:sz="4" w:space="0"/>
-          <w:left w:val="none"/>
-          <w:bottom w:val="none"/>
-          <w:right w:val="none"/>
+          <w:left w:val="none" w:color="000000" w:sz="4" w:space="0"/>
+          <w:bottom w:val="none" w:color="000000" w:sz="4" w:space="0"/>
+          <w:right w:val="none" w:color="000000" w:sz="4" w:space="0"/>
         </w:tcBorders>
       </w:tcPr>
     </w:tblStylePr>
@@ -27224,9 +27487,9 @@
       </w:tcPr>
     </w:tblStylePr>
   </w:style>
-  <w:style w:type="table" w:styleId="64">
+  <w:style w:type="table" w:styleId="1497">
     <w:name w:val="Grid Table 7 Colorful - Accent 3"/>
-    <w:basedOn w:val="1450"/>
+    <w:basedOn w:val="1614"/>
     <w:uiPriority w:val="99"/>
     <w:pPr>
       <w:pBdr/>
@@ -27328,11 +27591,11 @@
         <w:tblBorders/>
       </w:tblPr>
       <w:tcPr>
-        <w:shd w:color="ffffff"/>
+        <w:shd w:val="clear" w:color="ffffff"/>
         <w:tcBorders>
-          <w:top w:val="none"/>
-          <w:left w:val="none"/>
-          <w:bottom w:val="none"/>
+          <w:top w:val="none" w:color="000000" w:sz="4" w:space="0"/>
+          <w:left w:val="none" w:color="000000" w:sz="4" w:space="0"/>
+          <w:bottom w:val="none" w:color="000000" w:sz="4" w:space="0"/>
           <w:right w:val="single" w:color="000000" w:themeColor="accent3" w:themeTint="FE" w:sz="4" w:space="0"/>
         </w:tcBorders>
       </w:tcPr>
@@ -27355,10 +27618,10 @@
       <w:tcPr>
         <w:shd w:val="clear" w:color="ffffff" w:themeColor="light1" w:fill="ffffff" w:themeFill="light1"/>
         <w:tcBorders>
-          <w:top w:val="none"/>
-          <w:left w:val="none"/>
+          <w:top w:val="none" w:color="000000" w:sz="4" w:space="0"/>
+          <w:left w:val="none" w:color="000000" w:sz="4" w:space="0"/>
           <w:bottom w:val="single" w:color="000000" w:themeColor="accent3" w:themeTint="FE" w:sz="4" w:space="0"/>
-          <w:right w:val="none"/>
+          <w:right w:val="none" w:color="000000" w:sz="4" w:space="0"/>
         </w:tcBorders>
       </w:tcPr>
     </w:tblStylePr>
@@ -27378,12 +27641,12 @@
         <w:tblBorders/>
       </w:tblPr>
       <w:tcPr>
-        <w:shd w:color="ffffff"/>
+        <w:shd w:val="clear" w:color="ffffff"/>
         <w:tcBorders>
-          <w:top w:val="none"/>
+          <w:top w:val="none" w:color="000000" w:sz="4" w:space="0"/>
           <w:left w:val="single" w:color="000000" w:themeColor="accent3" w:themeTint="FE" w:sz="4" w:space="0"/>
-          <w:bottom w:val="none"/>
-          <w:right w:val="none"/>
+          <w:bottom w:val="none" w:color="000000" w:sz="4" w:space="0"/>
+          <w:right w:val="none" w:color="000000" w:sz="4" w:space="0"/>
         </w:tcBorders>
       </w:tcPr>
     </w:tblStylePr>
@@ -27406,9 +27669,9 @@
         <w:shd w:val="clear" w:color="ffffff" w:themeColor="light1" w:fill="ffffff" w:themeFill="light1"/>
         <w:tcBorders>
           <w:top w:val="single" w:color="000000" w:themeColor="accent3" w:themeTint="FE" w:sz="4" w:space="0"/>
-          <w:left w:val="none"/>
-          <w:bottom w:val="none"/>
-          <w:right w:val="none"/>
+          <w:left w:val="none" w:color="000000" w:sz="4" w:space="0"/>
+          <w:bottom w:val="none" w:color="000000" w:sz="4" w:space="0"/>
+          <w:right w:val="none" w:color="000000" w:sz="4" w:space="0"/>
         </w:tcBorders>
       </w:tcPr>
     </w:tblStylePr>
@@ -27478,9 +27741,9 @@
       </w:tcPr>
     </w:tblStylePr>
   </w:style>
-  <w:style w:type="table" w:styleId="65">
+  <w:style w:type="table" w:styleId="1498">
     <w:name w:val="Grid Table 7 Colorful - Accent 4"/>
-    <w:basedOn w:val="1450"/>
+    <w:basedOn w:val="1614"/>
     <w:uiPriority w:val="99"/>
     <w:pPr>
       <w:pBdr/>
@@ -27582,11 +27845,11 @@
         <w:tblBorders/>
       </w:tblPr>
       <w:tcPr>
-        <w:shd w:color="ffffff"/>
+        <w:shd w:val="clear" w:color="ffffff"/>
         <w:tcBorders>
-          <w:top w:val="none"/>
-          <w:left w:val="none"/>
-          <w:bottom w:val="none"/>
+          <w:top w:val="none" w:color="000000" w:sz="4" w:space="0"/>
+          <w:left w:val="none" w:color="000000" w:sz="4" w:space="0"/>
+          <w:bottom w:val="none" w:color="000000" w:sz="4" w:space="0"/>
           <w:right w:val="single" w:color="000000" w:themeColor="accent4" w:themeTint="9A" w:sz="4" w:space="0"/>
         </w:tcBorders>
       </w:tcPr>
@@ -27609,10 +27872,10 @@
       <w:tcPr>
         <w:shd w:val="clear" w:color="ffffff" w:themeColor="light1" w:fill="ffffff" w:themeFill="light1"/>
         <w:tcBorders>
-          <w:top w:val="none"/>
-          <w:left w:val="none"/>
+          <w:top w:val="none" w:color="000000" w:sz="4" w:space="0"/>
+          <w:left w:val="none" w:color="000000" w:sz="4" w:space="0"/>
           <w:bottom w:val="single" w:color="000000" w:themeColor="accent4" w:themeTint="9A" w:sz="4" w:space="0"/>
-          <w:right w:val="none"/>
+          <w:right w:val="none" w:color="000000" w:sz="4" w:space="0"/>
         </w:tcBorders>
       </w:tcPr>
     </w:tblStylePr>
@@ -27632,12 +27895,12 @@
         <w:tblBorders/>
       </w:tblPr>
       <w:tcPr>
-        <w:shd w:color="ffffff"/>
+        <w:shd w:val="clear" w:color="ffffff"/>
         <w:tcBorders>
-          <w:top w:val="none"/>
+          <w:top w:val="none" w:color="000000" w:sz="4" w:space="0"/>
           <w:left w:val="single" w:color="000000" w:themeColor="accent4" w:themeTint="9A" w:sz="4" w:space="0"/>
-          <w:bottom w:val="none"/>
-          <w:right w:val="none"/>
+          <w:bottom w:val="none" w:color="000000" w:sz="4" w:space="0"/>
+          <w:right w:val="none" w:color="000000" w:sz="4" w:space="0"/>
         </w:tcBorders>
       </w:tcPr>
     </w:tblStylePr>
@@ -27660,9 +27923,9 @@
         <w:shd w:val="clear" w:color="ffffff" w:themeColor="light1" w:fill="ffffff" w:themeFill="light1"/>
         <w:tcBorders>
           <w:top w:val="single" w:color="000000" w:themeColor="accent4" w:themeTint="9A" w:sz="4" w:space="0"/>
-          <w:left w:val="none"/>
-          <w:bottom w:val="none"/>
-          <w:right w:val="none"/>
+          <w:left w:val="none" w:color="000000" w:sz="4" w:space="0"/>
+          <w:bottom w:val="none" w:color="000000" w:sz="4" w:space="0"/>
+          <w:right w:val="none" w:color="000000" w:sz="4" w:space="0"/>
         </w:tcBorders>
       </w:tcPr>
     </w:tblStylePr>
@@ -27732,9 +27995,9 @@
       </w:tcPr>
     </w:tblStylePr>
   </w:style>
-  <w:style w:type="table" w:styleId="66">
+  <w:style w:type="table" w:styleId="1499">
     <w:name w:val="Grid Table 7 Colorful - Accent 5"/>
-    <w:basedOn w:val="1450"/>
+    <w:basedOn w:val="1614"/>
     <w:uiPriority w:val="99"/>
     <w:pPr>
       <w:pBdr/>
@@ -27836,11 +28099,11 @@
         <w:tblBorders/>
       </w:tblPr>
       <w:tcPr>
-        <w:shd w:color="ffffff"/>
+        <w:shd w:val="clear" w:color="ffffff"/>
         <w:tcBorders>
-          <w:top w:val="none"/>
-          <w:left w:val="none"/>
-          <w:bottom w:val="none"/>
+          <w:top w:val="none" w:color="000000" w:sz="4" w:space="0"/>
+          <w:left w:val="none" w:color="000000" w:sz="4" w:space="0"/>
+          <w:bottom w:val="none" w:color="000000" w:sz="4" w:space="0"/>
           <w:right w:val="single" w:color="000000" w:themeColor="accent5" w:themeTint="90" w:sz="4" w:space="0"/>
         </w:tcBorders>
       </w:tcPr>
@@ -27863,10 +28126,10 @@
       <w:tcPr>
         <w:shd w:val="clear" w:color="ffffff" w:themeColor="light1" w:fill="ffffff" w:themeFill="light1"/>
         <w:tcBorders>
-          <w:top w:val="none"/>
-          <w:left w:val="none"/>
+          <w:top w:val="none" w:color="000000" w:sz="4" w:space="0"/>
+          <w:left w:val="none" w:color="000000" w:sz="4" w:space="0"/>
           <w:bottom w:val="single" w:color="000000" w:themeColor="accent5" w:themeTint="90" w:sz="4" w:space="0"/>
-          <w:right w:val="none"/>
+          <w:right w:val="none" w:color="000000" w:sz="4" w:space="0"/>
         </w:tcBorders>
       </w:tcPr>
     </w:tblStylePr>
@@ -27886,12 +28149,12 @@
         <w:tblBorders/>
       </w:tblPr>
       <w:tcPr>
-        <w:shd w:color="ffffff"/>
+        <w:shd w:val="clear" w:color="ffffff"/>
         <w:tcBorders>
-          <w:top w:val="none"/>
+          <w:top w:val="none" w:color="000000" w:sz="4" w:space="0"/>
           <w:left w:val="single" w:color="000000" w:themeColor="accent5" w:themeTint="90" w:sz="4" w:space="0"/>
-          <w:bottom w:val="none"/>
-          <w:right w:val="none"/>
+          <w:bottom w:val="none" w:color="000000" w:sz="4" w:space="0"/>
+          <w:right w:val="none" w:color="000000" w:sz="4" w:space="0"/>
         </w:tcBorders>
       </w:tcPr>
     </w:tblStylePr>
@@ -27914,9 +28177,9 @@
         <w:shd w:val="clear" w:color="ffffff" w:themeColor="light1" w:fill="ffffff" w:themeFill="light1"/>
         <w:tcBorders>
           <w:top w:val="single" w:color="000000" w:themeColor="accent5" w:themeTint="90" w:sz="4" w:space="0"/>
-          <w:left w:val="none"/>
-          <w:bottom w:val="none"/>
-          <w:right w:val="none"/>
+          <w:left w:val="none" w:color="000000" w:sz="4" w:space="0"/>
+          <w:bottom w:val="none" w:color="000000" w:sz="4" w:space="0"/>
+          <w:right w:val="none" w:color="000000" w:sz="4" w:space="0"/>
         </w:tcBorders>
       </w:tcPr>
     </w:tblStylePr>
@@ -27986,9 +28249,9 @@
       </w:tcPr>
     </w:tblStylePr>
   </w:style>
-  <w:style w:type="table" w:styleId="67">
+  <w:style w:type="table" w:styleId="1500">
     <w:name w:val="Grid Table 7 Colorful - Accent 6"/>
-    <w:basedOn w:val="1450"/>
+    <w:basedOn w:val="1614"/>
     <w:uiPriority w:val="99"/>
     <w:pPr>
       <w:pBdr/>
@@ -28090,11 +28353,11 @@
         <w:tblBorders/>
       </w:tblPr>
       <w:tcPr>
-        <w:shd w:color="ffffff"/>
+        <w:shd w:val="clear" w:color="ffffff"/>
         <w:tcBorders>
-          <w:top w:val="none"/>
-          <w:left w:val="none"/>
-          <w:bottom w:val="none"/>
+          <w:top w:val="none" w:color="000000" w:sz="4" w:space="0"/>
+          <w:left w:val="none" w:color="000000" w:sz="4" w:space="0"/>
+          <w:bottom w:val="none" w:color="000000" w:sz="4" w:space="0"/>
           <w:right w:val="single" w:color="000000" w:themeColor="accent6" w:themeTint="90" w:sz="4" w:space="0"/>
         </w:tcBorders>
       </w:tcPr>
@@ -28117,10 +28380,10 @@
       <w:tcPr>
         <w:shd w:val="clear" w:color="ffffff" w:themeColor="light1" w:fill="ffffff" w:themeFill="light1"/>
         <w:tcBorders>
-          <w:top w:val="none"/>
-          <w:left w:val="none"/>
+          <w:top w:val="none" w:color="000000" w:sz="4" w:space="0"/>
+          <w:left w:val="none" w:color="000000" w:sz="4" w:space="0"/>
           <w:bottom w:val="single" w:color="000000" w:themeColor="accent6" w:themeTint="90" w:sz="4" w:space="0"/>
-          <w:right w:val="none"/>
+          <w:right w:val="none" w:color="000000" w:sz="4" w:space="0"/>
         </w:tcBorders>
       </w:tcPr>
     </w:tblStylePr>
@@ -28140,12 +28403,12 @@
         <w:tblBorders/>
       </w:tblPr>
       <w:tcPr>
-        <w:shd w:color="ffffff"/>
+        <w:shd w:val="clear" w:color="ffffff"/>
         <w:tcBorders>
-          <w:top w:val="none"/>
+          <w:top w:val="none" w:color="000000" w:sz="4" w:space="0"/>
           <w:left w:val="single" w:color="000000" w:themeColor="accent6" w:themeTint="90" w:sz="4" w:space="0"/>
-          <w:bottom w:val="none"/>
-          <w:right w:val="none"/>
+          <w:bottom w:val="none" w:color="000000" w:sz="4" w:space="0"/>
+          <w:right w:val="none" w:color="000000" w:sz="4" w:space="0"/>
         </w:tcBorders>
       </w:tcPr>
     </w:tblStylePr>
@@ -28168,9 +28431,9 @@
         <w:shd w:val="clear" w:color="ffffff" w:themeColor="light1" w:fill="ffffff" w:themeFill="light1"/>
         <w:tcBorders>
           <w:top w:val="single" w:color="000000" w:themeColor="accent6" w:themeTint="90" w:sz="4" w:space="0"/>
-          <w:left w:val="none"/>
-          <w:bottom w:val="none"/>
-          <w:right w:val="none"/>
+          <w:left w:val="none" w:color="000000" w:sz="4" w:space="0"/>
+          <w:bottom w:val="none" w:color="000000" w:sz="4" w:space="0"/>
+          <w:right w:val="none" w:color="000000" w:sz="4" w:space="0"/>
         </w:tcBorders>
       </w:tcPr>
     </w:tblStylePr>
@@ -28240,9 +28503,9 @@
       </w:tcPr>
     </w:tblStylePr>
   </w:style>
-  <w:style w:type="table" w:styleId="68">
+  <w:style w:type="table" w:styleId="1501">
     <w:name w:val="List Table 1 Light"/>
-    <w:basedOn w:val="1450"/>
+    <w:basedOn w:val="1614"/>
     <w:uiPriority w:val="99"/>
     <w:pPr>
       <w:pBdr/>
@@ -28456,9 +28719,9 @@
       </w:tcPr>
     </w:tblStylePr>
   </w:style>
-  <w:style w:type="table" w:styleId="69">
+  <w:style w:type="table" w:styleId="1502">
     <w:name w:val="List Table 1 Light - Accent 1"/>
-    <w:basedOn w:val="1450"/>
+    <w:basedOn w:val="1614"/>
     <w:uiPriority w:val="99"/>
     <w:pPr>
       <w:pBdr/>
@@ -28672,9 +28935,9 @@
       </w:tcPr>
     </w:tblStylePr>
   </w:style>
-  <w:style w:type="table" w:styleId="70">
+  <w:style w:type="table" w:styleId="1503">
     <w:name w:val="List Table 1 Light - Accent 2"/>
-    <w:basedOn w:val="1450"/>
+    <w:basedOn w:val="1614"/>
     <w:uiPriority w:val="99"/>
     <w:pPr>
       <w:pBdr/>
@@ -28888,9 +29151,9 @@
       </w:tcPr>
     </w:tblStylePr>
   </w:style>
-  <w:style w:type="table" w:styleId="71">
+  <w:style w:type="table" w:styleId="1504">
     <w:name w:val="List Table 1 Light - Accent 3"/>
-    <w:basedOn w:val="1450"/>
+    <w:basedOn w:val="1614"/>
     <w:uiPriority w:val="99"/>
     <w:pPr>
       <w:pBdr/>
@@ -29104,9 +29367,9 @@
       </w:tcPr>
     </w:tblStylePr>
   </w:style>
-  <w:style w:type="table" w:styleId="72">
+  <w:style w:type="table" w:styleId="1505">
     <w:name w:val="List Table 1 Light - Accent 4"/>
-    <w:basedOn w:val="1450"/>
+    <w:basedOn w:val="1614"/>
     <w:uiPriority w:val="99"/>
     <w:pPr>
       <w:pBdr/>
@@ -29320,9 +29583,9 @@
       </w:tcPr>
     </w:tblStylePr>
   </w:style>
-  <w:style w:type="table" w:styleId="73">
+  <w:style w:type="table" w:styleId="1506">
     <w:name w:val="List Table 1 Light - Accent 5"/>
-    <w:basedOn w:val="1450"/>
+    <w:basedOn w:val="1614"/>
     <w:uiPriority w:val="99"/>
     <w:pPr>
       <w:pBdr/>
@@ -29536,9 +29799,9 @@
       </w:tcPr>
     </w:tblStylePr>
   </w:style>
-  <w:style w:type="table" w:styleId="74">
+  <w:style w:type="table" w:styleId="1507">
     <w:name w:val="List Table 1 Light - Accent 6"/>
-    <w:basedOn w:val="1450"/>
+    <w:basedOn w:val="1614"/>
     <w:uiPriority w:val="99"/>
     <w:pPr>
       <w:pBdr/>
@@ -29752,9 +30015,9 @@
       </w:tcPr>
     </w:tblStylePr>
   </w:style>
-  <w:style w:type="table" w:styleId="75">
+  <w:style w:type="table" w:styleId="1508">
     <w:name w:val="List Table 2"/>
-    <w:basedOn w:val="1450"/>
+    <w:basedOn w:val="1614"/>
     <w:uiPriority w:val="99"/>
     <w:pPr>
       <w:pBdr/>
@@ -29990,9 +30253,9 @@
       </w:tcPr>
     </w:tblStylePr>
   </w:style>
-  <w:style w:type="table" w:styleId="76">
+  <w:style w:type="table" w:styleId="1509">
     <w:name w:val="List Table 2 - Accent 1"/>
-    <w:basedOn w:val="1450"/>
+    <w:basedOn w:val="1614"/>
     <w:uiPriority w:val="99"/>
     <w:pPr>
       <w:pBdr/>
@@ -30228,9 +30491,9 @@
       </w:tcPr>
     </w:tblStylePr>
   </w:style>
-  <w:style w:type="table" w:styleId="77">
+  <w:style w:type="table" w:styleId="1510">
     <w:name w:val="List Table 2 - Accent 2"/>
-    <w:basedOn w:val="1450"/>
+    <w:basedOn w:val="1614"/>
     <w:uiPriority w:val="99"/>
     <w:pPr>
       <w:pBdr/>
@@ -30466,9 +30729,9 @@
       </w:tcPr>
     </w:tblStylePr>
   </w:style>
-  <w:style w:type="table" w:styleId="78">
+  <w:style w:type="table" w:styleId="1511">
     <w:name w:val="List Table 2 - Accent 3"/>
-    <w:basedOn w:val="1450"/>
+    <w:basedOn w:val="1614"/>
     <w:uiPriority w:val="99"/>
     <w:pPr>
       <w:pBdr/>
@@ -30704,9 +30967,9 @@
       </w:tcPr>
     </w:tblStylePr>
   </w:style>
-  <w:style w:type="table" w:styleId="79">
+  <w:style w:type="table" w:styleId="1512">
     <w:name w:val="List Table 2 - Accent 4"/>
-    <w:basedOn w:val="1450"/>
+    <w:basedOn w:val="1614"/>
     <w:uiPriority w:val="99"/>
     <w:pPr>
       <w:pBdr/>
@@ -30942,9 +31205,9 @@
       </w:tcPr>
     </w:tblStylePr>
   </w:style>
-  <w:style w:type="table" w:styleId="80">
+  <w:style w:type="table" w:styleId="1513">
     <w:name w:val="List Table 2 - Accent 5"/>
-    <w:basedOn w:val="1450"/>
+    <w:basedOn w:val="1614"/>
     <w:uiPriority w:val="99"/>
     <w:pPr>
       <w:pBdr/>
@@ -31180,9 +31443,9 @@
       </w:tcPr>
     </w:tblStylePr>
   </w:style>
-  <w:style w:type="table" w:styleId="81">
+  <w:style w:type="table" w:styleId="1514">
     <w:name w:val="List Table 2 - Accent 6"/>
-    <w:basedOn w:val="1450"/>
+    <w:basedOn w:val="1614"/>
     <w:uiPriority w:val="99"/>
     <w:pPr>
       <w:pBdr/>
@@ -31418,9 +31681,9 @@
       </w:tcPr>
     </w:tblStylePr>
   </w:style>
-  <w:style w:type="table" w:styleId="82">
+  <w:style w:type="table" w:styleId="1515">
     <w:name w:val="List Table 3"/>
-    <w:basedOn w:val="1450"/>
+    <w:basedOn w:val="1614"/>
     <w:uiPriority w:val="99"/>
     <w:pPr>
       <w:pBdr/>
@@ -31646,9 +31909,9 @@
       </w:tcPr>
     </w:tblStylePr>
   </w:style>
-  <w:style w:type="table" w:styleId="83">
+  <w:style w:type="table" w:styleId="1516">
     <w:name w:val="List Table 3 - Accent 1"/>
-    <w:basedOn w:val="1450"/>
+    <w:basedOn w:val="1614"/>
     <w:uiPriority w:val="99"/>
     <w:pPr>
       <w:pBdr/>
@@ -31874,9 +32137,9 @@
       </w:tcPr>
     </w:tblStylePr>
   </w:style>
-  <w:style w:type="table" w:styleId="84">
+  <w:style w:type="table" w:styleId="1517">
     <w:name w:val="List Table 3 - Accent 2"/>
-    <w:basedOn w:val="1450"/>
+    <w:basedOn w:val="1614"/>
     <w:uiPriority w:val="99"/>
     <w:pPr>
       <w:pBdr/>
@@ -32102,9 +32365,9 @@
       </w:tcPr>
     </w:tblStylePr>
   </w:style>
-  <w:style w:type="table" w:styleId="85">
+  <w:style w:type="table" w:styleId="1518">
     <w:name w:val="List Table 3 - Accent 3"/>
-    <w:basedOn w:val="1450"/>
+    <w:basedOn w:val="1614"/>
     <w:uiPriority w:val="99"/>
     <w:pPr>
       <w:pBdr/>
@@ -32330,9 +32593,9 @@
       </w:tcPr>
     </w:tblStylePr>
   </w:style>
-  <w:style w:type="table" w:styleId="86">
+  <w:style w:type="table" w:styleId="1519">
     <w:name w:val="List Table 3 - Accent 4"/>
-    <w:basedOn w:val="1450"/>
+    <w:basedOn w:val="1614"/>
     <w:uiPriority w:val="99"/>
     <w:pPr>
       <w:pBdr/>
@@ -32558,9 +32821,9 @@
       </w:tcPr>
     </w:tblStylePr>
   </w:style>
-  <w:style w:type="table" w:styleId="87">
+  <w:style w:type="table" w:styleId="1520">
     <w:name w:val="List Table 3 - Accent 5"/>
-    <w:basedOn w:val="1450"/>
+    <w:basedOn w:val="1614"/>
     <w:uiPriority w:val="99"/>
     <w:pPr>
       <w:pBdr/>
@@ -32786,9 +33049,9 @@
       </w:tcPr>
     </w:tblStylePr>
   </w:style>
-  <w:style w:type="table" w:styleId="88">
+  <w:style w:type="table" w:styleId="1521">
     <w:name w:val="List Table 3 - Accent 6"/>
-    <w:basedOn w:val="1450"/>
+    <w:basedOn w:val="1614"/>
     <w:uiPriority w:val="99"/>
     <w:pPr>
       <w:pBdr/>
@@ -33014,9 +33277,9 @@
       </w:tcPr>
     </w:tblStylePr>
   </w:style>
-  <w:style w:type="table" w:styleId="89">
+  <w:style w:type="table" w:styleId="1522">
     <w:name w:val="List Table 4"/>
-    <w:basedOn w:val="1450"/>
+    <w:basedOn w:val="1614"/>
     <w:uiPriority w:val="99"/>
     <w:pPr>
       <w:pBdr/>
@@ -33239,9 +33502,9 @@
       </w:tcPr>
     </w:tblStylePr>
   </w:style>
-  <w:style w:type="table" w:styleId="90">
+  <w:style w:type="table" w:styleId="1523">
     <w:name w:val="List Table 4 - Accent 1"/>
-    <w:basedOn w:val="1450"/>
+    <w:basedOn w:val="1614"/>
     <w:uiPriority w:val="99"/>
     <w:pPr>
       <w:pBdr/>
@@ -33464,9 +33727,9 @@
       </w:tcPr>
     </w:tblStylePr>
   </w:style>
-  <w:style w:type="table" w:styleId="91">
+  <w:style w:type="table" w:styleId="1524">
     <w:name w:val="List Table 4 - Accent 2"/>
-    <w:basedOn w:val="1450"/>
+    <w:basedOn w:val="1614"/>
     <w:uiPriority w:val="99"/>
     <w:pPr>
       <w:pBdr/>
@@ -33689,9 +33952,9 @@
       </w:tcPr>
     </w:tblStylePr>
   </w:style>
-  <w:style w:type="table" w:styleId="92">
+  <w:style w:type="table" w:styleId="1525">
     <w:name w:val="List Table 4 - Accent 3"/>
-    <w:basedOn w:val="1450"/>
+    <w:basedOn w:val="1614"/>
     <w:uiPriority w:val="99"/>
     <w:pPr>
       <w:pBdr/>
@@ -33914,9 +34177,9 @@
       </w:tcPr>
     </w:tblStylePr>
   </w:style>
-  <w:style w:type="table" w:styleId="93">
+  <w:style w:type="table" w:styleId="1526">
     <w:name w:val="List Table 4 - Accent 4"/>
-    <w:basedOn w:val="1450"/>
+    <w:basedOn w:val="1614"/>
     <w:uiPriority w:val="99"/>
     <w:pPr>
       <w:pBdr/>
@@ -34139,9 +34402,9 @@
       </w:tcPr>
     </w:tblStylePr>
   </w:style>
-  <w:style w:type="table" w:styleId="94">
+  <w:style w:type="table" w:styleId="1527">
     <w:name w:val="List Table 4 - Accent 5"/>
-    <w:basedOn w:val="1450"/>
+    <w:basedOn w:val="1614"/>
     <w:uiPriority w:val="99"/>
     <w:pPr>
       <w:pBdr/>
@@ -34364,9 +34627,9 @@
       </w:tcPr>
     </w:tblStylePr>
   </w:style>
-  <w:style w:type="table" w:styleId="95">
+  <w:style w:type="table" w:styleId="1528">
     <w:name w:val="List Table 4 - Accent 6"/>
-    <w:basedOn w:val="1450"/>
+    <w:basedOn w:val="1614"/>
     <w:uiPriority w:val="99"/>
     <w:pPr>
       <w:pBdr/>
@@ -34589,9 +34852,9 @@
       </w:tcPr>
     </w:tblStylePr>
   </w:style>
-  <w:style w:type="table" w:styleId="96">
+  <w:style w:type="table" w:styleId="1529">
     <w:name w:val="List Table 5 Dark"/>
-    <w:basedOn w:val="1450"/>
+    <w:basedOn w:val="1614"/>
     <w:uiPriority w:val="99"/>
     <w:pPr>
       <w:pBdr/>
@@ -34831,9 +35094,9 @@
       </w:tcPr>
     </w:tblStylePr>
   </w:style>
-  <w:style w:type="table" w:styleId="97">
+  <w:style w:type="table" w:styleId="1530">
     <w:name w:val="List Table 5 Dark - Accent 1"/>
-    <w:basedOn w:val="1450"/>
+    <w:basedOn w:val="1614"/>
     <w:uiPriority w:val="99"/>
     <w:pPr>
       <w:pBdr/>
@@ -35073,9 +35336,9 @@
       </w:tcPr>
     </w:tblStylePr>
   </w:style>
-  <w:style w:type="table" w:styleId="98">
+  <w:style w:type="table" w:styleId="1531">
     <w:name w:val="List Table 5 Dark - Accent 2"/>
-    <w:basedOn w:val="1450"/>
+    <w:basedOn w:val="1614"/>
     <w:uiPriority w:val="99"/>
     <w:pPr>
       <w:pBdr/>
@@ -35315,9 +35578,9 @@
       </w:tcPr>
     </w:tblStylePr>
   </w:style>
-  <w:style w:type="table" w:styleId="99">
+  <w:style w:type="table" w:styleId="1532">
     <w:name w:val="List Table 5 Dark - Accent 3"/>
-    <w:basedOn w:val="1450"/>
+    <w:basedOn w:val="1614"/>
     <w:uiPriority w:val="99"/>
     <w:pPr>
       <w:pBdr/>
@@ -35557,9 +35820,9 @@
       </w:tcPr>
     </w:tblStylePr>
   </w:style>
-  <w:style w:type="table" w:styleId="100">
+  <w:style w:type="table" w:styleId="1533">
     <w:name w:val="List Table 5 Dark - Accent 4"/>
-    <w:basedOn w:val="1450"/>
+    <w:basedOn w:val="1614"/>
     <w:uiPriority w:val="99"/>
     <w:pPr>
       <w:pBdr/>
@@ -35799,9 +36062,9 @@
       </w:tcPr>
     </w:tblStylePr>
   </w:style>
-  <w:style w:type="table" w:styleId="101">
+  <w:style w:type="table" w:styleId="1534">
     <w:name w:val="List Table 5 Dark - Accent 5"/>
-    <w:basedOn w:val="1450"/>
+    <w:basedOn w:val="1614"/>
     <w:uiPriority w:val="99"/>
     <w:pPr>
       <w:pBdr/>
@@ -36041,9 +36304,9 @@
       </w:tcPr>
     </w:tblStylePr>
   </w:style>
-  <w:style w:type="table" w:styleId="102">
+  <w:style w:type="table" w:styleId="1535">
     <w:name w:val="List Table 5 Dark - Accent 6"/>
-    <w:basedOn w:val="1450"/>
+    <w:basedOn w:val="1614"/>
     <w:uiPriority w:val="99"/>
     <w:pPr>
       <w:pBdr/>
@@ -36283,9 +36546,9 @@
       </w:tcPr>
     </w:tblStylePr>
   </w:style>
-  <w:style w:type="table" w:styleId="103">
+  <w:style w:type="table" w:styleId="1536">
     <w:name w:val="List Table 6 Colorful"/>
-    <w:basedOn w:val="1450"/>
+    <w:basedOn w:val="1614"/>
     <w:uiPriority w:val="99"/>
     <w:pPr>
       <w:pBdr/>
@@ -36506,9 +36769,9 @@
       </w:tcPr>
     </w:tblStylePr>
   </w:style>
-  <w:style w:type="table" w:styleId="104">
+  <w:style w:type="table" w:styleId="1537">
     <w:name w:val="List Table 6 Colorful - Accent 1"/>
-    <w:basedOn w:val="1450"/>
+    <w:basedOn w:val="1614"/>
     <w:uiPriority w:val="99"/>
     <w:pPr>
       <w:pBdr/>
@@ -36729,9 +36992,9 @@
       </w:tcPr>
     </w:tblStylePr>
   </w:style>
-  <w:style w:type="table" w:styleId="105">
+  <w:style w:type="table" w:styleId="1538">
     <w:name w:val="List Table 6 Colorful - Accent 2"/>
-    <w:basedOn w:val="1450"/>
+    <w:basedOn w:val="1614"/>
     <w:uiPriority w:val="99"/>
     <w:pPr>
       <w:pBdr/>
@@ -36952,9 +37215,9 @@
       </w:tcPr>
     </w:tblStylePr>
   </w:style>
-  <w:style w:type="table" w:styleId="106">
+  <w:style w:type="table" w:styleId="1539">
     <w:name w:val="List Table 6 Colorful - Accent 3"/>
-    <w:basedOn w:val="1450"/>
+    <w:basedOn w:val="1614"/>
     <w:uiPriority w:val="99"/>
     <w:pPr>
       <w:pBdr/>
@@ -37175,9 +37438,9 @@
       </w:tcPr>
     </w:tblStylePr>
   </w:style>
-  <w:style w:type="table" w:styleId="107">
+  <w:style w:type="table" w:styleId="1540">
     <w:name w:val="List Table 6 Colorful - Accent 4"/>
-    <w:basedOn w:val="1450"/>
+    <w:basedOn w:val="1614"/>
     <w:uiPriority w:val="99"/>
     <w:pPr>
       <w:pBdr/>
@@ -37398,9 +37661,9 @@
       </w:tcPr>
     </w:tblStylePr>
   </w:style>
-  <w:style w:type="table" w:styleId="108">
+  <w:style w:type="table" w:styleId="1541">
     <w:name w:val="List Table 6 Colorful - Accent 5"/>
-    <w:basedOn w:val="1450"/>
+    <w:basedOn w:val="1614"/>
     <w:uiPriority w:val="99"/>
     <w:pPr>
       <w:pBdr/>
@@ -37621,9 +37884,9 @@
       </w:tcPr>
     </w:tblStylePr>
   </w:style>
-  <w:style w:type="table" w:styleId="109">
+  <w:style w:type="table" w:styleId="1542">
     <w:name w:val="List Table 6 Colorful - Accent 6"/>
-    <w:basedOn w:val="1450"/>
+    <w:basedOn w:val="1614"/>
     <w:uiPriority w:val="99"/>
     <w:pPr>
       <w:pBdr/>
@@ -37844,9 +38107,9 @@
       </w:tcPr>
     </w:tblStylePr>
   </w:style>
-  <w:style w:type="table" w:styleId="110">
+  <w:style w:type="table" w:styleId="1543">
     <w:name w:val="List Table 7 Colorful"/>
-    <w:basedOn w:val="1450"/>
+    <w:basedOn w:val="1614"/>
     <w:uiPriority w:val="99"/>
     <w:pPr>
       <w:pBdr/>
@@ -37945,11 +38208,11 @@
         <w:tblBorders/>
       </w:tblPr>
       <w:tcPr>
-        <w:shd w:color="ffffff"/>
+        <w:shd w:val="clear" w:color="ffffff"/>
         <w:tcBorders>
-          <w:top w:val="none"/>
-          <w:left w:val="none"/>
-          <w:bottom w:val="none"/>
+          <w:top w:val="none" w:color="000000" w:sz="4" w:space="0"/>
+          <w:left w:val="none" w:color="000000" w:sz="4" w:space="0"/>
+          <w:bottom w:val="none" w:color="000000" w:sz="4" w:space="0"/>
           <w:right w:val="single" w:color="000000" w:themeColor="text1" w:themeTint="80" w:sz="4" w:space="0"/>
         </w:tcBorders>
       </w:tcPr>
@@ -37972,10 +38235,10 @@
       <w:tcPr>
         <w:shd w:val="clear" w:color="ffffff" w:themeColor="light1" w:fill="ffffff" w:themeFill="light1"/>
         <w:tcBorders>
-          <w:top w:val="none"/>
-          <w:left w:val="none"/>
+          <w:top w:val="none" w:color="000000" w:sz="4" w:space="0"/>
+          <w:left w:val="none" w:color="000000" w:sz="4" w:space="0"/>
           <w:bottom w:val="single" w:color="000000" w:themeColor="text1" w:themeTint="80" w:sz="4" w:space="0"/>
-          <w:right w:val="none"/>
+          <w:right w:val="none" w:color="000000" w:sz="4" w:space="0"/>
         </w:tcBorders>
       </w:tcPr>
     </w:tblStylePr>
@@ -37995,12 +38258,12 @@
         <w:tblBorders/>
       </w:tblPr>
       <w:tcPr>
-        <w:shd w:color="ffffff"/>
+        <w:shd w:val="clear" w:color="ffffff"/>
         <w:tcBorders>
-          <w:top w:val="none"/>
+          <w:top w:val="none" w:color="000000" w:sz="4" w:space="0"/>
           <w:left w:val="single" w:color="000000" w:themeColor="text1" w:themeTint="80" w:sz="4" w:space="0"/>
-          <w:bottom w:val="none"/>
-          <w:right w:val="none"/>
+          <w:bottom w:val="none" w:color="000000" w:sz="4" w:space="0"/>
+          <w:right w:val="none" w:color="000000" w:sz="4" w:space="0"/>
         </w:tcBorders>
       </w:tcPr>
     </w:tblStylePr>
@@ -38023,9 +38286,9 @@
         <w:shd w:val="clear" w:color="ffffff" w:themeColor="light1" w:fill="ffffff" w:themeFill="light1"/>
         <w:tcBorders>
           <w:top w:val="single" w:color="000000" w:themeColor="text1" w:themeTint="80" w:sz="4" w:space="0"/>
-          <w:left w:val="none"/>
-          <w:bottom w:val="none"/>
-          <w:right w:val="none"/>
+          <w:left w:val="none" w:color="000000" w:sz="4" w:space="0"/>
+          <w:bottom w:val="none" w:color="000000" w:sz="4" w:space="0"/>
+          <w:right w:val="none" w:color="000000" w:sz="4" w:space="0"/>
         </w:tcBorders>
       </w:tcPr>
     </w:tblStylePr>
@@ -38100,9 +38363,9 @@
       </w:tcPr>
     </w:tblStylePr>
   </w:style>
-  <w:style w:type="table" w:styleId="111">
+  <w:style w:type="table" w:styleId="1544">
     <w:name w:val="List Table 7 Colorful - Accent 1"/>
-    <w:basedOn w:val="1450"/>
+    <w:basedOn w:val="1614"/>
     <w:uiPriority w:val="99"/>
     <w:pPr>
       <w:pBdr/>
@@ -38201,11 +38464,11 @@
         <w:tblBorders/>
       </w:tblPr>
       <w:tcPr>
-        <w:shd w:color="ffffff"/>
+        <w:shd w:val="clear" w:color="ffffff"/>
         <w:tcBorders>
-          <w:top w:val="none"/>
-          <w:left w:val="none"/>
-          <w:bottom w:val="none"/>
+          <w:top w:val="none" w:color="000000" w:sz="4" w:space="0"/>
+          <w:left w:val="none" w:color="000000" w:sz="4" w:space="0"/>
+          <w:bottom w:val="none" w:color="000000" w:sz="4" w:space="0"/>
           <w:right w:val="single" w:color="000000" w:themeColor="accent1" w:sz="4" w:space="0"/>
         </w:tcBorders>
       </w:tcPr>
@@ -38228,10 +38491,10 @@
       <w:tcPr>
         <w:shd w:val="clear" w:color="ffffff" w:themeColor="light1" w:fill="ffffff" w:themeFill="light1"/>
         <w:tcBorders>
-          <w:top w:val="none"/>
-          <w:left w:val="none"/>
+          <w:top w:val="none" w:color="000000" w:sz="4" w:space="0"/>
+          <w:left w:val="none" w:color="000000" w:sz="4" w:space="0"/>
           <w:bottom w:val="single" w:color="000000" w:themeColor="accent1" w:sz="4" w:space="0"/>
-          <w:right w:val="none"/>
+          <w:right w:val="none" w:color="000000" w:sz="4" w:space="0"/>
         </w:tcBorders>
       </w:tcPr>
     </w:tblStylePr>
@@ -38251,12 +38514,12 @@
         <w:tblBorders/>
       </w:tblPr>
       <w:tcPr>
-        <w:shd w:color="ffffff"/>
+        <w:shd w:val="clear" w:color="ffffff"/>
         <w:tcBorders>
-          <w:top w:val="none"/>
+          <w:top w:val="none" w:color="000000" w:sz="4" w:space="0"/>
           <w:left w:val="single" w:color="000000" w:themeColor="accent1" w:sz="4" w:space="0"/>
-          <w:bottom w:val="none"/>
-          <w:right w:val="none"/>
+          <w:bottom w:val="none" w:color="000000" w:sz="4" w:space="0"/>
+          <w:right w:val="none" w:color="000000" w:sz="4" w:space="0"/>
         </w:tcBorders>
       </w:tcPr>
     </w:tblStylePr>
@@ -38279,9 +38542,9 @@
         <w:shd w:val="clear" w:color="ffffff" w:themeColor="light1" w:fill="ffffff" w:themeFill="light1"/>
         <w:tcBorders>
           <w:top w:val="single" w:color="000000" w:themeColor="accent1" w:sz="4" w:space="0"/>
-          <w:left w:val="none"/>
-          <w:bottom w:val="none"/>
-          <w:right w:val="none"/>
+          <w:left w:val="none" w:color="000000" w:sz="4" w:space="0"/>
+          <w:bottom w:val="none" w:color="000000" w:sz="4" w:space="0"/>
+          <w:right w:val="none" w:color="000000" w:sz="4" w:space="0"/>
         </w:tcBorders>
       </w:tcPr>
     </w:tblStylePr>
@@ -38356,9 +38619,9 @@
       </w:tcPr>
     </w:tblStylePr>
   </w:style>
-  <w:style w:type="table" w:styleId="112">
+  <w:style w:type="table" w:styleId="1545">
     <w:name w:val="List Table 7 Colorful - Accent 2"/>
-    <w:basedOn w:val="1450"/>
+    <w:basedOn w:val="1614"/>
     <w:uiPriority w:val="99"/>
     <w:pPr>
       <w:pBdr/>
@@ -38457,11 +38720,11 @@
         <w:tblBorders/>
       </w:tblPr>
       <w:tcPr>
-        <w:shd w:color="ffffff"/>
+        <w:shd w:val="clear" w:color="ffffff"/>
         <w:tcBorders>
-          <w:top w:val="none"/>
-          <w:left w:val="none"/>
-          <w:bottom w:val="none"/>
+          <w:top w:val="none" w:color="000000" w:sz="4" w:space="0"/>
+          <w:left w:val="none" w:color="000000" w:sz="4" w:space="0"/>
+          <w:bottom w:val="none" w:color="000000" w:sz="4" w:space="0"/>
           <w:right w:val="single" w:color="000000" w:themeColor="accent2" w:themeTint="97" w:sz="4" w:space="0"/>
         </w:tcBorders>
       </w:tcPr>
@@ -38484,10 +38747,10 @@
       <w:tcPr>
         <w:shd w:val="clear" w:color="ffffff" w:themeColor="light1" w:fill="ffffff" w:themeFill="light1"/>
         <w:tcBorders>
-          <w:top w:val="none"/>
-          <w:left w:val="none"/>
+          <w:top w:val="none" w:color="000000" w:sz="4" w:space="0"/>
+          <w:left w:val="none" w:color="000000" w:sz="4" w:space="0"/>
           <w:bottom w:val="single" w:color="000000" w:themeColor="accent2" w:themeTint="97" w:sz="4" w:space="0"/>
-          <w:right w:val="none"/>
+          <w:right w:val="none" w:color="000000" w:sz="4" w:space="0"/>
         </w:tcBorders>
       </w:tcPr>
     </w:tblStylePr>
@@ -38507,12 +38770,12 @@
         <w:tblBorders/>
       </w:tblPr>
       <w:tcPr>
-        <w:shd w:color="ffffff"/>
+        <w:shd w:val="clear" w:color="ffffff"/>
         <w:tcBorders>
-          <w:top w:val="none"/>
+          <w:top w:val="none" w:color="000000" w:sz="4" w:space="0"/>
           <w:left w:val="single" w:color="000000" w:themeColor="accent2" w:themeTint="97" w:sz="4" w:space="0"/>
-          <w:bottom w:val="none"/>
-          <w:right w:val="none"/>
+          <w:bottom w:val="none" w:color="000000" w:sz="4" w:space="0"/>
+          <w:right w:val="none" w:color="000000" w:sz="4" w:space="0"/>
         </w:tcBorders>
       </w:tcPr>
     </w:tblStylePr>
@@ -38535,9 +38798,9 @@
         <w:shd w:val="clear" w:color="ffffff" w:themeColor="light1" w:fill="ffffff" w:themeFill="light1"/>
         <w:tcBorders>
           <w:top w:val="single" w:color="000000" w:themeColor="accent2" w:themeTint="97" w:sz="4" w:space="0"/>
-          <w:left w:val="none"/>
-          <w:bottom w:val="none"/>
-          <w:right w:val="none"/>
+          <w:left w:val="none" w:color="000000" w:sz="4" w:space="0"/>
+          <w:bottom w:val="none" w:color="000000" w:sz="4" w:space="0"/>
+          <w:right w:val="none" w:color="000000" w:sz="4" w:space="0"/>
         </w:tcBorders>
       </w:tcPr>
     </w:tblStylePr>
@@ -38612,9 +38875,9 @@
       </w:tcPr>
     </w:tblStylePr>
   </w:style>
-  <w:style w:type="table" w:styleId="113">
+  <w:style w:type="table" w:styleId="1546">
     <w:name w:val="List Table 7 Colorful - Accent 3"/>
-    <w:basedOn w:val="1450"/>
+    <w:basedOn w:val="1614"/>
     <w:uiPriority w:val="99"/>
     <w:pPr>
       <w:pBdr/>
@@ -38713,11 +38976,11 @@
         <w:tblBorders/>
       </w:tblPr>
       <w:tcPr>
-        <w:shd w:color="ffffff"/>
+        <w:shd w:val="clear" w:color="ffffff"/>
         <w:tcBorders>
-          <w:top w:val="none"/>
-          <w:left w:val="none"/>
-          <w:bottom w:val="none"/>
+          <w:top w:val="none" w:color="000000" w:sz="4" w:space="0"/>
+          <w:left w:val="none" w:color="000000" w:sz="4" w:space="0"/>
+          <w:bottom w:val="none" w:color="000000" w:sz="4" w:space="0"/>
           <w:right w:val="single" w:color="000000" w:themeColor="accent3" w:themeTint="98" w:sz="4" w:space="0"/>
         </w:tcBorders>
       </w:tcPr>
@@ -38740,10 +39003,10 @@
       <w:tcPr>
         <w:shd w:val="clear" w:color="ffffff" w:themeColor="light1" w:fill="ffffff" w:themeFill="light1"/>
         <w:tcBorders>
-          <w:top w:val="none"/>
-          <w:left w:val="none"/>
+          <w:top w:val="none" w:color="000000" w:sz="4" w:space="0"/>
+          <w:left w:val="none" w:color="000000" w:sz="4" w:space="0"/>
           <w:bottom w:val="single" w:color="000000" w:themeColor="accent3" w:themeTint="98" w:sz="4" w:space="0"/>
-          <w:right w:val="none"/>
+          <w:right w:val="none" w:color="000000" w:sz="4" w:space="0"/>
         </w:tcBorders>
       </w:tcPr>
     </w:tblStylePr>
@@ -38763,12 +39026,12 @@
         <w:tblBorders/>
       </w:tblPr>
       <w:tcPr>
-        <w:shd w:color="ffffff"/>
+        <w:shd w:val="clear" w:color="ffffff"/>
         <w:tcBorders>
-          <w:top w:val="none"/>
+          <w:top w:val="none" w:color="000000" w:sz="4" w:space="0"/>
           <w:left w:val="single" w:color="000000" w:themeColor="accent3" w:themeTint="98" w:sz="4" w:space="0"/>
-          <w:bottom w:val="none"/>
-          <w:right w:val="none"/>
+          <w:bottom w:val="none" w:color="000000" w:sz="4" w:space="0"/>
+          <w:right w:val="none" w:color="000000" w:sz="4" w:space="0"/>
         </w:tcBorders>
       </w:tcPr>
     </w:tblStylePr>
@@ -38791,9 +39054,9 @@
         <w:shd w:val="clear" w:color="ffffff" w:themeColor="light1" w:fill="ffffff" w:themeFill="light1"/>
         <w:tcBorders>
           <w:top w:val="single" w:color="000000" w:themeColor="accent3" w:themeTint="98" w:sz="4" w:space="0"/>
-          <w:left w:val="none"/>
-          <w:bottom w:val="none"/>
-          <w:right w:val="none"/>
+          <w:left w:val="none" w:color="000000" w:sz="4" w:space="0"/>
+          <w:bottom w:val="none" w:color="000000" w:sz="4" w:space="0"/>
+          <w:right w:val="none" w:color="000000" w:sz="4" w:space="0"/>
         </w:tcBorders>
       </w:tcPr>
     </w:tblStylePr>
@@ -38868,9 +39131,9 @@
       </w:tcPr>
     </w:tblStylePr>
   </w:style>
-  <w:style w:type="table" w:styleId="114">
+  <w:style w:type="table" w:styleId="1547">
     <w:name w:val="List Table 7 Colorful - Accent 4"/>
-    <w:basedOn w:val="1450"/>
+    <w:basedOn w:val="1614"/>
     <w:uiPriority w:val="99"/>
     <w:pPr>
       <w:pBdr/>
@@ -38969,11 +39232,11 @@
         <w:tblBorders/>
       </w:tblPr>
       <w:tcPr>
-        <w:shd w:color="ffffff"/>
+        <w:shd w:val="clear" w:color="ffffff"/>
         <w:tcBorders>
-          <w:top w:val="none"/>
-          <w:left w:val="none"/>
-          <w:bottom w:val="none"/>
+          <w:top w:val="none" w:color="000000" w:sz="4" w:space="0"/>
+          <w:left w:val="none" w:color="000000" w:sz="4" w:space="0"/>
+          <w:bottom w:val="none" w:color="000000" w:sz="4" w:space="0"/>
           <w:right w:val="single" w:color="000000" w:themeColor="accent4" w:themeTint="9A" w:sz="4" w:space="0"/>
         </w:tcBorders>
       </w:tcPr>
@@ -38996,10 +39259,10 @@
       <w:tcPr>
         <w:shd w:val="clear" w:color="ffffff" w:themeColor="light1" w:fill="ffffff" w:themeFill="light1"/>
         <w:tcBorders>
-          <w:top w:val="none"/>
-          <w:left w:val="none"/>
+          <w:top w:val="none" w:color="000000" w:sz="4" w:space="0"/>
+          <w:left w:val="none" w:color="000000" w:sz="4" w:space="0"/>
           <w:bottom w:val="single" w:color="000000" w:themeColor="accent4" w:themeTint="9A" w:sz="4" w:space="0"/>
-          <w:right w:val="none"/>
+          <w:right w:val="none" w:color="000000" w:sz="4" w:space="0"/>
         </w:tcBorders>
       </w:tcPr>
     </w:tblStylePr>
@@ -39019,12 +39282,12 @@
         <w:tblBorders/>
       </w:tblPr>
       <w:tcPr>
-        <w:shd w:color="ffffff"/>
+        <w:shd w:val="clear" w:color="ffffff"/>
         <w:tcBorders>
-          <w:top w:val="none"/>
+          <w:top w:val="none" w:color="000000" w:sz="4" w:space="0"/>
           <w:left w:val="single" w:color="000000" w:themeColor="accent4" w:themeTint="9A" w:sz="4" w:space="0"/>
-          <w:bottom w:val="none"/>
-          <w:right w:val="none"/>
+          <w:bottom w:val="none" w:color="000000" w:sz="4" w:space="0"/>
+          <w:right w:val="none" w:color="000000" w:sz="4" w:space="0"/>
         </w:tcBorders>
       </w:tcPr>
     </w:tblStylePr>
@@ -39047,9 +39310,9 @@
         <w:shd w:val="clear" w:color="ffffff" w:themeColor="light1" w:fill="ffffff" w:themeFill="light1"/>
         <w:tcBorders>
           <w:top w:val="single" w:color="000000" w:themeColor="accent4" w:themeTint="9A" w:sz="4" w:space="0"/>
-          <w:left w:val="none"/>
-          <w:bottom w:val="none"/>
-          <w:right w:val="none"/>
+          <w:left w:val="none" w:color="000000" w:sz="4" w:space="0"/>
+          <w:bottom w:val="none" w:color="000000" w:sz="4" w:space="0"/>
+          <w:right w:val="none" w:color="000000" w:sz="4" w:space="0"/>
         </w:tcBorders>
       </w:tcPr>
     </w:tblStylePr>
@@ -39124,9 +39387,9 @@
       </w:tcPr>
     </w:tblStylePr>
   </w:style>
-  <w:style w:type="table" w:styleId="115">
+  <w:style w:type="table" w:styleId="1548">
     <w:name w:val="List Table 7 Colorful - Accent 5"/>
-    <w:basedOn w:val="1450"/>
+    <w:basedOn w:val="1614"/>
     <w:uiPriority w:val="99"/>
     <w:pPr>
       <w:pBdr/>
@@ -39225,11 +39488,11 @@
         <w:tblBorders/>
       </w:tblPr>
       <w:tcPr>
-        <w:shd w:color="ffffff"/>
+        <w:shd w:val="clear" w:color="ffffff"/>
         <w:tcBorders>
-          <w:top w:val="none"/>
-          <w:left w:val="none"/>
-          <w:bottom w:val="none"/>
+          <w:top w:val="none" w:color="000000" w:sz="4" w:space="0"/>
+          <w:left w:val="none" w:color="000000" w:sz="4" w:space="0"/>
+          <w:bottom w:val="none" w:color="000000" w:sz="4" w:space="0"/>
           <w:right w:val="single" w:color="000000" w:themeColor="accent5" w:themeTint="9A" w:sz="4" w:space="0"/>
         </w:tcBorders>
       </w:tcPr>
@@ -39252,10 +39515,10 @@
       <w:tcPr>
         <w:shd w:val="clear" w:color="ffffff" w:themeColor="light1" w:fill="ffffff" w:themeFill="light1"/>
         <w:tcBorders>
-          <w:top w:val="none"/>
-          <w:left w:val="none"/>
+          <w:top w:val="none" w:color="000000" w:sz="4" w:space="0"/>
+          <w:left w:val="none" w:color="000000" w:sz="4" w:space="0"/>
           <w:bottom w:val="single" w:color="000000" w:themeColor="accent5" w:themeTint="9A" w:sz="4" w:space="0"/>
-          <w:right w:val="none"/>
+          <w:right w:val="none" w:color="000000" w:sz="4" w:space="0"/>
         </w:tcBorders>
       </w:tcPr>
     </w:tblStylePr>
@@ -39275,12 +39538,12 @@
         <w:tblBorders/>
       </w:tblPr>
       <w:tcPr>
-        <w:shd w:color="ffffff"/>
+        <w:shd w:val="clear" w:color="ffffff"/>
         <w:tcBorders>
-          <w:top w:val="none"/>
+          <w:top w:val="none" w:color="000000" w:sz="4" w:space="0"/>
           <w:left w:val="single" w:color="000000" w:themeColor="accent5" w:themeTint="9A" w:sz="4" w:space="0"/>
-          <w:bottom w:val="none"/>
-          <w:right w:val="none"/>
+          <w:bottom w:val="none" w:color="000000" w:sz="4" w:space="0"/>
+          <w:right w:val="none" w:color="000000" w:sz="4" w:space="0"/>
         </w:tcBorders>
       </w:tcPr>
     </w:tblStylePr>
@@ -39303,9 +39566,9 @@
         <w:shd w:val="clear" w:color="ffffff" w:themeColor="light1" w:fill="ffffff" w:themeFill="light1"/>
         <w:tcBorders>
           <w:top w:val="single" w:color="000000" w:themeColor="accent5" w:themeTint="9A" w:sz="4" w:space="0"/>
-          <w:left w:val="none"/>
-          <w:bottom w:val="none"/>
-          <w:right w:val="none"/>
+          <w:left w:val="none" w:color="000000" w:sz="4" w:space="0"/>
+          <w:bottom w:val="none" w:color="000000" w:sz="4" w:space="0"/>
+          <w:right w:val="none" w:color="000000" w:sz="4" w:space="0"/>
         </w:tcBorders>
       </w:tcPr>
     </w:tblStylePr>
@@ -39380,9 +39643,9 @@
       </w:tcPr>
     </w:tblStylePr>
   </w:style>
-  <w:style w:type="table" w:styleId="116">
+  <w:style w:type="table" w:styleId="1549">
     <w:name w:val="List Table 7 Colorful - Accent 6"/>
-    <w:basedOn w:val="1450"/>
+    <w:basedOn w:val="1614"/>
     <w:uiPriority w:val="99"/>
     <w:pPr>
       <w:pBdr/>
@@ -39481,11 +39744,11 @@
         <w:tblBorders/>
       </w:tblPr>
       <w:tcPr>
-        <w:shd w:color="ffffff"/>
+        <w:shd w:val="clear" w:color="ffffff"/>
         <w:tcBorders>
-          <w:top w:val="none"/>
-          <w:left w:val="none"/>
-          <w:bottom w:val="none"/>
+          <w:top w:val="none" w:color="000000" w:sz="4" w:space="0"/>
+          <w:left w:val="none" w:color="000000" w:sz="4" w:space="0"/>
+          <w:bottom w:val="none" w:color="000000" w:sz="4" w:space="0"/>
           <w:right w:val="single" w:color="000000" w:themeColor="accent6" w:themeTint="98" w:sz="4" w:space="0"/>
         </w:tcBorders>
       </w:tcPr>
@@ -39508,10 +39771,10 @@
       <w:tcPr>
         <w:shd w:val="clear" w:color="ffffff" w:themeColor="light1" w:fill="ffffff" w:themeFill="light1"/>
         <w:tcBorders>
-          <w:top w:val="none"/>
-          <w:left w:val="none"/>
+          <w:top w:val="none" w:color="000000" w:sz="4" w:space="0"/>
+          <w:left w:val="none" w:color="000000" w:sz="4" w:space="0"/>
           <w:bottom w:val="single" w:color="000000" w:themeColor="accent6" w:themeTint="98" w:sz="4" w:space="0"/>
-          <w:right w:val="none"/>
+          <w:right w:val="none" w:color="000000" w:sz="4" w:space="0"/>
         </w:tcBorders>
       </w:tcPr>
     </w:tblStylePr>
@@ -39531,12 +39794,12 @@
         <w:tblBorders/>
       </w:tblPr>
       <w:tcPr>
-        <w:shd w:color="ffffff"/>
+        <w:shd w:val="clear" w:color="ffffff"/>
         <w:tcBorders>
-          <w:top w:val="none"/>
+          <w:top w:val="none" w:color="000000" w:sz="4" w:space="0"/>
           <w:left w:val="single" w:color="000000" w:themeColor="accent6" w:themeTint="98" w:sz="4" w:space="0"/>
-          <w:bottom w:val="none"/>
-          <w:right w:val="none"/>
+          <w:bottom w:val="none" w:color="000000" w:sz="4" w:space="0"/>
+          <w:right w:val="none" w:color="000000" w:sz="4" w:space="0"/>
         </w:tcBorders>
       </w:tcPr>
     </w:tblStylePr>
@@ -39559,9 +39822,9 @@
         <w:shd w:val="clear" w:color="ffffff" w:themeColor="light1" w:fill="ffffff" w:themeFill="light1"/>
         <w:tcBorders>
           <w:top w:val="single" w:color="000000" w:themeColor="accent6" w:themeTint="98" w:sz="4" w:space="0"/>
-          <w:left w:val="none"/>
-          <w:bottom w:val="none"/>
-          <w:right w:val="none"/>
+          <w:left w:val="none" w:color="000000" w:sz="4" w:space="0"/>
+          <w:bottom w:val="none" w:color="000000" w:sz="4" w:space="0"/>
+          <w:right w:val="none" w:color="000000" w:sz="4" w:space="0"/>
         </w:tcBorders>
       </w:tcPr>
     </w:tblStylePr>
@@ -39636,9 +39899,9 @@
       </w:tcPr>
     </w:tblStylePr>
   </w:style>
-  <w:style w:type="table" w:styleId="117">
+  <w:style w:type="table" w:styleId="1550">
     <w:name w:val="Lined - Accent"/>
-    <w:basedOn w:val="1450"/>
+    <w:basedOn w:val="1614"/>
     <w:uiPriority w:val="99"/>
     <w:pPr>
       <w:pBdr/>
@@ -39873,9 +40136,9 @@
       </w:tcPr>
     </w:tblStylePr>
   </w:style>
-  <w:style w:type="table" w:styleId="118">
+  <w:style w:type="table" w:styleId="1551">
     <w:name w:val="Lined - Accent 1"/>
-    <w:basedOn w:val="1450"/>
+    <w:basedOn w:val="1614"/>
     <w:uiPriority w:val="99"/>
     <w:pPr>
       <w:pBdr/>
@@ -40110,9 +40373,9 @@
       </w:tcPr>
     </w:tblStylePr>
   </w:style>
-  <w:style w:type="table" w:styleId="119">
+  <w:style w:type="table" w:styleId="1552">
     <w:name w:val="Lined - Accent 2"/>
-    <w:basedOn w:val="1450"/>
+    <w:basedOn w:val="1614"/>
     <w:uiPriority w:val="99"/>
     <w:pPr>
       <w:pBdr/>
@@ -40347,9 +40610,9 @@
       </w:tcPr>
     </w:tblStylePr>
   </w:style>
-  <w:style w:type="table" w:styleId="120">
+  <w:style w:type="table" w:styleId="1553">
     <w:name w:val="Lined - Accent 3"/>
-    <w:basedOn w:val="1450"/>
+    <w:basedOn w:val="1614"/>
     <w:uiPriority w:val="99"/>
     <w:pPr>
       <w:pBdr/>
@@ -40584,9 +40847,9 @@
       </w:tcPr>
     </w:tblStylePr>
   </w:style>
-  <w:style w:type="table" w:styleId="121">
+  <w:style w:type="table" w:styleId="1554">
     <w:name w:val="Lined - Accent 4"/>
-    <w:basedOn w:val="1450"/>
+    <w:basedOn w:val="1614"/>
     <w:uiPriority w:val="99"/>
     <w:pPr>
       <w:pBdr/>
@@ -40821,9 +41084,9 @@
       </w:tcPr>
     </w:tblStylePr>
   </w:style>
-  <w:style w:type="table" w:styleId="122">
+  <w:style w:type="table" w:styleId="1555">
     <w:name w:val="Lined - Accent 5"/>
-    <w:basedOn w:val="1450"/>
+    <w:basedOn w:val="1614"/>
     <w:uiPriority w:val="99"/>
     <w:pPr>
       <w:pBdr/>
@@ -41058,9 +41321,9 @@
       </w:tcPr>
     </w:tblStylePr>
   </w:style>
-  <w:style w:type="table" w:styleId="123">
+  <w:style w:type="table" w:styleId="1556">
     <w:name w:val="Lined - Accent 6"/>
-    <w:basedOn w:val="1450"/>
+    <w:basedOn w:val="1614"/>
     <w:uiPriority w:val="99"/>
     <w:pPr>
       <w:pBdr/>
@@ -41295,9 +41558,9 @@
       </w:tcPr>
     </w:tblStylePr>
   </w:style>
-  <w:style w:type="table" w:styleId="124">
+  <w:style w:type="table" w:styleId="1557">
     <w:name w:val="Bordered &amp; Lined - Accent"/>
-    <w:basedOn w:val="1450"/>
+    <w:basedOn w:val="1614"/>
     <w:uiPriority w:val="99"/>
     <w:pPr>
       <w:pBdr/>
@@ -41539,9 +41802,9 @@
       </w:tcPr>
     </w:tblStylePr>
   </w:style>
-  <w:style w:type="table" w:styleId="125">
+  <w:style w:type="table" w:styleId="1558">
     <w:name w:val="Bordered &amp; Lined - Accent 1"/>
-    <w:basedOn w:val="1450"/>
+    <w:basedOn w:val="1614"/>
     <w:uiPriority w:val="99"/>
     <w:pPr>
       <w:pBdr/>
@@ -41783,9 +42046,9 @@
       </w:tcPr>
     </w:tblStylePr>
   </w:style>
-  <w:style w:type="table" w:styleId="126">
+  <w:style w:type="table" w:styleId="1559">
     <w:name w:val="Bordered &amp; Lined - Accent 2"/>
-    <w:basedOn w:val="1450"/>
+    <w:basedOn w:val="1614"/>
     <w:uiPriority w:val="99"/>
     <w:pPr>
       <w:pBdr/>
@@ -42027,9 +42290,9 @@
       </w:tcPr>
     </w:tblStylePr>
   </w:style>
-  <w:style w:type="table" w:styleId="127">
+  <w:style w:type="table" w:styleId="1560">
     <w:name w:val="Bordered &amp; Lined - Accent 3"/>
-    <w:basedOn w:val="1450"/>
+    <w:basedOn w:val="1614"/>
     <w:uiPriority w:val="99"/>
     <w:pPr>
       <w:pBdr/>
@@ -42271,9 +42534,9 @@
       </w:tcPr>
     </w:tblStylePr>
   </w:style>
-  <w:style w:type="table" w:styleId="128">
+  <w:style w:type="table" w:styleId="1561">
     <w:name w:val="Bordered &amp; Lined - Accent 4"/>
-    <w:basedOn w:val="1450"/>
+    <w:basedOn w:val="1614"/>
     <w:uiPriority w:val="99"/>
     <w:pPr>
       <w:pBdr/>
@@ -42515,9 +42778,9 @@
       </w:tcPr>
     </w:tblStylePr>
   </w:style>
-  <w:style w:type="table" w:styleId="129">
+  <w:style w:type="table" w:styleId="1562">
     <w:name w:val="Bordered &amp; Lined - Accent 5"/>
-    <w:basedOn w:val="1450"/>
+    <w:basedOn w:val="1614"/>
     <w:uiPriority w:val="99"/>
     <w:pPr>
       <w:pBdr/>
@@ -42759,9 +43022,9 @@
       </w:tcPr>
     </w:tblStylePr>
   </w:style>
-  <w:style w:type="table" w:styleId="130">
+  <w:style w:type="table" w:styleId="1563">
     <w:name w:val="Bordered &amp; Lined - Accent 6"/>
-    <w:basedOn w:val="1450"/>
+    <w:basedOn w:val="1614"/>
     <w:uiPriority w:val="99"/>
     <w:pPr>
       <w:pBdr/>
@@ -43003,9 +43266,9 @@
       </w:tcPr>
     </w:tblStylePr>
   </w:style>
-  <w:style w:type="table" w:styleId="131">
+  <w:style w:type="table" w:styleId="1564">
     <w:name w:val="Bordered"/>
-    <w:basedOn w:val="1450"/>
+    <w:basedOn w:val="1614"/>
     <w:uiPriority w:val="99"/>
     <w:pPr>
       <w:pBdr/>
@@ -43234,9 +43497,9 @@
       </w:tcPr>
     </w:tblStylePr>
   </w:style>
-  <w:style w:type="table" w:styleId="132">
+  <w:style w:type="table" w:styleId="1565">
     <w:name w:val="Bordered - Accent 1"/>
-    <w:basedOn w:val="1450"/>
+    <w:basedOn w:val="1614"/>
     <w:uiPriority w:val="99"/>
     <w:pPr>
       <w:pBdr/>
@@ -43465,9 +43728,9 @@
       </w:tcPr>
     </w:tblStylePr>
   </w:style>
-  <w:style w:type="table" w:styleId="133">
+  <w:style w:type="table" w:styleId="1566">
     <w:name w:val="Bordered - Accent 2"/>
-    <w:basedOn w:val="1450"/>
+    <w:basedOn w:val="1614"/>
     <w:uiPriority w:val="99"/>
     <w:pPr>
       <w:pBdr/>
@@ -43696,9 +43959,9 @@
       </w:tcPr>
     </w:tblStylePr>
   </w:style>
-  <w:style w:type="table" w:styleId="134">
+  <w:style w:type="table" w:styleId="1567">
     <w:name w:val="Bordered - Accent 3"/>
-    <w:basedOn w:val="1450"/>
+    <w:basedOn w:val="1614"/>
     <w:uiPriority w:val="99"/>
     <w:pPr>
       <w:pBdr/>
@@ -43927,9 +44190,9 @@
       </w:tcPr>
     </w:tblStylePr>
   </w:style>
-  <w:style w:type="table" w:styleId="135">
+  <w:style w:type="table" w:styleId="1568">
     <w:name w:val="Bordered - Accent 4"/>
-    <w:basedOn w:val="1450"/>
+    <w:basedOn w:val="1614"/>
     <w:uiPriority w:val="99"/>
     <w:pPr>
       <w:pBdr/>
@@ -44158,9 +44421,9 @@
       </w:tcPr>
     </w:tblStylePr>
   </w:style>
-  <w:style w:type="table" w:styleId="136">
+  <w:style w:type="table" w:styleId="1569">
     <w:name w:val="Bordered - Accent 5"/>
-    <w:basedOn w:val="1450"/>
+    <w:basedOn w:val="1614"/>
     <w:uiPriority w:val="99"/>
     <w:pPr>
       <w:pBdr/>
@@ -44389,9 +44652,9 @@
       </w:tcPr>
     </w:tblStylePr>
   </w:style>
-  <w:style w:type="table" w:styleId="137">
+  <w:style w:type="table" w:styleId="1570">
     <w:name w:val="Bordered - Accent 6"/>
-    <w:basedOn w:val="1450"/>
+    <w:basedOn w:val="1614"/>
     <w:uiPriority w:val="99"/>
     <w:pPr>
       <w:pBdr/>
@@ -44620,11 +44883,11 @@
       </w:tcPr>
     </w:tblStylePr>
   </w:style>
-  <w:style w:type="paragraph" w:styleId="142">
+  <w:style w:type="paragraph" w:styleId="1571">
     <w:name w:val="Heading 4"/>
-    <w:basedOn w:val="1445"/>
-    <w:next w:val="1445"/>
-    <w:link w:val="153"/>
+    <w:basedOn w:val="1609"/>
+    <w:next w:val="1609"/>
+    <w:link w:val="1580"/>
     <w:uiPriority w:val="9"/>
     <w:unhideWhenUsed/>
     <w:qFormat/>
@@ -44643,11 +44906,11 @@
       <w:color w:val="0f4761" w:themeColor="accent1" w:themeShade="BF"/>
     </w:rPr>
   </w:style>
-  <w:style w:type="paragraph" w:styleId="143">
+  <w:style w:type="paragraph" w:styleId="1572">
     <w:name w:val="Heading 5"/>
-    <w:basedOn w:val="1445"/>
-    <w:next w:val="1445"/>
-    <w:link w:val="154"/>
+    <w:basedOn w:val="1609"/>
+    <w:next w:val="1609"/>
+    <w:link w:val="1581"/>
     <w:uiPriority w:val="9"/>
     <w:unhideWhenUsed/>
     <w:qFormat/>
@@ -44664,11 +44927,11 @@
       <w:color w:val="0f4761" w:themeColor="accent1" w:themeShade="BF"/>
     </w:rPr>
   </w:style>
-  <w:style w:type="paragraph" w:styleId="144">
+  <w:style w:type="paragraph" w:styleId="1573">
     <w:name w:val="Heading 6"/>
-    <w:basedOn w:val="1445"/>
-    <w:next w:val="1445"/>
-    <w:link w:val="155"/>
+    <w:basedOn w:val="1609"/>
+    <w:next w:val="1609"/>
+    <w:link w:val="1582"/>
     <w:uiPriority w:val="9"/>
     <w:unhideWhenUsed/>
     <w:qFormat/>
@@ -44687,11 +44950,11 @@
       <w:color w:val="595959" w:themeColor="text1" w:themeTint="A6"/>
     </w:rPr>
   </w:style>
-  <w:style w:type="paragraph" w:styleId="145">
+  <w:style w:type="paragraph" w:styleId="1574">
     <w:name w:val="Heading 7"/>
-    <w:basedOn w:val="1445"/>
-    <w:next w:val="1445"/>
-    <w:link w:val="156"/>
+    <w:basedOn w:val="1609"/>
+    <w:next w:val="1609"/>
+    <w:link w:val="1583"/>
     <w:uiPriority w:val="9"/>
     <w:unhideWhenUsed/>
     <w:qFormat/>
@@ -44708,11 +44971,11 @@
       <w:color w:val="595959" w:themeColor="text1" w:themeTint="A6"/>
     </w:rPr>
   </w:style>
-  <w:style w:type="paragraph" w:styleId="146">
+  <w:style w:type="paragraph" w:styleId="1575">
     <w:name w:val="Heading 8"/>
-    <w:basedOn w:val="1445"/>
-    <w:next w:val="1445"/>
-    <w:link w:val="157"/>
+    <w:basedOn w:val="1609"/>
+    <w:next w:val="1609"/>
+    <w:link w:val="1584"/>
     <w:uiPriority w:val="9"/>
     <w:unhideWhenUsed/>
     <w:qFormat/>
@@ -44731,11 +44994,11 @@
       <w:color w:val="272727" w:themeColor="text1" w:themeTint="D8"/>
     </w:rPr>
   </w:style>
-  <w:style w:type="paragraph" w:styleId="147">
+  <w:style w:type="paragraph" w:styleId="1576">
     <w:name w:val="Heading 9"/>
-    <w:basedOn w:val="1445"/>
-    <w:next w:val="1445"/>
-    <w:link w:val="158"/>
+    <w:basedOn w:val="1609"/>
+    <w:next w:val="1609"/>
+    <w:link w:val="1585"/>
     <w:uiPriority w:val="9"/>
     <w:unhideWhenUsed/>
     <w:qFormat/>
@@ -44754,10 +45017,10 @@
       <w:color w:val="272727" w:themeColor="text1" w:themeTint="D8"/>
     </w:rPr>
   </w:style>
-  <w:style w:type="character" w:styleId="150">
+  <w:style w:type="character" w:styleId="1577">
     <w:name w:val="Heading 1 Char"/>
-    <w:basedOn w:val="1449"/>
-    <w:link w:val="1446"/>
+    <w:basedOn w:val="1613"/>
+    <w:link w:val="1610"/>
     <w:uiPriority w:val="9"/>
     <w:pPr>
       <w:pBdr/>
@@ -44771,10 +45034,10 @@
       <w:szCs w:val="40"/>
     </w:rPr>
   </w:style>
-  <w:style w:type="character" w:styleId="151">
+  <w:style w:type="character" w:styleId="1578">
     <w:name w:val="Heading 2 Char"/>
-    <w:basedOn w:val="1449"/>
-    <w:link w:val="1447"/>
+    <w:basedOn w:val="1613"/>
+    <w:link w:val="1611"/>
     <w:uiPriority w:val="9"/>
     <w:pPr>
       <w:pBdr/>
@@ -44788,10 +45051,10 @@
       <w:szCs w:val="32"/>
     </w:rPr>
   </w:style>
-  <w:style w:type="character" w:styleId="152">
+  <w:style w:type="character" w:styleId="1579">
     <w:name w:val="Heading 3 Char"/>
-    <w:basedOn w:val="1449"/>
-    <w:link w:val="1448"/>
+    <w:basedOn w:val="1613"/>
+    <w:link w:val="1612"/>
     <w:uiPriority w:val="9"/>
     <w:pPr>
       <w:pBdr/>
@@ -44805,10 +45068,10 @@
       <w:szCs w:val="28"/>
     </w:rPr>
   </w:style>
-  <w:style w:type="character" w:styleId="153">
+  <w:style w:type="character" w:styleId="1580">
     <w:name w:val="Heading 4 Char"/>
-    <w:basedOn w:val="1449"/>
-    <w:link w:val="142"/>
+    <w:basedOn w:val="1613"/>
+    <w:link w:val="1571"/>
     <w:uiPriority w:val="9"/>
     <w:pPr>
       <w:pBdr/>
@@ -44822,10 +45085,10 @@
       <w:color w:val="0f4761" w:themeColor="accent1" w:themeShade="BF"/>
     </w:rPr>
   </w:style>
-  <w:style w:type="character" w:styleId="154">
+  <w:style w:type="character" w:styleId="1581">
     <w:name w:val="Heading 5 Char"/>
-    <w:basedOn w:val="1449"/>
-    <w:link w:val="143"/>
+    <w:basedOn w:val="1613"/>
+    <w:link w:val="1572"/>
     <w:uiPriority w:val="9"/>
     <w:pPr>
       <w:pBdr/>
@@ -44837,10 +45100,10 @@
       <w:color w:val="0f4761" w:themeColor="accent1" w:themeShade="BF"/>
     </w:rPr>
   </w:style>
-  <w:style w:type="character" w:styleId="155">
+  <w:style w:type="character" w:styleId="1582">
     <w:name w:val="Heading 6 Char"/>
-    <w:basedOn w:val="1449"/>
-    <w:link w:val="144"/>
+    <w:basedOn w:val="1613"/>
+    <w:link w:val="1573"/>
     <w:uiPriority w:val="9"/>
     <w:pPr>
       <w:pBdr/>
@@ -44854,10 +45117,10 @@
       <w:color w:val="595959" w:themeColor="text1" w:themeTint="A6"/>
     </w:rPr>
   </w:style>
-  <w:style w:type="character" w:styleId="156">
+  <w:style w:type="character" w:styleId="1583">
     <w:name w:val="Heading 7 Char"/>
-    <w:basedOn w:val="1449"/>
-    <w:link w:val="145"/>
+    <w:basedOn w:val="1613"/>
+    <w:link w:val="1574"/>
     <w:uiPriority w:val="9"/>
     <w:pPr>
       <w:pBdr/>
@@ -44869,10 +45132,10 @@
       <w:color w:val="595959" w:themeColor="text1" w:themeTint="A6"/>
     </w:rPr>
   </w:style>
-  <w:style w:type="character" w:styleId="157">
+  <w:style w:type="character" w:styleId="1584">
     <w:name w:val="Heading 8 Char"/>
-    <w:basedOn w:val="1449"/>
-    <w:link w:val="146"/>
+    <w:basedOn w:val="1613"/>
+    <w:link w:val="1575"/>
     <w:uiPriority w:val="9"/>
     <w:pPr>
       <w:pBdr/>
@@ -44886,10 +45149,10 @@
       <w:color w:val="272727" w:themeColor="text1" w:themeTint="D8"/>
     </w:rPr>
   </w:style>
-  <w:style w:type="character" w:styleId="158">
+  <w:style w:type="character" w:styleId="1585">
     <w:name w:val="Heading 9 Char"/>
-    <w:basedOn w:val="1449"/>
-    <w:link w:val="147"/>
+    <w:basedOn w:val="1613"/>
+    <w:link w:val="1576"/>
     <w:uiPriority w:val="9"/>
     <w:pPr>
       <w:pBdr/>
@@ -44903,11 +45166,11 @@
       <w:color w:val="272727" w:themeColor="text1" w:themeTint="D8"/>
     </w:rPr>
   </w:style>
-  <w:style w:type="paragraph" w:styleId="159">
+  <w:style w:type="paragraph" w:styleId="1586">
     <w:name w:val="Title"/>
-    <w:basedOn w:val="1445"/>
-    <w:next w:val="1445"/>
-    <w:link w:val="160"/>
+    <w:basedOn w:val="1609"/>
+    <w:next w:val="1609"/>
+    <w:link w:val="1587"/>
     <w:uiPriority w:val="10"/>
     <w:qFormat/>
     <w:pPr>
@@ -44923,10 +45186,10 @@
       <w:szCs w:val="56"/>
     </w:rPr>
   </w:style>
-  <w:style w:type="character" w:styleId="160">
+  <w:style w:type="character" w:styleId="1587">
     <w:name w:val="Title Char"/>
-    <w:basedOn w:val="1449"/>
-    <w:link w:val="159"/>
+    <w:basedOn w:val="1613"/>
+    <w:link w:val="1586"/>
     <w:uiPriority w:val="10"/>
     <w:pPr>
       <w:pBdr/>
@@ -44940,11 +45203,11 @@
       <w:szCs w:val="56"/>
     </w:rPr>
   </w:style>
-  <w:style w:type="paragraph" w:styleId="161">
+  <w:style w:type="paragraph" w:styleId="1588">
     <w:name w:val="Subtitle"/>
-    <w:basedOn w:val="1445"/>
-    <w:next w:val="1445"/>
-    <w:link w:val="162"/>
+    <w:basedOn w:val="1609"/>
+    <w:next w:val="1609"/>
+    <w:link w:val="1589"/>
     <w:uiPriority w:val="11"/>
     <w:qFormat/>
     <w:pPr>
@@ -44962,10 +45225,10 @@
       <w:szCs w:val="28"/>
     </w:rPr>
   </w:style>
-  <w:style w:type="character" w:styleId="162">
+  <w:style w:type="character" w:styleId="1589">
     <w:name w:val="Subtitle Char"/>
-    <w:basedOn w:val="1449"/>
-    <w:link w:val="161"/>
+    <w:basedOn w:val="1613"/>
+    <w:link w:val="1588"/>
     <w:uiPriority w:val="11"/>
     <w:pPr>
       <w:pBdr/>
@@ -44979,11 +45242,11 @@
       <w:szCs w:val="28"/>
     </w:rPr>
   </w:style>
-  <w:style w:type="paragraph" w:styleId="163">
+  <w:style w:type="paragraph" w:styleId="1590">
     <w:name w:val="Quote"/>
-    <w:basedOn w:val="1445"/>
-    <w:next w:val="1445"/>
-    <w:link w:val="164"/>
+    <w:basedOn w:val="1609"/>
+    <w:next w:val="1609"/>
+    <w:link w:val="1591"/>
     <w:uiPriority w:val="29"/>
     <w:qFormat/>
     <w:pPr>
@@ -44998,10 +45261,10 @@
       <w:color w:val="404040" w:themeColor="text1" w:themeTint="BF"/>
     </w:rPr>
   </w:style>
-  <w:style w:type="character" w:styleId="164">
+  <w:style w:type="character" w:styleId="1591">
     <w:name w:val="Quote Char"/>
-    <w:basedOn w:val="1449"/>
-    <w:link w:val="163"/>
+    <w:basedOn w:val="1613"/>
+    <w:link w:val="1590"/>
     <w:uiPriority w:val="29"/>
     <w:pPr>
       <w:pBdr/>
@@ -45014,9 +45277,9 @@
       <w:color w:val="404040" w:themeColor="text1" w:themeTint="BF"/>
     </w:rPr>
   </w:style>
-  <w:style w:type="character" w:styleId="166">
+  <w:style w:type="character" w:styleId="1592">
     <w:name w:val="Intense Emphasis"/>
-    <w:basedOn w:val="1449"/>
+    <w:basedOn w:val="1613"/>
     <w:uiPriority w:val="21"/>
     <w:qFormat/>
     <w:pPr>
@@ -45030,11 +45293,11 @@
       <w:color w:val="0f4761" w:themeColor="accent1" w:themeShade="BF"/>
     </w:rPr>
   </w:style>
-  <w:style w:type="paragraph" w:styleId="167">
+  <w:style w:type="paragraph" w:styleId="1593">
     <w:name w:val="Intense Quote"/>
-    <w:basedOn w:val="1445"/>
-    <w:next w:val="1445"/>
-    <w:link w:val="168"/>
+    <w:basedOn w:val="1609"/>
+    <w:next w:val="1609"/>
+    <w:link w:val="1594"/>
     <w:uiPriority w:val="30"/>
     <w:qFormat/>
     <w:pPr>
@@ -45052,10 +45315,10 @@
       <w:color w:val="0f4761" w:themeColor="accent1" w:themeShade="BF"/>
     </w:rPr>
   </w:style>
-  <w:style w:type="character" w:styleId="168">
+  <w:style w:type="character" w:styleId="1594">
     <w:name w:val="Intense Quote Char"/>
-    <w:basedOn w:val="1449"/>
-    <w:link w:val="167"/>
+    <w:basedOn w:val="1613"/>
+    <w:link w:val="1593"/>
     <w:uiPriority w:val="30"/>
     <w:pPr>
       <w:pBdr/>
@@ -45068,9 +45331,9 @@
       <w:color w:val="0f4761" w:themeColor="accent1" w:themeShade="BF"/>
     </w:rPr>
   </w:style>
-  <w:style w:type="character" w:styleId="169">
+  <w:style w:type="character" w:styleId="1595">
     <w:name w:val="Intense Reference"/>
-    <w:basedOn w:val="1449"/>
+    <w:basedOn w:val="1613"/>
     <w:uiPriority w:val="32"/>
     <w:qFormat/>
     <w:pPr>
@@ -45086,9 +45349,9 @@
       <w:spacing w:val="5"/>
     </w:rPr>
   </w:style>
-  <w:style w:type="character" w:styleId="171">
+  <w:style w:type="character" w:styleId="1596">
     <w:name w:val="Subtle Emphasis"/>
-    <w:basedOn w:val="1449"/>
+    <w:basedOn w:val="1613"/>
     <w:uiPriority w:val="19"/>
     <w:qFormat/>
     <w:pPr>
@@ -45102,9 +45365,9 @@
       <w:color w:val="404040" w:themeColor="text1" w:themeTint="BF"/>
     </w:rPr>
   </w:style>
-  <w:style w:type="character" w:styleId="172">
+  <w:style w:type="character" w:styleId="1597">
     <w:name w:val="Emphasis"/>
-    <w:basedOn w:val="1449"/>
+    <w:basedOn w:val="1613"/>
     <w:uiPriority w:val="20"/>
     <w:qFormat/>
     <w:pPr>
@@ -45117,9 +45380,9 @@
       <w:iCs/>
     </w:rPr>
   </w:style>
-  <w:style w:type="character" w:styleId="174">
+  <w:style w:type="character" w:styleId="1598">
     <w:name w:val="Subtle Reference"/>
-    <w:basedOn w:val="1449"/>
+    <w:basedOn w:val="1613"/>
     <w:uiPriority w:val="31"/>
     <w:qFormat/>
     <w:pPr>
@@ -45132,9 +45395,9 @@
       <w:color w:val="5a5a5a" w:themeColor="text1" w:themeTint="A5"/>
     </w:rPr>
   </w:style>
-  <w:style w:type="character" w:styleId="175">
+  <w:style w:type="character" w:styleId="1599">
     <w:name w:val="Book Title"/>
-    <w:basedOn w:val="1449"/>
+    <w:basedOn w:val="1613"/>
     <w:uiPriority w:val="33"/>
     <w:qFormat/>
     <w:pPr>
@@ -45150,10 +45413,10 @@
       <w:spacing w:val="5"/>
     </w:rPr>
   </w:style>
-  <w:style w:type="character" w:styleId="177">
+  <w:style w:type="character" w:styleId="1600">
     <w:name w:val="Header Char"/>
-    <w:basedOn w:val="1449"/>
-    <w:link w:val="1456"/>
+    <w:basedOn w:val="1613"/>
+    <w:link w:val="1620"/>
     <w:uiPriority w:val="99"/>
     <w:pPr>
       <w:pBdr/>
@@ -45161,10 +45424,10 @@
       <w:ind/>
     </w:pPr>
   </w:style>
-  <w:style w:type="character" w:styleId="179">
+  <w:style w:type="character" w:styleId="1601">
     <w:name w:val="Footer Char"/>
-    <w:basedOn w:val="1449"/>
-    <w:link w:val="1454"/>
+    <w:basedOn w:val="1613"/>
+    <w:link w:val="1618"/>
     <w:uiPriority w:val="99"/>
     <w:pPr>
       <w:pBdr/>
@@ -45172,10 +45435,10 @@
       <w:ind/>
     </w:pPr>
   </w:style>
-  <w:style w:type="paragraph" w:styleId="181">
+  <w:style w:type="paragraph" w:styleId="1602">
     <w:name w:val="footnote text"/>
-    <w:basedOn w:val="1445"/>
-    <w:link w:val="182"/>
+    <w:basedOn w:val="1609"/>
+    <w:link w:val="1603"/>
     <w:uiPriority w:val="99"/>
     <w:semiHidden/>
     <w:unhideWhenUsed/>
@@ -45189,10 +45452,10 @@
       <w:szCs w:val="20"/>
     </w:rPr>
   </w:style>
-  <w:style w:type="character" w:styleId="182">
+  <w:style w:type="character" w:styleId="1603">
     <w:name w:val="Footnote Text Char"/>
-    <w:basedOn w:val="1449"/>
-    <w:link w:val="181"/>
+    <w:basedOn w:val="1613"/>
+    <w:link w:val="1602"/>
     <w:uiPriority w:val="99"/>
     <w:semiHidden/>
     <w:pPr>
@@ -45205,9 +45468,9 @@
       <w:szCs w:val="20"/>
     </w:rPr>
   </w:style>
-  <w:style w:type="character" w:styleId="183">
+  <w:style w:type="character" w:styleId="1604">
     <w:name w:val="footnote reference"/>
-    <w:basedOn w:val="1449"/>
+    <w:basedOn w:val="1613"/>
     <w:uiPriority w:val="99"/>
     <w:semiHidden/>
     <w:unhideWhenUsed/>
@@ -45220,10 +45483,10 @@
       <w:vertAlign w:val="superscript"/>
     </w:rPr>
   </w:style>
-  <w:style w:type="paragraph" w:styleId="184">
+  <w:style w:type="paragraph" w:styleId="1605">
     <w:name w:val="endnote text"/>
-    <w:basedOn w:val="1445"/>
-    <w:link w:val="185"/>
+    <w:basedOn w:val="1609"/>
+    <w:link w:val="1606"/>
     <w:uiPriority w:val="99"/>
     <w:semiHidden/>
     <w:unhideWhenUsed/>
@@ -45237,10 +45500,10 @@
       <w:szCs w:val="20"/>
     </w:rPr>
   </w:style>
-  <w:style w:type="character" w:styleId="185">
+  <w:style w:type="character" w:styleId="1606">
     <w:name w:val="Endnote Text Char"/>
-    <w:basedOn w:val="1449"/>
-    <w:link w:val="184"/>
+    <w:basedOn w:val="1613"/>
+    <w:link w:val="1605"/>
     <w:uiPriority w:val="99"/>
     <w:semiHidden/>
     <w:pPr>
@@ -45253,9 +45516,9 @@
       <w:szCs w:val="20"/>
     </w:rPr>
   </w:style>
-  <w:style w:type="character" w:styleId="186">
+  <w:style w:type="character" w:styleId="1607">
     <w:name w:val="endnote reference"/>
-    <w:basedOn w:val="1449"/>
+    <w:basedOn w:val="1613"/>
     <w:uiPriority w:val="99"/>
     <w:semiHidden/>
     <w:unhideWhenUsed/>
@@ -45268,9 +45531,9 @@
       <w:vertAlign w:val="superscript"/>
     </w:rPr>
   </w:style>
-  <w:style w:type="character" w:styleId="198">
+  <w:style w:type="character" w:styleId="1608">
     <w:name w:val="Placeholder Text"/>
-    <w:basedOn w:val="1449"/>
+    <w:basedOn w:val="1613"/>
     <w:uiPriority w:val="99"/>
     <w:semiHidden/>
     <w:pPr>
@@ -45282,7 +45545,7 @@
       <w:color w:val="666666"/>
     </w:rPr>
   </w:style>
-  <w:style w:type="paragraph" w:styleId="1445" w:default="1">
+  <w:style w:type="paragraph" w:styleId="1609" w:default="1">
     <w:name w:val="Normal"/>
     <w:qFormat/>
     <w:pPr>
@@ -45296,10 +45559,10 @@
       <w:szCs w:val="22"/>
     </w:rPr>
   </w:style>
-  <w:style w:type="paragraph" w:styleId="1446">
+  <w:style w:type="paragraph" w:styleId="1610">
     <w:name w:val="Heading 1"/>
-    <w:basedOn w:val="1445"/>
-    <w:next w:val="1445"/>
+    <w:basedOn w:val="1609"/>
+    <w:next w:val="1609"/>
     <w:qFormat/>
     <w:pPr>
       <w:keepNext w:val="true"/>
@@ -45315,10 +45578,10 @@
       <w:caps/>
     </w:rPr>
   </w:style>
-  <w:style w:type="paragraph" w:styleId="1447">
+  <w:style w:type="paragraph" w:styleId="1611">
     <w:name w:val="Heading 2"/>
-    <w:basedOn w:val="1445"/>
-    <w:next w:val="1445"/>
+    <w:basedOn w:val="1609"/>
+    <w:next w:val="1609"/>
     <w:qFormat/>
     <w:pPr>
       <w:keepNext w:val="true"/>
@@ -45334,10 +45597,10 @@
       <w:caps/>
     </w:rPr>
   </w:style>
-  <w:style w:type="paragraph" w:styleId="1448">
+  <w:style w:type="paragraph" w:styleId="1612">
     <w:name w:val="Heading 3"/>
-    <w:basedOn w:val="1445"/>
-    <w:next w:val="1445"/>
+    <w:basedOn w:val="1609"/>
+    <w:next w:val="1609"/>
     <w:qFormat/>
     <w:pPr>
       <w:keepNext w:val="true"/>
@@ -45353,7 +45616,7 @@
       <w:szCs w:val="26"/>
     </w:rPr>
   </w:style>
-  <w:style w:type="character" w:styleId="1449" w:default="1">
+  <w:style w:type="character" w:styleId="1613" w:default="1">
     <w:name w:val="Default Paragraph Font"/>
     <w:uiPriority w:val="1"/>
     <w:semiHidden/>
@@ -45364,7 +45627,7 @@
       <w:ind/>
     </w:pPr>
   </w:style>
-  <w:style w:type="table" w:styleId="1450" w:default="1">
+  <w:style w:type="table" w:styleId="1614" w:default="1">
     <w:name w:val="Normal Table"/>
     <w:uiPriority w:val="99"/>
     <w:semiHidden/>
@@ -45557,7 +45820,7 @@
       </w:tcPr>
     </w:tblStylePr>
   </w:style>
-  <w:style w:type="numbering" w:styleId="1451" w:default="1">
+  <w:style w:type="numbering" w:styleId="1615" w:default="1">
     <w:name w:val="No List"/>
     <w:uiPriority w:val="99"/>
     <w:semiHidden/>
@@ -45568,9 +45831,9 @@
       <w:ind/>
     </w:pPr>
   </w:style>
-  <w:style w:type="paragraph" w:styleId="1452">
+  <w:style w:type="paragraph" w:styleId="1616">
     <w:name w:val="HTML Preformatted"/>
-    <w:basedOn w:val="1445"/>
+    <w:basedOn w:val="1609"/>
     <w:semiHidden/>
     <w:pPr>
       <w:pBdr/>
@@ -45602,7 +45865,7 @@
       <w:szCs w:val="20"/>
     </w:rPr>
   </w:style>
-  <w:style w:type="paragraph" w:styleId="1453" w:customStyle="1">
+  <w:style w:type="paragraph" w:styleId="1617" w:customStyle="1">
     <w:name w:val="Default"/>
     <w:pPr>
       <w:pBdr/>
@@ -45616,10 +45879,10 @@
       <w:szCs w:val="24"/>
     </w:rPr>
   </w:style>
-  <w:style w:type="paragraph" w:styleId="1454">
+  <w:style w:type="paragraph" w:styleId="1618">
     <w:name w:val="Footer"/>
-    <w:basedOn w:val="1445"/>
-    <w:link w:val="1475"/>
+    <w:basedOn w:val="1609"/>
+    <w:link w:val="1639"/>
     <w:uiPriority w:val="99"/>
     <w:pPr>
       <w:pBdr/>
@@ -45631,9 +45894,9 @@
       <w:ind/>
     </w:pPr>
   </w:style>
-  <w:style w:type="character" w:styleId="1455">
+  <w:style w:type="character" w:styleId="1619">
     <w:name w:val="page number"/>
-    <w:basedOn w:val="1449"/>
+    <w:basedOn w:val="1613"/>
     <w:semiHidden/>
     <w:pPr>
       <w:pBdr/>
@@ -45641,10 +45904,10 @@
       <w:ind/>
     </w:pPr>
   </w:style>
-  <w:style w:type="paragraph" w:styleId="1456">
+  <w:style w:type="paragraph" w:styleId="1620">
     <w:name w:val="Header"/>
-    <w:basedOn w:val="1445"/>
-    <w:link w:val="1472"/>
+    <w:basedOn w:val="1609"/>
+    <w:link w:val="1636"/>
     <w:uiPriority w:val="99"/>
     <w:pPr>
       <w:pBdr/>
@@ -45656,10 +45919,10 @@
       <w:ind/>
     </w:pPr>
   </w:style>
-  <w:style w:type="paragraph" w:styleId="1457">
+  <w:style w:type="paragraph" w:styleId="1621">
     <w:name w:val="toc 1"/>
-    <w:basedOn w:val="1445"/>
-    <w:next w:val="1445"/>
+    <w:basedOn w:val="1609"/>
+    <w:next w:val="1609"/>
     <w:uiPriority w:val="39"/>
     <w:pPr>
       <w:pBdr/>
@@ -45670,10 +45933,10 @@
       <w:b/>
     </w:rPr>
   </w:style>
-  <w:style w:type="paragraph" w:styleId="1458">
+  <w:style w:type="paragraph" w:styleId="1622">
     <w:name w:val="toc 2"/>
-    <w:basedOn w:val="1445"/>
-    <w:next w:val="1445"/>
+    <w:basedOn w:val="1609"/>
+    <w:next w:val="1609"/>
     <w:uiPriority w:val="39"/>
     <w:pPr>
       <w:pBdr/>
@@ -45681,10 +45944,10 @@
       <w:ind w:left="240"/>
     </w:pPr>
   </w:style>
-  <w:style w:type="paragraph" w:styleId="1459">
+  <w:style w:type="paragraph" w:styleId="1623">
     <w:name w:val="toc 3"/>
-    <w:basedOn w:val="1445"/>
-    <w:next w:val="1445"/>
+    <w:basedOn w:val="1609"/>
+    <w:next w:val="1609"/>
     <w:uiPriority w:val="39"/>
     <w:pPr>
       <w:pBdr/>
@@ -45695,9 +45958,9 @@
       <w:b/>
     </w:rPr>
   </w:style>
-  <w:style w:type="character" w:styleId="1460">
+  <w:style w:type="character" w:styleId="1624">
     <w:name w:val="Hyperlink"/>
-    <w:basedOn w:val="1449"/>
+    <w:basedOn w:val="1613"/>
     <w:uiPriority w:val="99"/>
     <w:pPr>
       <w:pBdr/>
@@ -45709,9 +45972,9 @@
       <w:u w:val="single"/>
     </w:rPr>
   </w:style>
-  <w:style w:type="character" w:styleId="1461">
+  <w:style w:type="character" w:styleId="1625">
     <w:name w:val="FollowedHyperlink"/>
-    <w:basedOn w:val="1449"/>
+    <w:basedOn w:val="1613"/>
     <w:semiHidden/>
     <w:pPr>
       <w:pBdr/>
@@ -45723,9 +45986,9 @@
       <w:u w:val="single"/>
     </w:rPr>
   </w:style>
-  <w:style w:type="paragraph" w:styleId="1462" w:customStyle="1">
+  <w:style w:type="paragraph" w:styleId="1626" w:customStyle="1">
     <w:name w:val="Estilo Fonte 12+Negrito+Centralizado"/>
-    <w:basedOn w:val="1445"/>
+    <w:basedOn w:val="1609"/>
     <w:pPr>
       <w:pBdr/>
       <w:spacing/>
@@ -45738,9 +46001,9 @@
       <w:szCs w:val="20"/>
     </w:rPr>
   </w:style>
-  <w:style w:type="paragraph" w:styleId="1463" w:customStyle="1">
+  <w:style w:type="paragraph" w:styleId="1627" w:customStyle="1">
     <w:name w:val="CAPA"/>
-    <w:basedOn w:val="1445"/>
+    <w:basedOn w:val="1609"/>
     <w:pPr>
       <w:pBdr/>
       <w:spacing w:line="240" w:lineRule="auto"/>
@@ -45753,10 +46016,10 @@
       <w:szCs w:val="20"/>
     </w:rPr>
   </w:style>
-  <w:style w:type="paragraph" w:styleId="1464">
+  <w:style w:type="paragraph" w:styleId="1628">
     <w:name w:val="toc 4"/>
-    <w:basedOn w:val="1445"/>
-    <w:next w:val="1445"/>
+    <w:basedOn w:val="1609"/>
+    <w:next w:val="1609"/>
     <w:semiHidden/>
     <w:pPr>
       <w:pBdr/>
@@ -45765,10 +46028,10 @@
       <w:jc w:val="left"/>
     </w:pPr>
   </w:style>
-  <w:style w:type="paragraph" w:styleId="1465">
+  <w:style w:type="paragraph" w:styleId="1629">
     <w:name w:val="toc 5"/>
-    <w:basedOn w:val="1445"/>
-    <w:next w:val="1445"/>
+    <w:basedOn w:val="1609"/>
+    <w:next w:val="1609"/>
     <w:semiHidden/>
     <w:pPr>
       <w:pBdr/>
@@ -45777,10 +46040,10 @@
       <w:jc w:val="left"/>
     </w:pPr>
   </w:style>
-  <w:style w:type="paragraph" w:styleId="1466">
+  <w:style w:type="paragraph" w:styleId="1630">
     <w:name w:val="toc 6"/>
-    <w:basedOn w:val="1445"/>
-    <w:next w:val="1445"/>
+    <w:basedOn w:val="1609"/>
+    <w:next w:val="1609"/>
     <w:semiHidden/>
     <w:pPr>
       <w:pBdr/>
@@ -45789,10 +46052,10 @@
       <w:jc w:val="left"/>
     </w:pPr>
   </w:style>
-  <w:style w:type="paragraph" w:styleId="1467">
+  <w:style w:type="paragraph" w:styleId="1631">
     <w:name w:val="toc 7"/>
-    <w:basedOn w:val="1445"/>
-    <w:next w:val="1445"/>
+    <w:basedOn w:val="1609"/>
+    <w:next w:val="1609"/>
     <w:semiHidden/>
     <w:pPr>
       <w:pBdr/>
@@ -45801,10 +46064,10 @@
       <w:jc w:val="left"/>
     </w:pPr>
   </w:style>
-  <w:style w:type="paragraph" w:styleId="1468">
+  <w:style w:type="paragraph" w:styleId="1632">
     <w:name w:val="toc 8"/>
-    <w:basedOn w:val="1445"/>
-    <w:next w:val="1445"/>
+    <w:basedOn w:val="1609"/>
+    <w:next w:val="1609"/>
     <w:semiHidden/>
     <w:pPr>
       <w:pBdr/>
@@ -45813,10 +46076,10 @@
       <w:jc w:val="left"/>
     </w:pPr>
   </w:style>
-  <w:style w:type="paragraph" w:styleId="1469">
+  <w:style w:type="paragraph" w:styleId="1633">
     <w:name w:val="toc 9"/>
-    <w:basedOn w:val="1445"/>
-    <w:next w:val="1445"/>
+    <w:basedOn w:val="1609"/>
+    <w:next w:val="1609"/>
     <w:semiHidden/>
     <w:pPr>
       <w:pBdr/>
@@ -45825,7 +46088,7 @@
       <w:jc w:val="left"/>
     </w:pPr>
   </w:style>
-  <w:style w:type="paragraph" w:styleId="1470">
+  <w:style w:type="paragraph" w:styleId="1634">
     <w:name w:val="No Spacing"/>
     <w:uiPriority w:val="1"/>
     <w:qFormat/>
@@ -45840,9 +46103,9 @@
       <w:szCs w:val="24"/>
     </w:rPr>
   </w:style>
-  <w:style w:type="table" w:styleId="1471">
+  <w:style w:type="table" w:styleId="1635">
     <w:name w:val="Table Grid"/>
-    <w:basedOn w:val="1450"/>
+    <w:basedOn w:val="1614"/>
     <w:uiPriority w:val="59"/>
     <w:pPr>
       <w:pBdr/>
@@ -46032,10 +46295,10 @@
       </w:tcPr>
     </w:tblStylePr>
   </w:style>
-  <w:style w:type="character" w:styleId="1472" w:customStyle="1">
+  <w:style w:type="character" w:styleId="1636" w:customStyle="1">
     <w:name w:val="Cabeçalho Char"/>
-    <w:basedOn w:val="1449"/>
-    <w:link w:val="1456"/>
+    <w:basedOn w:val="1613"/>
+    <w:link w:val="1620"/>
     <w:uiPriority w:val="99"/>
     <w:pPr>
       <w:pBdr/>
@@ -46047,10 +46310,10 @@
       <w:szCs w:val="22"/>
     </w:rPr>
   </w:style>
-  <w:style w:type="paragraph" w:styleId="1473">
+  <w:style w:type="paragraph" w:styleId="1637">
     <w:name w:val="Balloon Text"/>
-    <w:basedOn w:val="1445"/>
-    <w:link w:val="1474"/>
+    <w:basedOn w:val="1609"/>
+    <w:link w:val="1638"/>
     <w:uiPriority w:val="99"/>
     <w:semiHidden/>
     <w:unhideWhenUsed/>
@@ -46065,10 +46328,10 @@
       <w:szCs w:val="16"/>
     </w:rPr>
   </w:style>
-  <w:style w:type="character" w:styleId="1474" w:customStyle="1">
+  <w:style w:type="character" w:styleId="1638" w:customStyle="1">
     <w:name w:val="Texto de balão Char"/>
-    <w:basedOn w:val="1449"/>
-    <w:link w:val="1473"/>
+    <w:basedOn w:val="1613"/>
+    <w:link w:val="1637"/>
     <w:uiPriority w:val="99"/>
     <w:semiHidden/>
     <w:pPr>
@@ -46082,10 +46345,10 @@
       <w:szCs w:val="16"/>
     </w:rPr>
   </w:style>
-  <w:style w:type="character" w:styleId="1475" w:customStyle="1">
+  <w:style w:type="character" w:styleId="1639" w:customStyle="1">
     <w:name w:val="Rodapé Char"/>
-    <w:basedOn w:val="1449"/>
-    <w:link w:val="1454"/>
+    <w:basedOn w:val="1613"/>
+    <w:link w:val="1618"/>
     <w:uiPriority w:val="99"/>
     <w:pPr>
       <w:pBdr/>
@@ -46097,9 +46360,9 @@
       <w:szCs w:val="22"/>
     </w:rPr>
   </w:style>
-  <w:style w:type="character" w:styleId="1476">
+  <w:style w:type="character" w:styleId="1640">
     <w:name w:val="Strong"/>
-    <w:basedOn w:val="1449"/>
+    <w:basedOn w:val="1613"/>
     <w:uiPriority w:val="22"/>
     <w:qFormat/>
     <w:pPr>
@@ -46113,9 +46376,9 @@
       <w:sz w:val="20"/>
     </w:rPr>
   </w:style>
-  <w:style w:type="paragraph" w:styleId="1477">
+  <w:style w:type="paragraph" w:styleId="1641">
     <w:name w:val="List Paragraph"/>
-    <w:basedOn w:val="1445"/>
+    <w:basedOn w:val="1609"/>
     <w:uiPriority w:val="34"/>
     <w:qFormat/>
     <w:pPr>
@@ -46125,10 +46388,10 @@
       <w:contextualSpacing w:val="true"/>
     </w:pPr>
   </w:style>
-  <w:style w:type="paragraph" w:styleId="1478">
+  <w:style w:type="paragraph" w:styleId="1642">
     <w:name w:val="Caption"/>
-    <w:basedOn w:val="1445"/>
-    <w:next w:val="1445"/>
+    <w:basedOn w:val="1609"/>
+    <w:next w:val="1609"/>
     <w:uiPriority w:val="35"/>
     <w:unhideWhenUsed/>
     <w:qFormat/>
@@ -46143,10 +46406,10 @@
       <w:szCs w:val="18"/>
     </w:rPr>
   </w:style>
-  <w:style w:type="paragraph" w:styleId="1479">
+  <w:style w:type="paragraph" w:styleId="1643">
     <w:name w:val="table of figures"/>
-    <w:basedOn w:val="1445"/>
-    <w:next w:val="1445"/>
+    <w:basedOn w:val="1609"/>
+    <w:next w:val="1609"/>
     <w:uiPriority w:val="99"/>
     <w:unhideWhenUsed/>
     <w:pPr>
@@ -46155,7 +46418,7 @@
       <w:ind/>
     </w:pPr>
   </w:style>
-  <w:style w:type="paragraph" w:styleId="1480" w:customStyle="1">
+  <w:style w:type="paragraph" w:styleId="1644" w:customStyle="1">
     <w:name w:val="Normal1"/>
     <w:pPr>
       <w:pBdr/>
@@ -46168,10 +46431,10 @@
       <w:szCs w:val="22"/>
     </w:rPr>
   </w:style>
-  <w:style w:type="paragraph" w:styleId="1481">
+  <w:style w:type="paragraph" w:styleId="1645">
     <w:name w:val="TOC Heading"/>
-    <w:basedOn w:val="1446"/>
-    <w:next w:val="1445"/>
+    <w:basedOn w:val="1610"/>
+    <w:next w:val="1609"/>
     <w:uiPriority w:val="39"/>
     <w:unhideWhenUsed/>
     <w:qFormat/>

--- a/ApêndiceA-GestãodoProjeto/FalaCidade_GestaoDoProjeto_v4.docx
+++ b/ApêndiceA-GestãodoProjeto/FalaCidade_GestaoDoProjeto_v4.docx
@@ -18,28 +18,39 @@
           <w:sz w:val="24"/>
           <w:szCs w:val="24"/>
         </w:rPr>
-        <w:t xml:space="preserve">FAI – CENTRO DE ENSINO </w:t>
+        <w:t xml:space="preserve">FAI – CENTRO DE ENSINO SUPERIOR EM GESTÃO, TECNOLOGIA E EDUCAÇÃO</w:t>
       </w:r>
+    </w:p>
+    <w:p>
+      <w:pPr>
+        <w:pStyle w:val="1627"/>
+        <w:pBdr/>
+        <w:spacing/>
+        <w:ind/>
+        <w:rPr>
+          <w:sz w:val="24"/>
+          <w:szCs w:val="24"/>
+        </w:rPr>
+      </w:pPr>
       <w:r>
         <w:rPr>
           <w:sz w:val="24"/>
           <w:szCs w:val="24"/>
         </w:rPr>
-        <w:t xml:space="preserve">SUPERIOR EM GESTÃO, TECNOLOGIA </w:t>
+        <w:t xml:space="preserve">CURSO DE SISTEMAS DE INFORMAÇÃO</w:t>
       </w:r>
-      <w:r>
+    </w:p>
+    <w:p>
+      <w:pPr>
+        <w:pStyle w:val="1627"/>
+        <w:pBdr/>
+        <w:spacing/>
+        <w:ind/>
         <w:rPr>
           <w:sz w:val="24"/>
           <w:szCs w:val="24"/>
         </w:rPr>
-        <w:t xml:space="preserve">E EDUCAÇÃO</w:t>
-      </w:r>
-      <w:r>
-        <w:rPr>
-          <w:sz w:val="24"/>
-          <w:szCs w:val="24"/>
-        </w:rPr>
-      </w:r>
+      </w:pPr>
       <w:r>
         <w:rPr>
           <w:sz w:val="24"/>
@@ -63,14 +74,58 @@
           <w:sz w:val="24"/>
           <w:szCs w:val="24"/>
         </w:rPr>
-        <w:t xml:space="preserve">CURSO DE SISTEMAS DE INFORMAÇÃO</w:t>
+        <w:t xml:space="preserve">LUCAS FIORRIGI FURLAN</w:t>
       </w:r>
+    </w:p>
+    <w:p>
+      <w:pPr>
+        <w:pStyle w:val="1627"/>
+        <w:pBdr/>
+        <w:spacing/>
+        <w:ind/>
+        <w:rPr>
+          <w:sz w:val="24"/>
+          <w:szCs w:val="24"/>
+        </w:rPr>
+      </w:pPr>
       <w:r>
         <w:rPr>
           <w:sz w:val="24"/>
           <w:szCs w:val="24"/>
         </w:rPr>
+        <w:t xml:space="preserve">MIGUEL MARTINS LIMA</w:t>
       </w:r>
+    </w:p>
+    <w:p>
+      <w:pPr>
+        <w:pStyle w:val="1627"/>
+        <w:pBdr/>
+        <w:spacing/>
+        <w:ind/>
+        <w:rPr>
+          <w:sz w:val="24"/>
+          <w:szCs w:val="24"/>
+        </w:rPr>
+      </w:pPr>
+      <w:r>
+        <w:rPr>
+          <w:sz w:val="24"/>
+          <w:szCs w:val="24"/>
+        </w:rPr>
+        <w:t xml:space="preserve">RODRIGO PEREIRA ROMANO</w:t>
+      </w:r>
+    </w:p>
+    <w:p>
+      <w:pPr>
+        <w:pStyle w:val="1627"/>
+        <w:pBdr/>
+        <w:spacing/>
+        <w:ind/>
+        <w:rPr>
+          <w:sz w:val="24"/>
+          <w:szCs w:val="24"/>
+        </w:rPr>
+      </w:pPr>
       <w:r>
         <w:rPr>
           <w:sz w:val="24"/>
@@ -95,12 +150,18 @@
           <w:szCs w:val="24"/>
         </w:rPr>
       </w:r>
-      <w:r>
+    </w:p>
+    <w:p>
+      <w:pPr>
+        <w:pStyle w:val="1627"/>
+        <w:pBdr/>
+        <w:spacing/>
+        <w:ind/>
         <w:rPr>
           <w:sz w:val="24"/>
           <w:szCs w:val="24"/>
         </w:rPr>
-      </w:r>
+      </w:pPr>
       <w:r>
         <w:rPr>
           <w:sz w:val="24"/>
@@ -124,14 +185,19 @@
           <w:sz w:val="24"/>
           <w:szCs w:val="24"/>
         </w:rPr>
-        <w:t xml:space="preserve">LUCAS FIORRIGI FURLAN</w:t>
       </w:r>
-      <w:r>
+    </w:p>
+    <w:p>
+      <w:pPr>
+        <w:pStyle w:val="1627"/>
+        <w:pBdr/>
+        <w:spacing/>
+        <w:ind/>
         <w:rPr>
           <w:sz w:val="24"/>
           <w:szCs w:val="24"/>
         </w:rPr>
-      </w:r>
+      </w:pPr>
       <w:r>
         <w:rPr>
           <w:sz w:val="24"/>
@@ -155,14 +221,68 @@
           <w:sz w:val="24"/>
           <w:szCs w:val="24"/>
         </w:rPr>
-        <w:t xml:space="preserve">MIGUEL MARTINS LIMA</w:t>
       </w:r>
+    </w:p>
+    <w:p>
+      <w:pPr>
+        <w:pStyle w:val="1627"/>
+        <w:pBdr/>
+        <w:spacing/>
+        <w:ind/>
+        <w:rPr>
+          <w:sz w:val="24"/>
+          <w:szCs w:val="24"/>
+        </w:rPr>
+      </w:pPr>
       <w:r>
         <w:rPr>
           <w:sz w:val="24"/>
           <w:szCs w:val="24"/>
         </w:rPr>
+        <w:t xml:space="preserve">SISTEMA DE INFORMAÇÃO PARA REPORTE DE OCORRÊNCIAS E APOIO À GESTÃO DE ZELADORIA PÚBLICA: FALA, CIDADE!</w:t>
       </w:r>
+    </w:p>
+    <w:p>
+      <w:pPr>
+        <w:pBdr/>
+        <w:spacing/>
+        <w:ind/>
+        <w:rPr>
+          <w:szCs w:val="24"/>
+        </w:rPr>
+      </w:pPr>
+      <w:r>
+        <w:rPr>
+          <w:szCs w:val="24"/>
+        </w:rPr>
+      </w:r>
+    </w:p>
+    <w:p>
+      <w:pPr>
+        <w:pBdr/>
+        <w:spacing/>
+        <w:ind/>
+        <w:rPr>
+          <w:szCs w:val="24"/>
+        </w:rPr>
+      </w:pPr>
+      <w:r>
+        <w:rPr>
+          <w:szCs w:val="24"/>
+        </w:rPr>
+      </w:r>
+    </w:p>
+    <w:p>
+      <w:pPr>
+        <w:pStyle w:val="1627"/>
+        <w:pBdr/>
+        <w:spacing/>
+        <w:ind/>
+        <w:rPr>
+          <w:sz w:val="24"/>
+          <w:szCs w:val="24"/>
+        </w:rPr>
+      </w:pPr>
       <w:r>
         <w:rPr>
           <w:sz w:val="24"/>
@@ -186,14 +306,19 @@
           <w:sz w:val="24"/>
           <w:szCs w:val="24"/>
         </w:rPr>
-        <w:t xml:space="preserve">RODRIGO PEREIRA ROMANO</w:t>
       </w:r>
-      <w:r>
+    </w:p>
+    <w:p>
+      <w:pPr>
+        <w:pStyle w:val="1627"/>
+        <w:pBdr/>
+        <w:spacing/>
+        <w:ind/>
         <w:rPr>
           <w:sz w:val="24"/>
           <w:szCs w:val="24"/>
         </w:rPr>
-      </w:r>
+      </w:pPr>
       <w:r>
         <w:rPr>
           <w:sz w:val="24"/>
@@ -218,12 +343,18 @@
           <w:szCs w:val="24"/>
         </w:rPr>
       </w:r>
-      <w:r>
+    </w:p>
+    <w:p>
+      <w:pPr>
+        <w:pStyle w:val="1627"/>
+        <w:pBdr/>
+        <w:spacing/>
+        <w:ind/>
         <w:rPr>
           <w:sz w:val="24"/>
           <w:szCs w:val="24"/>
         </w:rPr>
-      </w:r>
+      </w:pPr>
       <w:r>
         <w:rPr>
           <w:sz w:val="24"/>
@@ -248,481 +379,43 @@
           <w:szCs w:val="24"/>
         </w:rPr>
       </w:r>
+    </w:p>
+    <w:p>
+      <w:pPr>
+        <w:pStyle w:val="1627"/>
+        <w:pBdr/>
+        <w:spacing/>
+        <w:ind/>
+        <w:rPr>
+          <w:sz w:val="24"/>
+          <w:szCs w:val="24"/>
+        </w:rPr>
+      </w:pPr>
       <w:r>
         <w:rPr>
           <w:sz w:val="24"/>
           <w:szCs w:val="24"/>
         </w:rPr>
+        <w:t xml:space="preserve">SANTA RITA DO SAPUCAÍ - MG</w:t>
       </w:r>
+    </w:p>
+    <w:p>
+      <w:pPr>
+        <w:pStyle w:val="1627"/>
+        <w:pBdr/>
+        <w:spacing/>
+        <w:ind/>
+        <w:rPr>
+          <w:sz w:val="24"/>
+          <w:szCs w:val="24"/>
+        </w:rPr>
+      </w:pPr>
       <w:r>
         <w:rPr>
           <w:sz w:val="24"/>
           <w:szCs w:val="24"/>
         </w:rPr>
-      </w:r>
-    </w:p>
-    <w:p>
-      <w:pPr>
-        <w:pStyle w:val="1627"/>
-        <w:pBdr/>
-        <w:spacing/>
-        <w:ind/>
-        <w:rPr>
-          <w:sz w:val="24"/>
-          <w:szCs w:val="24"/>
-        </w:rPr>
-      </w:pPr>
-      <w:r>
-        <w:rPr>
-          <w:sz w:val="24"/>
-          <w:szCs w:val="24"/>
-        </w:rPr>
-      </w:r>
-      <w:r>
-        <w:rPr>
-          <w:sz w:val="24"/>
-          <w:szCs w:val="24"/>
-        </w:rPr>
-      </w:r>
-      <w:r>
-        <w:rPr>
-          <w:sz w:val="24"/>
-          <w:szCs w:val="24"/>
-        </w:rPr>
-      </w:r>
-    </w:p>
-    <w:p>
-      <w:pPr>
-        <w:pStyle w:val="1627"/>
-        <w:pBdr/>
-        <w:spacing/>
-        <w:ind/>
-        <w:rPr>
-          <w:sz w:val="24"/>
-          <w:szCs w:val="24"/>
-        </w:rPr>
-      </w:pPr>
-      <w:r>
-        <w:rPr>
-          <w:sz w:val="24"/>
-          <w:szCs w:val="24"/>
-        </w:rPr>
-      </w:r>
-      <w:r>
-        <w:rPr>
-          <w:sz w:val="24"/>
-          <w:szCs w:val="24"/>
-        </w:rPr>
-      </w:r>
-      <w:r>
-        <w:rPr>
-          <w:sz w:val="24"/>
-          <w:szCs w:val="24"/>
-        </w:rPr>
-      </w:r>
-    </w:p>
-    <w:p>
-      <w:pPr>
-        <w:pStyle w:val="1627"/>
-        <w:pBdr/>
-        <w:spacing/>
-        <w:ind/>
-        <w:rPr>
-          <w:sz w:val="24"/>
-          <w:szCs w:val="24"/>
-        </w:rPr>
-      </w:pPr>
-      <w:r>
-        <w:rPr>
-          <w:sz w:val="24"/>
-          <w:szCs w:val="24"/>
-        </w:rPr>
-      </w:r>
-      <w:r>
-        <w:rPr>
-          <w:sz w:val="24"/>
-          <w:szCs w:val="24"/>
-        </w:rPr>
-      </w:r>
-      <w:r>
-        <w:rPr>
-          <w:sz w:val="24"/>
-          <w:szCs w:val="24"/>
-        </w:rPr>
-      </w:r>
-    </w:p>
-    <w:p>
-      <w:pPr>
-        <w:pStyle w:val="1627"/>
-        <w:pBdr/>
-        <w:spacing/>
-        <w:ind/>
-        <w:rPr>
-          <w:sz w:val="24"/>
-          <w:szCs w:val="24"/>
-        </w:rPr>
-      </w:pPr>
-      <w:r>
-        <w:rPr>
-          <w:sz w:val="24"/>
-          <w:szCs w:val="24"/>
-        </w:rPr>
-      </w:r>
-      <w:r>
-        <w:rPr>
-          <w:sz w:val="24"/>
-          <w:szCs w:val="24"/>
-        </w:rPr>
-      </w:r>
-      <w:r>
-        <w:rPr>
-          <w:sz w:val="24"/>
-          <w:szCs w:val="24"/>
-        </w:rPr>
-      </w:r>
-    </w:p>
-    <w:p>
-      <w:pPr>
-        <w:pStyle w:val="1627"/>
-        <w:pBdr/>
-        <w:spacing/>
-        <w:ind/>
-        <w:rPr>
-          <w:sz w:val="24"/>
-          <w:szCs w:val="24"/>
-        </w:rPr>
-      </w:pPr>
-      <w:r>
-        <w:rPr>
-          <w:sz w:val="24"/>
-          <w:szCs w:val="24"/>
-        </w:rPr>
-        <w:t xml:space="preserve">SISTEMA DE INFORMAÇÃO PARA REPORTE DE OCORRÊNCIAS E APOIO À GESTÃO DE ZELADORIA PÚBLICA: FALA, CIDADE!</w:t>
-      </w:r>
-      <w:r>
-        <w:rPr>
-          <w:sz w:val="24"/>
-          <w:szCs w:val="24"/>
-        </w:rPr>
-      </w:r>
-      <w:r>
-        <w:rPr>
-          <w:sz w:val="24"/>
-          <w:szCs w:val="24"/>
-        </w:rPr>
-      </w:r>
-    </w:p>
-    <w:p>
-      <w:pPr>
-        <w:pBdr/>
-        <w:spacing/>
-        <w:ind/>
-        <w:rPr>
-          <w:szCs w:val="24"/>
-        </w:rPr>
-      </w:pPr>
-      <w:r>
-        <w:rPr>
-          <w:szCs w:val="24"/>
-        </w:rPr>
-      </w:r>
-      <w:r>
-        <w:rPr>
-          <w:szCs w:val="24"/>
-        </w:rPr>
-      </w:r>
-      <w:r>
-        <w:rPr>
-          <w:szCs w:val="24"/>
-        </w:rPr>
-      </w:r>
-    </w:p>
-    <w:p>
-      <w:pPr>
-        <w:pBdr/>
-        <w:spacing/>
-        <w:ind/>
-        <w:rPr>
-          <w:szCs w:val="24"/>
-        </w:rPr>
-      </w:pPr>
-      <w:r>
-        <w:rPr>
-          <w:szCs w:val="24"/>
-        </w:rPr>
-      </w:r>
-      <w:r>
-        <w:rPr>
-          <w:szCs w:val="24"/>
-        </w:rPr>
-      </w:r>
-      <w:r>
-        <w:rPr>
-          <w:szCs w:val="24"/>
-        </w:rPr>
-      </w:r>
-    </w:p>
-    <w:p>
-      <w:pPr>
-        <w:pStyle w:val="1627"/>
-        <w:pBdr/>
-        <w:spacing/>
-        <w:ind/>
-        <w:rPr>
-          <w:sz w:val="24"/>
-          <w:szCs w:val="24"/>
-        </w:rPr>
-      </w:pPr>
-      <w:r>
-        <w:rPr>
-          <w:sz w:val="24"/>
-          <w:szCs w:val="24"/>
-        </w:rPr>
-      </w:r>
-      <w:r>
-        <w:rPr>
-          <w:sz w:val="24"/>
-          <w:szCs w:val="24"/>
-        </w:rPr>
-      </w:r>
-      <w:r>
-        <w:rPr>
-          <w:sz w:val="24"/>
-          <w:szCs w:val="24"/>
-        </w:rPr>
-      </w:r>
-    </w:p>
-    <w:p>
-      <w:pPr>
-        <w:pStyle w:val="1627"/>
-        <w:pBdr/>
-        <w:spacing/>
-        <w:ind/>
-        <w:rPr>
-          <w:sz w:val="24"/>
-          <w:szCs w:val="24"/>
-        </w:rPr>
-      </w:pPr>
-      <w:r>
-        <w:rPr>
-          <w:sz w:val="24"/>
-          <w:szCs w:val="24"/>
-        </w:rPr>
-      </w:r>
-      <w:r>
-        <w:rPr>
-          <w:sz w:val="24"/>
-          <w:szCs w:val="24"/>
-        </w:rPr>
-      </w:r>
-      <w:r>
-        <w:rPr>
-          <w:sz w:val="24"/>
-          <w:szCs w:val="24"/>
-        </w:rPr>
-      </w:r>
-    </w:p>
-    <w:p>
-      <w:pPr>
-        <w:pStyle w:val="1627"/>
-        <w:pBdr/>
-        <w:spacing/>
-        <w:ind/>
-        <w:rPr>
-          <w:sz w:val="24"/>
-          <w:szCs w:val="24"/>
-        </w:rPr>
-      </w:pPr>
-      <w:r>
-        <w:rPr>
-          <w:sz w:val="24"/>
-          <w:szCs w:val="24"/>
-        </w:rPr>
-      </w:r>
-      <w:r>
-        <w:rPr>
-          <w:sz w:val="24"/>
-          <w:szCs w:val="24"/>
-        </w:rPr>
-      </w:r>
-      <w:r>
-        <w:rPr>
-          <w:sz w:val="24"/>
-          <w:szCs w:val="24"/>
-        </w:rPr>
-      </w:r>
-    </w:p>
-    <w:p>
-      <w:pPr>
-        <w:pStyle w:val="1627"/>
-        <w:pBdr/>
-        <w:spacing/>
-        <w:ind/>
-        <w:rPr>
-          <w:sz w:val="24"/>
-          <w:szCs w:val="24"/>
-        </w:rPr>
-      </w:pPr>
-      <w:r>
-        <w:rPr>
-          <w:sz w:val="24"/>
-          <w:szCs w:val="24"/>
-        </w:rPr>
-      </w:r>
-      <w:r>
-        <w:rPr>
-          <w:sz w:val="24"/>
-          <w:szCs w:val="24"/>
-        </w:rPr>
-      </w:r>
-      <w:r>
-        <w:rPr>
-          <w:sz w:val="24"/>
-          <w:szCs w:val="24"/>
-        </w:rPr>
-      </w:r>
-    </w:p>
-    <w:p>
-      <w:pPr>
-        <w:pStyle w:val="1627"/>
-        <w:pBdr/>
-        <w:spacing/>
-        <w:ind/>
-        <w:rPr>
-          <w:sz w:val="24"/>
-          <w:szCs w:val="24"/>
-        </w:rPr>
-      </w:pPr>
-      <w:r>
-        <w:rPr>
-          <w:sz w:val="24"/>
-          <w:szCs w:val="24"/>
-        </w:rPr>
-      </w:r>
-      <w:r>
-        <w:rPr>
-          <w:sz w:val="24"/>
-          <w:szCs w:val="24"/>
-        </w:rPr>
-      </w:r>
-      <w:r>
-        <w:rPr>
-          <w:sz w:val="24"/>
-          <w:szCs w:val="24"/>
-        </w:rPr>
-      </w:r>
-    </w:p>
-    <w:p>
-      <w:pPr>
-        <w:pStyle w:val="1627"/>
-        <w:pBdr/>
-        <w:spacing/>
-        <w:ind/>
-        <w:rPr>
-          <w:sz w:val="24"/>
-          <w:szCs w:val="24"/>
-        </w:rPr>
-      </w:pPr>
-      <w:r>
-        <w:rPr>
-          <w:sz w:val="24"/>
-          <w:szCs w:val="24"/>
-        </w:rPr>
-      </w:r>
-      <w:r>
-        <w:rPr>
-          <w:sz w:val="24"/>
-          <w:szCs w:val="24"/>
-        </w:rPr>
-      </w:r>
-      <w:r>
-        <w:rPr>
-          <w:sz w:val="24"/>
-          <w:szCs w:val="24"/>
-        </w:rPr>
-      </w:r>
-    </w:p>
-    <w:p>
-      <w:pPr>
-        <w:pStyle w:val="1627"/>
-        <w:pBdr/>
-        <w:spacing/>
-        <w:ind/>
-        <w:rPr>
-          <w:sz w:val="24"/>
-          <w:szCs w:val="24"/>
-        </w:rPr>
-      </w:pPr>
-      <w:r>
-        <w:rPr>
-          <w:sz w:val="24"/>
-          <w:szCs w:val="24"/>
-        </w:rPr>
-        <w:t xml:space="preserve">S</w:t>
-      </w:r>
-      <w:r>
-        <w:rPr>
-          <w:sz w:val="24"/>
-          <w:szCs w:val="24"/>
-        </w:rPr>
-        <w:t xml:space="preserve">ANTA RITA DO SAPUCAÍ - MG</w:t>
-      </w:r>
-      <w:r>
-        <w:rPr>
-          <w:sz w:val="24"/>
-          <w:szCs w:val="24"/>
-        </w:rPr>
-      </w:r>
-      <w:r>
-        <w:rPr>
-          <w:sz w:val="24"/>
-          <w:szCs w:val="24"/>
-        </w:rPr>
-      </w:r>
-    </w:p>
-    <w:p>
-      <w:pPr>
-        <w:pStyle w:val="1627"/>
-        <w:pBdr/>
-        <w:spacing/>
-        <w:ind/>
-        <w:rPr>
-          <w:sz w:val="24"/>
-          <w:szCs w:val="24"/>
-        </w:rPr>
-      </w:pPr>
-      <w:r>
-        <w:rPr>
-          <w:sz w:val="24"/>
-          <w:szCs w:val="24"/>
-        </w:rPr>
-        <w:t xml:space="preserve">20</w:t>
-      </w:r>
-      <w:r>
-        <w:rPr>
-          <w:sz w:val="24"/>
-          <w:szCs w:val="24"/>
-        </w:rPr>
-        <w:t xml:space="preserve">2</w:t>
-      </w:r>
-      <w:r>
-        <w:rPr>
-          <w:sz w:val="24"/>
-          <w:szCs w:val="24"/>
-        </w:rPr>
-        <w:t xml:space="preserve">6</w:t>
-      </w:r>
-      <w:r>
-        <w:rPr>
-          <w:sz w:val="24"/>
-          <w:szCs w:val="24"/>
-        </w:rPr>
-      </w:r>
-      <w:r>
-        <w:rPr>
-          <w:sz w:val="24"/>
-          <w:szCs w:val="24"/>
-        </w:rPr>
+        <w:t xml:space="preserve">2026</w:t>
       </w:r>
     </w:p>
     <w:p>
@@ -744,11 +437,17 @@
           <w:szCs w:val="20"/>
         </w:rPr>
       </w:r>
+    </w:p>
+    <w:p>
+      <w:pPr>
+        <w:pStyle w:val="1626"/>
+        <w:pBdr/>
+        <w:spacing/>
+        <w:ind/>
+        <w:rPr/>
+      </w:pPr>
       <w:r>
-        <w:rPr>
-          <w:sz w:val="28"/>
-          <w:szCs w:val="20"/>
-        </w:rPr>
+        <w:t xml:space="preserve">SUMÁRIO</w:t>
       </w:r>
     </w:p>
     <w:p>
@@ -759,20 +458,6 @@
         <w:ind/>
         <w:rPr/>
       </w:pPr>
-      <w:r>
-        <w:t xml:space="preserve">SUMÁRIO</w:t>
-      </w:r>
-      <w:r/>
-    </w:p>
-    <w:p>
-      <w:pPr>
-        <w:pStyle w:val="1626"/>
-        <w:pBdr/>
-        <w:spacing/>
-        <w:ind/>
-        <w:rPr/>
-      </w:pPr>
-      <w:r/>
       <w:r/>
     </w:p>
     <w:sdt>
@@ -800,7 +485,6 @@
             <w:rPr/>
           </w:pPr>
           <w:r/>
-          <w:r/>
         </w:p>
         <w:p>
           <w:pPr>
@@ -818,17 +502,7 @@
               <w:bCs/>
             </w:rPr>
             <w:fldChar w:fldCharType="begin"/>
-          </w:r>
-          <w:r>
-            <w:rPr>
-              <w:bCs/>
-            </w:rPr>
             <w:instrText xml:space="preserve"> TOC \o "1-3" \h \z \u </w:instrText>
-          </w:r>
-          <w:r>
-            <w:rPr>
-              <w:bCs/>
-            </w:rPr>
             <w:fldChar w:fldCharType="separate"/>
           </w:r>
           <w:r/>
@@ -837,22 +511,10 @@
               <w:rPr>
                 <w:rStyle w:val="1624"/>
               </w:rPr>
-            </w:r>
-            <w:r>
-              <w:rPr>
-                <w:rStyle w:val="1624"/>
-              </w:rPr>
               <w:t xml:space="preserve">1 GESTÃO DO PROJETO</w:t>
             </w:r>
             <w:r>
-              <w:rPr>
-                <w:rStyle w:val="1624"/>
-              </w:rPr>
-            </w:r>
-            <w:r>
               <w:tab/>
-            </w:r>
-            <w:r>
               <w:fldChar w:fldCharType="begin"/>
               <w:instrText xml:space="preserve">PAGEREF _Toc1 \h</w:instrText>
               <w:fldChar w:fldCharType="separate"/>
@@ -878,22 +540,10 @@
               <w:rPr>
                 <w:rStyle w:val="1624"/>
               </w:rPr>
-            </w:r>
-            <w:r>
-              <w:rPr>
-                <w:rStyle w:val="1624"/>
-              </w:rPr>
               <w:t xml:space="preserve">1.1 PRODUCT BACKLOG</w:t>
             </w:r>
             <w:r>
-              <w:rPr>
-                <w:rStyle w:val="1624"/>
-              </w:rPr>
-            </w:r>
-            <w:r>
               <w:tab/>
-            </w:r>
-            <w:r>
               <w:fldChar w:fldCharType="begin"/>
               <w:instrText xml:space="preserve">PAGEREF _Toc2 \h</w:instrText>
               <w:fldChar w:fldCharType="separate"/>
@@ -919,22 +569,10 @@
               <w:rPr>
                 <w:rStyle w:val="1624"/>
               </w:rPr>
-            </w:r>
-            <w:r>
-              <w:rPr>
-                <w:rStyle w:val="1624"/>
-              </w:rPr>
               <w:t xml:space="preserve">1.2 ESTRUTURA ANALÍTICA DO PROJETO (EAP)</w:t>
             </w:r>
             <w:r>
-              <w:rPr>
-                <w:rStyle w:val="1624"/>
-              </w:rPr>
-            </w:r>
-            <w:r>
               <w:tab/>
-            </w:r>
-            <w:r>
               <w:fldChar w:fldCharType="begin"/>
               <w:instrText xml:space="preserve">PAGEREF _Toc3 \h</w:instrText>
               <w:fldChar w:fldCharType="separate"/>
@@ -960,22 +598,10 @@
               <w:rPr>
                 <w:rStyle w:val="1624"/>
               </w:rPr>
-            </w:r>
-            <w:r>
-              <w:rPr>
-                <w:rStyle w:val="1624"/>
-              </w:rPr>
               <w:t xml:space="preserve">1.3 CRONOGRAMA</w:t>
             </w:r>
             <w:r>
-              <w:rPr>
-                <w:rStyle w:val="1624"/>
-              </w:rPr>
-            </w:r>
-            <w:r>
               <w:tab/>
-            </w:r>
-            <w:r>
               <w:fldChar w:fldCharType="begin"/>
               <w:instrText xml:space="preserve">PAGEREF _Toc4 \h</w:instrText>
               <w:fldChar w:fldCharType="separate"/>
@@ -1001,22 +627,10 @@
               <w:rPr>
                 <w:rStyle w:val="1624"/>
               </w:rPr>
-            </w:r>
-            <w:r>
-              <w:rPr>
-                <w:rStyle w:val="1624"/>
-              </w:rPr>
               <w:t xml:space="preserve">1.3.1 Concepção e Planejamento (Fase 1)</w:t>
             </w:r>
             <w:r>
-              <w:rPr>
-                <w:rStyle w:val="1624"/>
-              </w:rPr>
-            </w:r>
-            <w:r>
               <w:tab/>
-            </w:r>
-            <w:r>
               <w:fldChar w:fldCharType="begin"/>
               <w:instrText xml:space="preserve">PAGEREF _Toc5 \h</w:instrText>
               <w:fldChar w:fldCharType="separate"/>
@@ -1042,22 +656,10 @@
               <w:rPr>
                 <w:rStyle w:val="1624"/>
               </w:rPr>
-            </w:r>
-            <w:r>
-              <w:rPr>
-                <w:rStyle w:val="1624"/>
-              </w:rPr>
               <w:t xml:space="preserve">1.3.2 Desenvolvimento e Testes do Back-end (Fase 2 e Fase 3)</w:t>
             </w:r>
             <w:r>
-              <w:rPr>
-                <w:rStyle w:val="1624"/>
-              </w:rPr>
-            </w:r>
-            <w:r>
               <w:tab/>
-            </w:r>
-            <w:r>
               <w:fldChar w:fldCharType="begin"/>
               <w:instrText xml:space="preserve">PAGEREF _Toc6 \h</w:instrText>
               <w:fldChar w:fldCharType="separate"/>
@@ -1083,22 +685,10 @@
               <w:rPr>
                 <w:rStyle w:val="1624"/>
               </w:rPr>
-            </w:r>
-            <w:r>
-              <w:rPr>
-                <w:rStyle w:val="1624"/>
-              </w:rPr>
               <w:t xml:space="preserve">1.3.3 Desenvolvimento e Testes do Front-end</w:t>
             </w:r>
             <w:r>
-              <w:rPr>
-                <w:rStyle w:val="1624"/>
-              </w:rPr>
-            </w:r>
-            <w:r>
               <w:tab/>
-            </w:r>
-            <w:r>
               <w:fldChar w:fldCharType="begin"/>
               <w:instrText xml:space="preserve">PAGEREF _Toc7 \h</w:instrText>
               <w:fldChar w:fldCharType="separate"/>
@@ -1124,22 +714,10 @@
               <w:rPr>
                 <w:rStyle w:val="1624"/>
               </w:rPr>
-            </w:r>
-            <w:r>
-              <w:rPr>
-                <w:rStyle w:val="1624"/>
-              </w:rPr>
               <w:t xml:space="preserve">1.3.4 Validação e Correções</w:t>
             </w:r>
             <w:r>
-              <w:rPr>
-                <w:rStyle w:val="1624"/>
-              </w:rPr>
-            </w:r>
-            <w:r>
               <w:tab/>
-            </w:r>
-            <w:r>
               <w:fldChar w:fldCharType="begin"/>
               <w:instrText xml:space="preserve">PAGEREF _Toc8 \h</w:instrText>
               <w:fldChar w:fldCharType="separate"/>
@@ -1165,22 +743,10 @@
               <w:rPr>
                 <w:rStyle w:val="1624"/>
               </w:rPr>
-            </w:r>
-            <w:r>
-              <w:rPr>
-                <w:rStyle w:val="1624"/>
-              </w:rPr>
               <w:t xml:space="preserve">1.3.5 Fase 3 — Arquitetura, Implementação e Testes</w:t>
             </w:r>
             <w:r>
-              <w:rPr>
-                <w:rStyle w:val="1624"/>
-              </w:rPr>
-            </w:r>
-            <w:r>
               <w:tab/>
-            </w:r>
-            <w:r>
               <w:fldChar w:fldCharType="begin"/>
               <w:instrText xml:space="preserve">PAGEREF _Toc9 \h</w:instrText>
               <w:fldChar w:fldCharType="separate"/>
@@ -1206,22 +772,10 @@
               <w:rPr>
                 <w:rStyle w:val="1624"/>
               </w:rPr>
-            </w:r>
-            <w:r>
-              <w:rPr>
-                <w:rStyle w:val="1624"/>
-              </w:rPr>
               <w:t xml:space="preserve">1.3.6 Fase 4 — Implantação, Encerramento e Defesa</w:t>
             </w:r>
             <w:r>
-              <w:rPr>
-                <w:rStyle w:val="1624"/>
-              </w:rPr>
-            </w:r>
-            <w:r>
               <w:tab/>
-            </w:r>
-            <w:r>
               <w:fldChar w:fldCharType="begin"/>
               <w:instrText xml:space="preserve">PAGEREF _Toc10 \h</w:instrText>
               <w:fldChar w:fldCharType="separate"/>
@@ -1247,22 +801,10 @@
               <w:rPr>
                 <w:rStyle w:val="1624"/>
               </w:rPr>
-            </w:r>
-            <w:r>
-              <w:rPr>
-                <w:rStyle w:val="1624"/>
-              </w:rPr>
               <w:t xml:space="preserve">1.4 CAMINHO CRÍTICO</w:t>
             </w:r>
             <w:r>
-              <w:rPr>
-                <w:rStyle w:val="1624"/>
-              </w:rPr>
-            </w:r>
-            <w:r>
               <w:tab/>
-            </w:r>
-            <w:r>
               <w:fldChar w:fldCharType="begin"/>
               <w:instrText xml:space="preserve">PAGEREF _Toc11 \h</w:instrText>
               <w:fldChar w:fldCharType="separate"/>
@@ -1288,22 +830,10 @@
               <w:rPr>
                 <w:rStyle w:val="1624"/>
               </w:rPr>
-            </w:r>
-            <w:r>
-              <w:rPr>
-                <w:rStyle w:val="1624"/>
-              </w:rPr>
               <w:t xml:space="preserve">1.5 MARCOS DO PROJETO</w:t>
             </w:r>
             <w:r>
-              <w:rPr>
-                <w:rStyle w:val="1624"/>
-              </w:rPr>
-            </w:r>
-            <w:r>
               <w:tab/>
-            </w:r>
-            <w:r>
               <w:fldChar w:fldCharType="begin"/>
               <w:instrText xml:space="preserve">PAGEREF _Toc12 \h</w:instrText>
               <w:fldChar w:fldCharType="separate"/>
@@ -1329,22 +859,10 @@
               <w:rPr>
                 <w:rStyle w:val="1624"/>
               </w:rPr>
-            </w:r>
-            <w:r>
-              <w:rPr>
-                <w:rStyle w:val="1624"/>
-              </w:rPr>
               <w:t xml:space="preserve">1.6 GESTÃO DE RISCOS</w:t>
             </w:r>
             <w:r>
-              <w:rPr>
-                <w:rStyle w:val="1624"/>
-              </w:rPr>
-            </w:r>
-            <w:r>
               <w:tab/>
-            </w:r>
-            <w:r>
               <w:fldChar w:fldCharType="begin"/>
               <w:instrText xml:space="preserve">PAGEREF _Toc13 \h</w:instrText>
               <w:fldChar w:fldCharType="separate"/>
@@ -1370,22 +888,10 @@
               <w:rPr>
                 <w:rStyle w:val="1624"/>
               </w:rPr>
-            </w:r>
-            <w:r>
-              <w:rPr>
-                <w:rStyle w:val="1624"/>
-              </w:rPr>
               <w:t xml:space="preserve">1.7 PAPÉIS E RESPONSABILIDADES</w:t>
             </w:r>
             <w:r>
-              <w:rPr>
-                <w:rStyle w:val="1624"/>
-              </w:rPr>
-            </w:r>
-            <w:r>
               <w:tab/>
-            </w:r>
-            <w:r>
               <w:fldChar w:fldCharType="begin"/>
               <w:instrText xml:space="preserve">PAGEREF _Toc14 \h</w:instrText>
               <w:fldChar w:fldCharType="separate"/>
@@ -1415,7 +921,6 @@
             <w:fldChar w:fldCharType="end"/>
           </w:r>
           <w:r/>
-          <w:r/>
         </w:p>
       </w:sdtContent>
     </w:sdt>
@@ -1440,7 +945,6 @@
         </w:sectPr>
       </w:pPr>
       <w:r/>
-      <w:r/>
     </w:p>
     <w:p>
       <w:pPr>
@@ -1457,7 +961,6 @@
       </w:r>
       <w:bookmarkEnd w:id="1"/>
       <w:r/>
-      <w:r/>
     </w:p>
     <w:p>
       <w:pPr>
@@ -1470,13 +973,7 @@
         <w:rPr>
           <w:b w:val="0"/>
         </w:rPr>
-        <w:t xml:space="preserve">Este documento consolida os artefatos de gerenciamento do projeto “Fala, Cidade!” — product backlog, estrutura analítica do projeto, cronograma, caminho crítico, marcos e gestão de riscos </w:t>
-      </w:r>
-      <w:r>
-        <w:rPr>
-          <w:b w:val="0"/>
-        </w:rPr>
-        <w:t xml:space="preserve">— e substitui a versão 3, elaborada ao término da Fase 2. A presente versão incorpora os marcos das Fases 3 e 4, conforme o planejamento da disciplina de Projeto Final de Curso II, e a gestão de riscos desenvolvida na disciplina de Gerência de Projetos II.</w:t>
+        <w:t xml:space="preserve">Este documento consolida os artefatos de gerenciamento do projeto “Fala, Cidade!” — product backlog, estrutura analítica do projeto, cronograma, caminho crítico, marcos e gestão de riscos — e substitui a versão 3, elaborada ao término da Fase 2. A presente versão incorpora os marcos das Fases 3 e 4, conforme o planejamento da disciplina de Projeto Final de Curso II, e a gestão de riscos desenvolvida na disciplina de Gerência de Projetos II.</w:t>
       </w:r>
       <w:r/>
     </w:p>
@@ -1921,7 +1418,6 @@
       <w:r>
         <w:t xml:space="preserve">QUADRO 1 – Histórico de revisões deste documento</w:t>
       </w:r>
-      <w:r/>
     </w:p>
     <w:p>
       <w:pPr>
@@ -1937,7 +1433,6 @@
         <w:t xml:space="preserve">1.1 PRODUCT BACKLOG</w:t>
       </w:r>
       <w:bookmarkEnd w:id="2"/>
-      <w:r/>
       <w:r/>
     </w:p>
     <w:p>
@@ -3105,7 +2600,7 @@
               <w:rPr>
                 <w:sz w:val="20"/>
               </w:rPr>
-              <w:t xml:space="preserve">Alerta e agrupamento de duplicidade em raio de cinquenta metros</w:t>
+              <w:t xml:space="preserve">Agrupamento automático de duplicidade em raio de cinquenta metros</w:t>
             </w:r>
             <w:r/>
           </w:p>
@@ -3531,7 +3026,6 @@
       <w:r>
         <w:t xml:space="preserve">QUADRO 2 – Product backlog do projeto</w:t>
       </w:r>
-      <w:r/>
     </w:p>
     <w:p>
       <w:pPr>
@@ -3547,7 +3041,6 @@
         <w:t xml:space="preserve">1.2 ESTRUTURA ANALÍTICA DO PROJETO (EAP)</w:t>
       </w:r>
       <w:bookmarkEnd w:id="3"/>
-      <w:r/>
       <w:r/>
     </w:p>
     <w:p>
@@ -3642,7 +3135,6 @@
           </mc:Fallback>
         </mc:AlternateContent>
       </w:r>
-      <w:r/>
     </w:p>
     <w:p>
       <w:pPr>
@@ -3656,7 +3148,6 @@
       <w:r>
         <w:t xml:space="preserve">FIGURA 1 – Estrutura Analítica do Projeto (EAP)</w:t>
       </w:r>
-      <w:r/>
     </w:p>
     <w:p>
       <w:pPr>
@@ -3688,7 +3179,6 @@
       </w:r>
       <w:bookmarkEnd w:id="4"/>
       <w:r/>
-      <w:r/>
     </w:p>
     <w:p>
       <w:pPr>
@@ -3719,7 +3209,6 @@
         <w:t xml:space="preserve">1.3.1 Concepção e Planejamento (Fase 1)</w:t>
       </w:r>
       <w:bookmarkEnd w:id="5"/>
-      <w:r/>
       <w:r/>
     </w:p>
     <w:tbl>
@@ -4431,7 +3920,6 @@
       <w:r>
         <w:t xml:space="preserve">QUADRO 3 – Cronograma da Fase 1</w:t>
       </w:r>
-      <w:r/>
     </w:p>
     <w:p>
       <w:pPr>
@@ -4447,7 +3935,6 @@
         <w:t xml:space="preserve">1.3.2 Desenvolvimento e Testes do Back-end (Fase 2 e Fase 3)</w:t>
       </w:r>
       <w:bookmarkEnd w:id="6"/>
-      <w:r/>
       <w:r/>
     </w:p>
     <w:tbl>
@@ -4933,7 +4420,6 @@
       <w:r>
         <w:t xml:space="preserve">QUADRO 4 – Cronograma do desenvolvimento do back-end</w:t>
       </w:r>
-      <w:r/>
     </w:p>
     <w:p>
       <w:pPr>
@@ -4949,7 +4435,6 @@
         <w:t xml:space="preserve">1.3.3 Desenvolvimento e Testes do Front-end</w:t>
       </w:r>
       <w:bookmarkEnd w:id="7"/>
-      <w:r/>
       <w:r/>
     </w:p>
     <w:tbl>
@@ -5435,7 +4920,6 @@
       <w:r>
         <w:t xml:space="preserve">QUADRO 5 – Cronograma do desenvolvimento do front-end</w:t>
       </w:r>
-      <w:r/>
     </w:p>
     <w:p>
       <w:pPr>
@@ -5451,7 +4935,6 @@
         <w:t xml:space="preserve">1.3.4 Validação e Correções</w:t>
       </w:r>
       <w:bookmarkEnd w:id="8"/>
-      <w:r/>
       <w:r/>
     </w:p>
     <w:tbl>
@@ -5824,7 +5307,6 @@
       <w:r>
         <w:t xml:space="preserve">QUADRO 6 – Cronograma da validação</w:t>
       </w:r>
-      <w:r/>
     </w:p>
     <w:p>
       <w:pPr>
@@ -5840,7 +5322,6 @@
         <w:t xml:space="preserve">1.3.5 Fase 3 — Arquitetura, Implementação e Testes</w:t>
       </w:r>
       <w:bookmarkEnd w:id="9"/>
-      <w:r/>
       <w:r/>
     </w:p>
     <w:tbl>
@@ -7117,7 +6598,6 @@
       <w:r>
         <w:t xml:space="preserve">QUADRO 7 – Cronograma da Fase 3</w:t>
       </w:r>
-      <w:r/>
     </w:p>
     <w:p>
       <w:pPr>
@@ -7133,7 +6613,6 @@
         <w:t xml:space="preserve">1.3.6 Fase 4 — Implantação, Encerramento e Defesa</w:t>
       </w:r>
       <w:bookmarkEnd w:id="10"/>
-      <w:r/>
       <w:r/>
     </w:p>
     <w:tbl>
@@ -8975,7 +8454,6 @@
       <w:r>
         <w:t xml:space="preserve">QUADRO 8 – Cronograma da Fase 4</w:t>
       </w:r>
-      <w:r/>
     </w:p>
     <w:p>
       <w:pPr>
@@ -8991,7 +8469,6 @@
         <w:t xml:space="preserve">1.4 CAMINHO CRÍTICO</w:t>
       </w:r>
       <w:bookmarkEnd w:id="11"/>
-      <w:r/>
       <w:r/>
     </w:p>
     <w:p>
@@ -9020,7 +8497,6 @@
       <w:r>
         <w:t xml:space="preserve">a) definição do tema e do escopo (5 dias);</w:t>
       </w:r>
-      <w:r/>
     </w:p>
     <w:p>
       <w:pPr>
@@ -9033,7 +8509,6 @@
       <w:r>
         <w:t xml:space="preserve">b) levantamento e definição dos requisitos (5 dias);</w:t>
       </w:r>
-      <w:r/>
     </w:p>
     <w:p>
       <w:pPr>
@@ -9046,7 +8521,6 @@
       <w:r>
         <w:t xml:space="preserve">c) protótipos das telas (7 dias);</w:t>
       </w:r>
-      <w:r/>
     </w:p>
     <w:p>
       <w:pPr>
@@ -9059,7 +8533,6 @@
       <w:r>
         <w:t xml:space="preserve">d) modelagem do banco de dados (5 dias);</w:t>
       </w:r>
-      <w:r/>
     </w:p>
     <w:p>
       <w:pPr>
@@ -9072,7 +8545,6 @@
       <w:r>
         <w:t xml:space="preserve">e) cadastro de usuários e testes integrados (9 dias);</w:t>
       </w:r>
-      <w:r/>
     </w:p>
     <w:p>
       <w:pPr>
@@ -9085,7 +8557,6 @@
       <w:r>
         <w:t xml:space="preserve">f) sistema de ocorrências e testes integrados (11 dias);</w:t>
       </w:r>
-      <w:r/>
     </w:p>
     <w:p>
       <w:pPr>
@@ -9098,7 +8569,6 @@
       <w:r>
         <w:t xml:space="preserve">g) sistema de acompanhamento e testes integrados (9 dias);</w:t>
       </w:r>
-      <w:r/>
     </w:p>
     <w:p>
       <w:pPr>
@@ -9111,7 +8581,6 @@
       <w:r>
         <w:t xml:space="preserve">h) painel administrativo e testes integrados (8 dias);</w:t>
       </w:r>
-      <w:r/>
     </w:p>
     <w:p>
       <w:pPr>
@@ -9124,7 +8593,6 @@
       <w:r>
         <w:t xml:space="preserve">i) integração e correção de defeitos globais (7 dias);</w:t>
       </w:r>
-      <w:r/>
     </w:p>
     <w:p>
       <w:pPr>
@@ -9137,7 +8605,6 @@
       <w:r>
         <w:t xml:space="preserve">j) validação final do sistema (4 dias);</w:t>
       </w:r>
-      <w:r/>
     </w:p>
     <w:p>
       <w:pPr>
@@ -9150,7 +8617,6 @@
       <w:r>
         <w:t xml:space="preserve">k) implementação das funcionalidades remanescentes da Fase 3 (20 dias);</w:t>
       </w:r>
-      <w:r/>
     </w:p>
     <w:p>
       <w:pPr>
@@ -9163,7 +8629,6 @@
       <w:r>
         <w:t xml:space="preserve">l) execução da bateria de testes unitários automatizados (8 dias);</w:t>
       </w:r>
-      <w:r/>
     </w:p>
     <w:p>
       <w:pPr>
@@ -9176,7 +8641,6 @@
       <w:r>
         <w:t xml:space="preserve">m) publicação do sistema (4 dias);</w:t>
       </w:r>
-      <w:r/>
     </w:p>
     <w:p>
       <w:pPr>
@@ -9189,7 +8653,6 @@
       <w:r>
         <w:t xml:space="preserve">n) apresentação na FAITEC 2026 (3 dias);</w:t>
       </w:r>
-      <w:r/>
     </w:p>
     <w:p>
       <w:pPr>
@@ -9202,7 +8665,6 @@
       <w:r>
         <w:t xml:space="preserve">o) entrega do projeto, do vídeo e dos slides à banca (1 dia);</w:t>
       </w:r>
-      <w:r/>
     </w:p>
     <w:p>
       <w:pPr>
@@ -9215,7 +8677,6 @@
       <w:r>
         <w:t xml:space="preserve">p) defesa perante a banca examinadora final (5 dias).</w:t>
       </w:r>
-      <w:r/>
     </w:p>
     <w:p>
       <w:pPr>
@@ -9231,7 +8692,6 @@
         <w:t xml:space="preserve">1.5 MARCOS DO PROJETO</w:t>
       </w:r>
       <w:bookmarkEnd w:id="12"/>
-      <w:r/>
       <w:r/>
     </w:p>
     <w:tbl>
@@ -10810,7 +10270,6 @@
       <w:r>
         <w:t xml:space="preserve">QUADRO 9 – Marcos do projeto e situação ao término da Fase 3</w:t>
       </w:r>
-      <w:r/>
     </w:p>
     <w:p>
       <w:pPr>
@@ -10827,7 +10286,6 @@
       </w:r>
       <w:bookmarkEnd w:id="13"/>
       <w:r/>
-      <w:r/>
     </w:p>
     <w:p>
       <w:pPr>
@@ -10840,13 +10298,7 @@
         <w:rPr>
           <w:b w:val="0"/>
         </w:rPr>
-        <w:t xml:space="preserve">A gestão de riscos do projeto, desenvolvida na disciplina de Gerência </w:t>
-      </w:r>
-      <w:r>
-        <w:rPr>
-          <w:b w:val="0"/>
-        </w:rPr>
-        <w:t xml:space="preserve">de Projetos II, compreende a identificação apoiada em matriz SWOT, a análise por probabilidade e impacto, o plano de resposta e o monitoramento contínuo. Foram registrados nove riscos negativos (R1 a R9) e seis riscos positivos, ou oportunidades (O1 a O6).</w:t>
+        <w:t xml:space="preserve">A gestão de riscos do projeto, desenvolvida na disciplina de Gerência de Projetos II, compreende a identificação apoiada em matriz SWOT, a análise por probabilidade e impacto, o plano de resposta e o monitoramento contínuo. Foram registrados nove riscos negativos (R1 a R9) e seis riscos positivos, ou oportunidades (O1 a O6).</w:t>
       </w:r>
       <w:r/>
     </w:p>
@@ -10876,7 +10328,6 @@
       <w:r>
         <w:t xml:space="preserve">a) FalaCidade_RelatorioGestaoRiscos_v1.docx — relatório completo, com a análise SWOT, a matriz de probabilidade × impacto, os riscos críticos e o plano de resposta;</w:t>
       </w:r>
-      <w:r/>
     </w:p>
     <w:p>
       <w:pPr>
@@ -10889,7 +10340,6 @@
       <w:r>
         <w:t xml:space="preserve">b) FalaCidade_PlanilhaGestaoRiscos_v1.xlsx — planilha de controle, com os riscos negativos e positivos, a exposição calculada, as estratégias, os responsáveis, os indicadores e a situação de cada risco.</w:t>
       </w:r>
-      <w:r/>
     </w:p>
     <w:p>
       <w:pPr>
@@ -10902,13 +10352,7 @@
         <w:rPr>
           <w:b w:val="0"/>
         </w:rPr>
-        <w:t xml:space="preserve">Os quatro riscos que ocupam a zona crítica da matriz — R1 (indisponibilidade dos serviços externos gratuitos), R2 (sobreposição do cronograma com as demais disciplinas), R4 (exposição de credenciais) e R5 (</w:t>
-      </w:r>
-      <w:r>
-        <w:rPr>
-          <w:b w:val="0"/>
-        </w:rPr>
-        <w:t xml:space="preserve">concentração do conhecimento da camada de persistência) — são objeto de reunião semanal de acompanhamento até a apresentação na FAITEC 2026. A matriz é revista ao término de cada sprint, durante a Sprint Retrospective, com registro na planilha de controle.</w:t>
+        <w:t xml:space="preserve">Os quatro riscos que ocupam a zona crítica da matriz — R1 (indisponibilidade dos serviços externos gratuitos), R2 (sobreposição do cronograma com as demais disciplinas), R4 (exposição de credenciais) e R5 (concentração do conhecimento da camada de persistência) — são objeto de reunião semanal de acompanhamento até a apresentação na FAITEC 2026. A matriz é revista ao término de cada sprint, durante a Sprint Retrospective, com registro na planilha de controle.</w:t>
       </w:r>
       <w:r/>
     </w:p>
@@ -10926,7 +10370,6 @@
         <w:t xml:space="preserve">1.7 PAPÉIS E RESPONSABILIDADES</w:t>
       </w:r>
       <w:bookmarkEnd w:id="14"/>
-      <w:r/>
       <w:r/>
     </w:p>
     <w:tbl>
@@ -11145,13 +10588,7 @@
               <w:rPr>
                 <w:sz w:val="20"/>
               </w:rPr>
-              <w:t xml:space="preserve">Levantamento e especificação de requisitos; modelagem UML; plano e execução dos testes; revisão cruzada do código do back-end; implementaç</w:t>
-            </w:r>
-            <w:r>
-              <w:rPr>
-                <w:sz w:val="20"/>
-              </w:rPr>
-              <w:t xml:space="preserve">ão do </w:t>
+              <w:t xml:space="preserve">Levantamento e especificação de requisitos; modelagem UML; plano e execução dos testes; revisão cruzada do código do back-end; implementação do </w:t>
             </w:r>
             <w:r/>
           </w:p>
@@ -11238,7 +10675,6 @@
       <w:r>
         <w:t xml:space="preserve">QUADRO 10 – Papéis e responsabilidades da equipe</w:t>
       </w:r>
-      <w:r/>
     </w:p>
     <w:sectPr>
       <w:headerReference w:type="default" r:id="rId11"/>
